--- a/Как устроен проект Экзаменационный центр.docx
+++ b/Как устроен проект Экзаменационный центр.docx
@@ -12,12 +12,12 @@
     </w:p>
     <w:p>
       <w:r>
-        <w:t>Путеводитель по коду для понимания проекта и подготовки к защите</w:t>
+        <w:t>Актуальная структура для сдачи командой из трёх человек</w:t>
       </w:r>
     </w:p>
     <w:p>
       <w:r>
-        <w:t>Программа принимает действия через консоль, проверяет правила записи на экзамен, хранит кандидатов и заявки в PostgreSQL и выгружает данные в Excel. Чтобы разобраться в коде, проследите путь одной команды: от пункта меню через сервис и репозиторий до таблицы базы данных, затем обратно к выводу в консоль.</w:t>
+        <w:t>Программа ведёт кандидатов, заявки на экзамены и экзаменаторов. Все основные данные живут в PostgreSQL. Меню принимает действие, сервис проверяет правила, репозиторий выполняет SQL, затем меню показывает результат. В этой версии у каждой из трёх сущностей есть отдельные модель, enum, репозиторий и сервис.</w:t>
       </w:r>
     </w:p>
     <w:p>
@@ -28,43 +28,6 @@
         <w:t>Общая схема работы</w:t>
       </w:r>
     </w:p>
-    <w:p>
-      <w:pPr>
-        <w:pStyle w:val="CodeExample"/>
-      </w:pPr>
-      <w:r>
-        <w:rPr>
-          <w:rFonts w:ascii="Courier New" w:hAnsi="Courier New"/>
-        </w:rPr>
-        <w:t>run.sh → Main → ConsoleUi → ExamCenterService</w:t>
-        <w:br/>
-        <w:t xml:space="preserve">                         ↓</w:t>
-        <w:br/>
-        <w:t xml:space="preserve">                ExamCenterRepository → PostgreSQL</w:t>
-        <w:br/>
-        <w:t xml:space="preserve">                         ↓</w:t>
-        <w:br/>
-        <w:t xml:space="preserve">            Applicant и ExamApplication</w:t>
-      </w:r>
-    </w:p>
-    <w:p>
-      <w:r>
-        <w:t>ConsoleUi читает ввод и показывает результат. ExamCenterService решает, разрешена ли операция. ExamCenterRepository выполняет SQL и преобразует строки ответа в Java-объекты. При экспорте ConsoleUi передает эти объекты XlsxExporter, который создает файл .xlsx.</w:t>
-      </w:r>
-    </w:p>
-    <w:p>
-      <w:r>
-        <w:t>Девять Java-файлов ниже находятся в каталоге src/main/java/ru/mirea/examcenter. Названия папок внутри него показывают роль файла: model — данные, service — правила, repository — база, ui — меню, export — Excel.</w:t>
-      </w:r>
-    </w:p>
-    <w:p>
-      <w:pPr>
-        <w:pStyle w:val="Heading1"/>
-      </w:pPr>
-      <w:r>
-        <w:t>Карта исходных файлов</w:t>
-      </w:r>
-    </w:p>
     <w:tbl>
       <w:tblPr>
         <w:tblW w:type="auto" w:w="0"/>
@@ -72,8 +35,9 @@
         <w:tblLook w:firstColumn="1" w:firstRow="1" w:lastColumn="0" w:lastRow="0" w:noHBand="0" w:noVBand="1" w:val="04A0"/>
       </w:tblPr>
       <w:tblGrid>
-        <w:gridCol w:w="3773"/>
-        <w:gridCol w:w="6062"/>
+        <w:gridCol w:w="1656"/>
+        <w:gridCol w:w="4392"/>
+        <w:gridCol w:w="3845"/>
       </w:tblGrid>
       <w:tr>
         <w:trPr>
@@ -82,8 +46,9 @@
         </w:trPr>
         <w:tc>
           <w:tcPr>
-            <w:tcW w:type="dxa" w:w="3773"/>
+            <w:tcW w:type="dxa" w:w="1656"/>
             <w:vAlign w:val="center"/>
+            <w:shd w:fill="263A5A"/>
             <w:tcBorders>
               <w:top w:val="single" w:sz="4" w:color="D9D9D9"/>
               <w:left w:val="single" w:sz="4" w:color="D9D9D9"/>
@@ -91,16 +56,15 @@
               <w:right w:val="single" w:sz="4" w:color="D9D9D9"/>
             </w:tcBorders>
             <w:tcMar>
-              <w:top w:w="80" w:type="dxa"/>
-              <w:bottom w:w="80" w:type="dxa"/>
+              <w:top w:w="55" w:type="dxa"/>
+              <w:bottom w:w="55" w:type="dxa"/>
               <w:left w:w="100" w:type="dxa"/>
               <w:right w:w="100" w:type="dxa"/>
             </w:tcMar>
-            <w:shd w:fill="263A5A"/>
           </w:tcPr>
           <w:p>
             <w:pPr>
-              <w:spacing w:after="0" w:line="252" w:lineRule="auto"/>
+              <w:spacing w:after="0" w:line="254" w:lineRule="auto"/>
             </w:pPr>
             <w:r>
               <w:rPr>
@@ -109,14 +73,15 @@
                 <w:color w:val="FFFFFF"/>
                 <w:sz w:val="18"/>
               </w:rPr>
-              <w:t>Файл</w:t>
+              <w:t>Слой</w:t>
             </w:r>
           </w:p>
         </w:tc>
         <w:tc>
           <w:tcPr>
-            <w:tcW w:type="dxa" w:w="6062"/>
+            <w:tcW w:type="dxa" w:w="4392"/>
             <w:vAlign w:val="center"/>
+            <w:shd w:fill="263A5A"/>
             <w:tcBorders>
               <w:top w:val="single" w:sz="4" w:color="D9D9D9"/>
               <w:left w:val="single" w:sz="4" w:color="D9D9D9"/>
@@ -124,16 +89,15 @@
               <w:right w:val="single" w:sz="4" w:color="D9D9D9"/>
             </w:tcBorders>
             <w:tcMar>
-              <w:top w:w="80" w:type="dxa"/>
-              <w:bottom w:w="80" w:type="dxa"/>
+              <w:top w:w="55" w:type="dxa"/>
+              <w:bottom w:w="55" w:type="dxa"/>
               <w:left w:w="100" w:type="dxa"/>
               <w:right w:w="100" w:type="dxa"/>
             </w:tcMar>
-            <w:shd w:fill="263A5A"/>
           </w:tcPr>
           <w:p>
             <w:pPr>
-              <w:spacing w:after="0" w:line="252" w:lineRule="auto"/>
+              <w:spacing w:after="0" w:line="254" w:lineRule="auto"/>
             </w:pPr>
             <w:r>
               <w:rPr>
@@ -142,7 +106,40 @@
                 <w:color w:val="FFFFFF"/>
                 <w:sz w:val="18"/>
               </w:rPr>
-              <w:t>За что отвечает</w:t>
+              <w:t>Что делает</w:t>
+            </w:r>
+          </w:p>
+        </w:tc>
+        <w:tc>
+          <w:tcPr>
+            <w:tcW w:type="dxa" w:w="3845"/>
+            <w:vAlign w:val="center"/>
+            <w:shd w:fill="263A5A"/>
+            <w:tcBorders>
+              <w:top w:val="single" w:sz="4" w:color="D9D9D9"/>
+              <w:left w:val="single" w:sz="4" w:color="D9D9D9"/>
+              <w:bottom w:val="single" w:sz="4" w:color="D9D9D9"/>
+              <w:right w:val="single" w:sz="4" w:color="D9D9D9"/>
+            </w:tcBorders>
+            <w:tcMar>
+              <w:top w:w="55" w:type="dxa"/>
+              <w:bottom w:w="55" w:type="dxa"/>
+              <w:left w:w="100" w:type="dxa"/>
+              <w:right w:w="100" w:type="dxa"/>
+            </w:tcMar>
+          </w:tcPr>
+          <w:p>
+            <w:pPr>
+              <w:spacing w:after="0" w:line="254" w:lineRule="auto"/>
+            </w:pPr>
+            <w:r>
+              <w:rPr>
+                <w:rFonts w:ascii="Arial" w:hAnsi="Arial"/>
+                <w:b/>
+                <w:color w:val="FFFFFF"/>
+                <w:sz w:val="18"/>
+              </w:rPr>
+              <w:t>Главный файл</w:t>
             </w:r>
           </w:p>
         </w:tc>
@@ -153,8 +150,9 @@
         </w:trPr>
         <w:tc>
           <w:tcPr>
-            <w:tcW w:type="dxa" w:w="3773"/>
+            <w:tcW w:type="dxa" w:w="1656"/>
             <w:vAlign w:val="center"/>
+            <w:shd w:fill="FFFFFF"/>
             <w:tcBorders>
               <w:top w:val="single" w:sz="4" w:color="D9D9D9"/>
               <w:left w:val="single" w:sz="4" w:color="D9D9D9"/>
@@ -162,16 +160,81 @@
               <w:right w:val="single" w:sz="4" w:color="D9D9D9"/>
             </w:tcBorders>
             <w:tcMar>
-              <w:top w:w="80" w:type="dxa"/>
-              <w:bottom w:w="80" w:type="dxa"/>
+              <w:top w:w="55" w:type="dxa"/>
+              <w:bottom w:w="55" w:type="dxa"/>
               <w:left w:w="100" w:type="dxa"/>
               <w:right w:w="100" w:type="dxa"/>
             </w:tcMar>
-            <w:shd w:fill="FFFFFF"/>
           </w:tcPr>
           <w:p>
             <w:pPr>
-              <w:spacing w:after="0" w:line="252" w:lineRule="auto"/>
+              <w:spacing w:after="0" w:line="254" w:lineRule="auto"/>
+            </w:pPr>
+            <w:r>
+              <w:rPr>
+                <w:rFonts w:ascii="Arial" w:hAnsi="Arial"/>
+                <w:b w:val="0"/>
+                <w:color w:val="000000"/>
+                <w:sz w:val="18"/>
+              </w:rPr>
+              <w:t>Запуск</w:t>
+            </w:r>
+          </w:p>
+        </w:tc>
+        <w:tc>
+          <w:tcPr>
+            <w:tcW w:type="dxa" w:w="4392"/>
+            <w:vAlign w:val="center"/>
+            <w:shd w:fill="FFFFFF"/>
+            <w:tcBorders>
+              <w:top w:val="single" w:sz="4" w:color="D9D9D9"/>
+              <w:left w:val="single" w:sz="4" w:color="D9D9D9"/>
+              <w:bottom w:val="single" w:sz="4" w:color="D9D9D9"/>
+              <w:right w:val="single" w:sz="4" w:color="D9D9D9"/>
+            </w:tcBorders>
+            <w:tcMar>
+              <w:top w:w="55" w:type="dxa"/>
+              <w:bottom w:w="55" w:type="dxa"/>
+              <w:left w:w="100" w:type="dxa"/>
+              <w:right w:w="100" w:type="dxa"/>
+            </w:tcMar>
+          </w:tcPr>
+          <w:p>
+            <w:pPr>
+              <w:spacing w:after="0" w:line="254" w:lineRule="auto"/>
+            </w:pPr>
+            <w:r>
+              <w:rPr>
+                <w:rFonts w:ascii="Arial" w:hAnsi="Arial"/>
+                <w:b w:val="0"/>
+                <w:color w:val="000000"/>
+                <w:sz w:val="18"/>
+              </w:rPr>
+              <w:t>Создаёт сервисы и проверяет БД</w:t>
+            </w:r>
+          </w:p>
+        </w:tc>
+        <w:tc>
+          <w:tcPr>
+            <w:tcW w:type="dxa" w:w="3845"/>
+            <w:vAlign w:val="center"/>
+            <w:shd w:fill="FFFFFF"/>
+            <w:tcBorders>
+              <w:top w:val="single" w:sz="4" w:color="D9D9D9"/>
+              <w:left w:val="single" w:sz="4" w:color="D9D9D9"/>
+              <w:bottom w:val="single" w:sz="4" w:color="D9D9D9"/>
+              <w:right w:val="single" w:sz="4" w:color="D9D9D9"/>
+            </w:tcBorders>
+            <w:tcMar>
+              <w:top w:w="55" w:type="dxa"/>
+              <w:bottom w:w="55" w:type="dxa"/>
+              <w:left w:w="100" w:type="dxa"/>
+              <w:right w:w="100" w:type="dxa"/>
+            </w:tcMar>
+          </w:tcPr>
+          <w:p>
+            <w:pPr>
+              <w:spacing w:after="0" w:line="254" w:lineRule="auto"/>
             </w:pPr>
             <w:r>
               <w:rPr>
@@ -184,10 +247,16 @@
             </w:r>
           </w:p>
         </w:tc>
+      </w:tr>
+      <w:tr>
+        <w:trPr>
+          <w:cantSplit/>
+        </w:trPr>
         <w:tc>
           <w:tcPr>
-            <w:tcW w:type="dxa" w:w="6062"/>
+            <w:tcW w:type="dxa" w:w="1656"/>
             <w:vAlign w:val="center"/>
+            <w:shd w:fill="F2F5F9"/>
             <w:tcBorders>
               <w:top w:val="single" w:sz="4" w:color="D9D9D9"/>
               <w:left w:val="single" w:sz="4" w:color="D9D9D9"/>
@@ -195,16 +264,15 @@
               <w:right w:val="single" w:sz="4" w:color="D9D9D9"/>
             </w:tcBorders>
             <w:tcMar>
-              <w:top w:w="80" w:type="dxa"/>
-              <w:bottom w:w="80" w:type="dxa"/>
+              <w:top w:w="55" w:type="dxa"/>
+              <w:bottom w:w="55" w:type="dxa"/>
               <w:left w:w="100" w:type="dxa"/>
               <w:right w:w="100" w:type="dxa"/>
             </w:tcMar>
-            <w:shd w:fill="FFFFFF"/>
           </w:tcPr>
           <w:p>
             <w:pPr>
-              <w:spacing w:after="0" w:line="252" w:lineRule="auto"/>
+              <w:spacing w:after="0" w:line="254" w:lineRule="auto"/>
             </w:pPr>
             <w:r>
               <w:rPr>
@@ -213,19 +281,15 @@
                 <w:color w:val="000000"/>
                 <w:sz w:val="18"/>
               </w:rPr>
-              <w:t>Точка входа. Проверяет связь с PostgreSQL, создает репозиторий и сервис, запускает меню.</w:t>
+              <w:t>Меню</w:t>
             </w:r>
           </w:p>
         </w:tc>
-      </w:tr>
-      <w:tr>
-        <w:trPr>
-          <w:cantSplit/>
-        </w:trPr>
         <w:tc>
           <w:tcPr>
-            <w:tcW w:type="dxa" w:w="3773"/>
+            <w:tcW w:type="dxa" w:w="4392"/>
             <w:vAlign w:val="center"/>
+            <w:shd w:fill="F2F5F9"/>
             <w:tcBorders>
               <w:top w:val="single" w:sz="4" w:color="D9D9D9"/>
               <w:left w:val="single" w:sz="4" w:color="D9D9D9"/>
@@ -233,16 +297,15 @@
               <w:right w:val="single" w:sz="4" w:color="D9D9D9"/>
             </w:tcBorders>
             <w:tcMar>
-              <w:top w:w="80" w:type="dxa"/>
-              <w:bottom w:w="80" w:type="dxa"/>
+              <w:top w:w="55" w:type="dxa"/>
+              <w:bottom w:w="55" w:type="dxa"/>
               <w:left w:w="100" w:type="dxa"/>
               <w:right w:w="100" w:type="dxa"/>
             </w:tcMar>
-            <w:shd w:fill="F2F5F9"/>
           </w:tcPr>
           <w:p>
             <w:pPr>
-              <w:spacing w:after="0" w:line="252" w:lineRule="auto"/>
+              <w:spacing w:after="0" w:line="254" w:lineRule="auto"/>
             </w:pPr>
             <w:r>
               <w:rPr>
@@ -251,14 +314,15 @@
                 <w:color w:val="000000"/>
                 <w:sz w:val="18"/>
               </w:rPr>
-              <w:t>ui/ConsoleUi.java</w:t>
+              <w:t>Читает ввод, показывает данные и ошибки</w:t>
             </w:r>
           </w:p>
         </w:tc>
         <w:tc>
           <w:tcPr>
-            <w:tcW w:type="dxa" w:w="6062"/>
+            <w:tcW w:type="dxa" w:w="3845"/>
             <w:vAlign w:val="center"/>
+            <w:shd w:fill="F2F5F9"/>
             <w:tcBorders>
               <w:top w:val="single" w:sz="4" w:color="D9D9D9"/>
               <w:left w:val="single" w:sz="4" w:color="D9D9D9"/>
@@ -266,3299 +330,15 @@
               <w:right w:val="single" w:sz="4" w:color="D9D9D9"/>
             </w:tcBorders>
             <w:tcMar>
-              <w:top w:w="80" w:type="dxa"/>
-              <w:bottom w:w="80" w:type="dxa"/>
+              <w:top w:w="55" w:type="dxa"/>
+              <w:bottom w:w="55" w:type="dxa"/>
               <w:left w:w="100" w:type="dxa"/>
               <w:right w:w="100" w:type="dxa"/>
             </w:tcMar>
-            <w:shd w:fill="F2F5F9"/>
           </w:tcPr>
           <w:p>
             <w:pPr>
-              <w:spacing w:after="0" w:line="252" w:lineRule="auto"/>
-            </w:pPr>
-            <w:r>
-              <w:rPr>
-                <w:rFonts w:ascii="Arial" w:hAnsi="Arial"/>
-                <w:b w:val="0"/>
-                <w:color w:val="000000"/>
-                <w:sz w:val="18"/>
-              </w:rPr>
-              <w:t>Печатает меню, читает строки, числа и даты, вызывает сервис, показывает данные и ошибки.</w:t>
-            </w:r>
-          </w:p>
-        </w:tc>
-      </w:tr>
-      <w:tr>
-        <w:trPr>
-          <w:cantSplit/>
-        </w:trPr>
-        <w:tc>
-          <w:tcPr>
-            <w:tcW w:type="dxa" w:w="3773"/>
-            <w:vAlign w:val="center"/>
-            <w:tcBorders>
-              <w:top w:val="single" w:sz="4" w:color="D9D9D9"/>
-              <w:left w:val="single" w:sz="4" w:color="D9D9D9"/>
-              <w:bottom w:val="single" w:sz="4" w:color="D9D9D9"/>
-              <w:right w:val="single" w:sz="4" w:color="D9D9D9"/>
-            </w:tcBorders>
-            <w:tcMar>
-              <w:top w:w="80" w:type="dxa"/>
-              <w:bottom w:w="80" w:type="dxa"/>
-              <w:left w:w="100" w:type="dxa"/>
-              <w:right w:w="100" w:type="dxa"/>
-            </w:tcMar>
-            <w:shd w:fill="FFFFFF"/>
-          </w:tcPr>
-          <w:p>
-            <w:pPr>
-              <w:spacing w:after="0" w:line="252" w:lineRule="auto"/>
-            </w:pPr>
-            <w:r>
-              <w:rPr>
-                <w:rFonts w:ascii="Arial" w:hAnsi="Arial"/>
-                <w:b w:val="0"/>
-                <w:color w:val="000000"/>
-                <w:sz w:val="18"/>
-              </w:rPr>
-              <w:t>service/ExamCenterService.java</w:t>
-            </w:r>
-          </w:p>
-        </w:tc>
-        <w:tc>
-          <w:tcPr>
-            <w:tcW w:type="dxa" w:w="6062"/>
-            <w:vAlign w:val="center"/>
-            <w:tcBorders>
-              <w:top w:val="single" w:sz="4" w:color="D9D9D9"/>
-              <w:left w:val="single" w:sz="4" w:color="D9D9D9"/>
-              <w:bottom w:val="single" w:sz="4" w:color="D9D9D9"/>
-              <w:right w:val="single" w:sz="4" w:color="D9D9D9"/>
-            </w:tcBorders>
-            <w:tcMar>
-              <w:top w:w="80" w:type="dxa"/>
-              <w:bottom w:w="80" w:type="dxa"/>
-              <w:left w:w="100" w:type="dxa"/>
-              <w:right w:w="100" w:type="dxa"/>
-            </w:tcMar>
-            <w:shd w:fill="FFFFFF"/>
-          </w:tcPr>
-          <w:p>
-            <w:pPr>
-              <w:spacing w:after="0" w:line="252" w:lineRule="auto"/>
-            </w:pPr>
-            <w:r>
-              <w:rPr>
-                <w:rFonts w:ascii="Arial" w:hAnsi="Arial"/>
-                <w:sz w:val="18"/>
-              </w:rPr>
-              <w:t>Правила кандидатов и заявок, CRUD, поиск, фильтры, сортировки и статистика. Здесь же объявлен BusinessException.</w:t>
-            </w:r>
-          </w:p>
-        </w:tc>
-      </w:tr>
-      <w:tr>
-        <w:trPr>
-          <w:cantSplit/>
-        </w:trPr>
-        <w:tc>
-          <w:tcPr>
-            <w:tcW w:type="dxa" w:w="3773"/>
-            <w:vAlign w:val="center"/>
-            <w:tcBorders>
-              <w:top w:val="single" w:sz="4" w:color="D9D9D9"/>
-              <w:left w:val="single" w:sz="4" w:color="D9D9D9"/>
-              <w:bottom w:val="single" w:sz="4" w:color="D9D9D9"/>
-              <w:right w:val="single" w:sz="4" w:color="D9D9D9"/>
-            </w:tcBorders>
-            <w:tcMar>
-              <w:top w:w="80" w:type="dxa"/>
-              <w:bottom w:w="80" w:type="dxa"/>
-              <w:left w:w="100" w:type="dxa"/>
-              <w:right w:w="100" w:type="dxa"/>
-            </w:tcMar>
-            <w:shd w:fill="F2F5F9"/>
-          </w:tcPr>
-          <w:p>
-            <w:pPr>
-              <w:spacing w:after="0" w:line="252" w:lineRule="auto"/>
-            </w:pPr>
-            <w:r>
-              <w:rPr>
-                <w:rFonts w:ascii="Arial" w:hAnsi="Arial"/>
-                <w:b w:val="0"/>
-                <w:color w:val="000000"/>
-                <w:sz w:val="18"/>
-              </w:rPr>
-              <w:t>repository/ExamCenterRepository.java</w:t>
-            </w:r>
-          </w:p>
-        </w:tc>
-        <w:tc>
-          <w:tcPr>
-            <w:tcW w:type="dxa" w:w="6062"/>
-            <w:vAlign w:val="center"/>
-            <w:tcBorders>
-              <w:top w:val="single" w:sz="4" w:color="D9D9D9"/>
-              <w:left w:val="single" w:sz="4" w:color="D9D9D9"/>
-              <w:bottom w:val="single" w:sz="4" w:color="D9D9D9"/>
-              <w:right w:val="single" w:sz="4" w:color="D9D9D9"/>
-            </w:tcBorders>
-            <w:tcMar>
-              <w:top w:w="80" w:type="dxa"/>
-              <w:bottom w:w="80" w:type="dxa"/>
-              <w:left w:w="100" w:type="dxa"/>
-              <w:right w:w="100" w:type="dxa"/>
-            </w:tcMar>
-            <w:shd w:fill="F2F5F9"/>
-          </w:tcPr>
-          <w:p>
-            <w:pPr>
-              <w:spacing w:after="0" w:line="252" w:lineRule="auto"/>
-            </w:pPr>
-            <w:r>
-              <w:rPr>
-                <w:rFonts w:ascii="Arial" w:hAnsi="Arial"/>
-                <w:b w:val="0"/>
-                <w:color w:val="000000"/>
-                <w:sz w:val="18"/>
-              </w:rPr>
-              <w:t>Создает JDBC-соединения, выполняет SQL для обеих таблиц, читает ResultSet и метаданные БД.</w:t>
-            </w:r>
-          </w:p>
-        </w:tc>
-      </w:tr>
-      <w:tr>
-        <w:trPr>
-          <w:cantSplit/>
-        </w:trPr>
-        <w:tc>
-          <w:tcPr>
-            <w:tcW w:type="dxa" w:w="3773"/>
-            <w:vAlign w:val="center"/>
-            <w:tcBorders>
-              <w:top w:val="single" w:sz="4" w:color="D9D9D9"/>
-              <w:left w:val="single" w:sz="4" w:color="D9D9D9"/>
-              <w:bottom w:val="single" w:sz="4" w:color="D9D9D9"/>
-              <w:right w:val="single" w:sz="4" w:color="D9D9D9"/>
-            </w:tcBorders>
-            <w:tcMar>
-              <w:top w:w="80" w:type="dxa"/>
-              <w:bottom w:w="80" w:type="dxa"/>
-              <w:left w:w="100" w:type="dxa"/>
-              <w:right w:w="100" w:type="dxa"/>
-            </w:tcMar>
-            <w:shd w:fill="FFFFFF"/>
-          </w:tcPr>
-          <w:p>
-            <w:pPr>
-              <w:spacing w:after="0" w:line="252" w:lineRule="auto"/>
-            </w:pPr>
-            <w:r>
-              <w:rPr>
-                <w:rFonts w:ascii="Arial" w:hAnsi="Arial"/>
-                <w:b w:val="0"/>
-                <w:color w:val="000000"/>
-                <w:sz w:val="18"/>
-              </w:rPr>
-              <w:t>model/Applicant.java</w:t>
-            </w:r>
-          </w:p>
-        </w:tc>
-        <w:tc>
-          <w:tcPr>
-            <w:tcW w:type="dxa" w:w="6062"/>
-            <w:vAlign w:val="center"/>
-            <w:tcBorders>
-              <w:top w:val="single" w:sz="4" w:color="D9D9D9"/>
-              <w:left w:val="single" w:sz="4" w:color="D9D9D9"/>
-              <w:bottom w:val="single" w:sz="4" w:color="D9D9D9"/>
-              <w:right w:val="single" w:sz="4" w:color="D9D9D9"/>
-            </w:tcBorders>
-            <w:tcMar>
-              <w:top w:w="80" w:type="dxa"/>
-              <w:bottom w:w="80" w:type="dxa"/>
-              <w:left w:w="100" w:type="dxa"/>
-              <w:right w:w="100" w:type="dxa"/>
-            </w:tcMar>
-            <w:shd w:fill="FFFFFF"/>
-          </w:tcPr>
-          <w:p>
-            <w:pPr>
-              <w:spacing w:after="0" w:line="252" w:lineRule="auto"/>
-            </w:pPr>
-            <w:r>
-              <w:rPr>
-                <w:rFonts w:ascii="Arial" w:hAnsi="Arial"/>
-                <w:b w:val="0"/>
-                <w:color w:val="000000"/>
-                <w:sz w:val="18"/>
-              </w:rPr>
-              <w:t>Объект кандидата: ID, ФИО, email, телефон.</w:t>
-            </w:r>
-          </w:p>
-        </w:tc>
-      </w:tr>
-      <w:tr>
-        <w:trPr>
-          <w:cantSplit/>
-        </w:trPr>
-        <w:tc>
-          <w:tcPr>
-            <w:tcW w:type="dxa" w:w="3773"/>
-            <w:vAlign w:val="center"/>
-            <w:tcBorders>
-              <w:top w:val="single" w:sz="4" w:color="D9D9D9"/>
-              <w:left w:val="single" w:sz="4" w:color="D9D9D9"/>
-              <w:bottom w:val="single" w:sz="4" w:color="D9D9D9"/>
-              <w:right w:val="single" w:sz="4" w:color="D9D9D9"/>
-            </w:tcBorders>
-            <w:tcMar>
-              <w:top w:w="80" w:type="dxa"/>
-              <w:bottom w:w="80" w:type="dxa"/>
-              <w:left w:w="100" w:type="dxa"/>
-              <w:right w:w="100" w:type="dxa"/>
-            </w:tcMar>
-            <w:shd w:fill="F2F5F9"/>
-          </w:tcPr>
-          <w:p>
-            <w:pPr>
-              <w:spacing w:after="0" w:line="252" w:lineRule="auto"/>
-            </w:pPr>
-            <w:r>
-              <w:rPr>
-                <w:rFonts w:ascii="Arial" w:hAnsi="Arial"/>
-                <w:b w:val="0"/>
-                <w:color w:val="000000"/>
-                <w:sz w:val="18"/>
-              </w:rPr>
-              <w:t>model/ExamApplication.java</w:t>
-            </w:r>
-          </w:p>
-        </w:tc>
-        <w:tc>
-          <w:tcPr>
-            <w:tcW w:type="dxa" w:w="6062"/>
-            <w:vAlign w:val="center"/>
-            <w:tcBorders>
-              <w:top w:val="single" w:sz="4" w:color="D9D9D9"/>
-              <w:left w:val="single" w:sz="4" w:color="D9D9D9"/>
-              <w:bottom w:val="single" w:sz="4" w:color="D9D9D9"/>
-              <w:right w:val="single" w:sz="4" w:color="D9D9D9"/>
-            </w:tcBorders>
-            <w:tcMar>
-              <w:top w:w="80" w:type="dxa"/>
-              <w:bottom w:w="80" w:type="dxa"/>
-              <w:left w:w="100" w:type="dxa"/>
-              <w:right w:w="100" w:type="dxa"/>
-            </w:tcMar>
-            <w:shd w:fill="F2F5F9"/>
-          </w:tcPr>
-          <w:p>
-            <w:pPr>
-              <w:spacing w:after="0" w:line="252" w:lineRule="auto"/>
-            </w:pPr>
-            <w:r>
-              <w:rPr>
-                <w:rFonts w:ascii="Arial" w:hAnsi="Arial"/>
-                <w:b w:val="0"/>
-                <w:color w:val="000000"/>
-                <w:sz w:val="18"/>
-              </w:rPr>
-              <w:t>Объект заявки: кандидат, экзамен, дата, статус, балл и время создания.</w:t>
-            </w:r>
-          </w:p>
-        </w:tc>
-      </w:tr>
-      <w:tr>
-        <w:trPr>
-          <w:cantSplit/>
-        </w:trPr>
-        <w:tc>
-          <w:tcPr>
-            <w:tcW w:type="dxa" w:w="3773"/>
-            <w:vAlign w:val="center"/>
-            <w:tcBorders>
-              <w:top w:val="single" w:sz="4" w:color="D9D9D9"/>
-              <w:left w:val="single" w:sz="4" w:color="D9D9D9"/>
-              <w:bottom w:val="single" w:sz="4" w:color="D9D9D9"/>
-              <w:right w:val="single" w:sz="4" w:color="D9D9D9"/>
-            </w:tcBorders>
-            <w:tcMar>
-              <w:top w:w="80" w:type="dxa"/>
-              <w:bottom w:w="80" w:type="dxa"/>
-              <w:left w:w="100" w:type="dxa"/>
-              <w:right w:w="100" w:type="dxa"/>
-            </w:tcMar>
-            <w:shd w:fill="FFFFFF"/>
-          </w:tcPr>
-          <w:p>
-            <w:pPr>
-              <w:spacing w:after="0" w:line="252" w:lineRule="auto"/>
-            </w:pPr>
-            <w:r>
-              <w:rPr>
-                <w:rFonts w:ascii="Arial" w:hAnsi="Arial"/>
-                <w:b w:val="0"/>
-                <w:color w:val="000000"/>
-                <w:sz w:val="18"/>
-              </w:rPr>
-              <w:t>model/ApplicationStatus.java</w:t>
-            </w:r>
-          </w:p>
-        </w:tc>
-        <w:tc>
-          <w:tcPr>
-            <w:tcW w:type="dxa" w:w="6062"/>
-            <w:vAlign w:val="center"/>
-            <w:tcBorders>
-              <w:top w:val="single" w:sz="4" w:color="D9D9D9"/>
-              <w:left w:val="single" w:sz="4" w:color="D9D9D9"/>
-              <w:bottom w:val="single" w:sz="4" w:color="D9D9D9"/>
-              <w:right w:val="single" w:sz="4" w:color="D9D9D9"/>
-            </w:tcBorders>
-            <w:tcMar>
-              <w:top w:w="80" w:type="dxa"/>
-              <w:bottom w:w="80" w:type="dxa"/>
-              <w:left w:w="100" w:type="dxa"/>
-              <w:right w:w="100" w:type="dxa"/>
-            </w:tcMar>
-            <w:shd w:fill="FFFFFF"/>
-          </w:tcPr>
-          <w:p>
-            <w:pPr>
-              <w:spacing w:after="0" w:line="252" w:lineRule="auto"/>
-            </w:pPr>
-            <w:r>
-              <w:rPr>
-                <w:rFonts w:ascii="Arial" w:hAnsi="Arial"/>
-                <w:b w:val="0"/>
-                <w:color w:val="000000"/>
-                <w:sz w:val="18"/>
-              </w:rPr>
-              <w:t>Enum из четырех допустимых статусов заявки.</w:t>
-            </w:r>
-          </w:p>
-        </w:tc>
-      </w:tr>
-      <w:tr>
-        <w:trPr>
-          <w:cantSplit/>
-        </w:trPr>
-        <w:tc>
-          <w:tcPr>
-            <w:tcW w:type="dxa" w:w="3773"/>
-            <w:vAlign w:val="center"/>
-            <w:tcBorders>
-              <w:top w:val="single" w:sz="4" w:color="D9D9D9"/>
-              <w:left w:val="single" w:sz="4" w:color="D9D9D9"/>
-              <w:bottom w:val="single" w:sz="4" w:color="D9D9D9"/>
-              <w:right w:val="single" w:sz="4" w:color="D9D9D9"/>
-            </w:tcBorders>
-            <w:tcMar>
-              <w:top w:w="80" w:type="dxa"/>
-              <w:bottom w:w="80" w:type="dxa"/>
-              <w:left w:w="100" w:type="dxa"/>
-              <w:right w:w="100" w:type="dxa"/>
-            </w:tcMar>
-            <w:shd w:fill="F2F5F9"/>
-          </w:tcPr>
-          <w:p>
-            <w:pPr>
-              <w:spacing w:after="0" w:line="252" w:lineRule="auto"/>
-            </w:pPr>
-            <w:r>
-              <w:rPr>
-                <w:rFonts w:ascii="Arial" w:hAnsi="Arial"/>
-                <w:b w:val="0"/>
-                <w:color w:val="000000"/>
-                <w:sz w:val="18"/>
-              </w:rPr>
-              <w:t>export/DataExporter.java</w:t>
-            </w:r>
-          </w:p>
-        </w:tc>
-        <w:tc>
-          <w:tcPr>
-            <w:tcW w:type="dxa" w:w="6062"/>
-            <w:vAlign w:val="center"/>
-            <w:tcBorders>
-              <w:top w:val="single" w:sz="4" w:color="D9D9D9"/>
-              <w:left w:val="single" w:sz="4" w:color="D9D9D9"/>
-              <w:bottom w:val="single" w:sz="4" w:color="D9D9D9"/>
-              <w:right w:val="single" w:sz="4" w:color="D9D9D9"/>
-            </w:tcBorders>
-            <w:tcMar>
-              <w:top w:w="80" w:type="dxa"/>
-              <w:bottom w:w="80" w:type="dxa"/>
-              <w:left w:w="100" w:type="dxa"/>
-              <w:right w:w="100" w:type="dxa"/>
-            </w:tcMar>
-            <w:shd w:fill="F2F5F9"/>
-          </w:tcPr>
-          <w:p>
-            <w:pPr>
-              <w:spacing w:after="0" w:line="252" w:lineRule="auto"/>
-            </w:pPr>
-            <w:r>
-              <w:rPr>
-                <w:rFonts w:ascii="Arial" w:hAnsi="Arial"/>
-                <w:b w:val="0"/>
-                <w:color w:val="000000"/>
-                <w:sz w:val="18"/>
-              </w:rPr>
-              <w:t>Интерфейс с методом export для выгрузки двух списков.</w:t>
-            </w:r>
-          </w:p>
-        </w:tc>
-      </w:tr>
-      <w:tr>
-        <w:trPr>
-          <w:cantSplit/>
-        </w:trPr>
-        <w:tc>
-          <w:tcPr>
-            <w:tcW w:type="dxa" w:w="3773"/>
-            <w:vAlign w:val="center"/>
-            <w:tcBorders>
-              <w:top w:val="single" w:sz="4" w:color="D9D9D9"/>
-              <w:left w:val="single" w:sz="4" w:color="D9D9D9"/>
-              <w:bottom w:val="single" w:sz="4" w:color="D9D9D9"/>
-              <w:right w:val="single" w:sz="4" w:color="D9D9D9"/>
-            </w:tcBorders>
-            <w:tcMar>
-              <w:top w:w="80" w:type="dxa"/>
-              <w:bottom w:w="80" w:type="dxa"/>
-              <w:left w:w="100" w:type="dxa"/>
-              <w:right w:w="100" w:type="dxa"/>
-            </w:tcMar>
-            <w:shd w:fill="FFFFFF"/>
-          </w:tcPr>
-          <w:p>
-            <w:pPr>
-              <w:spacing w:after="0" w:line="252" w:lineRule="auto"/>
-            </w:pPr>
-            <w:r>
-              <w:rPr>
-                <w:rFonts w:ascii="Arial" w:hAnsi="Arial"/>
-                <w:b w:val="0"/>
-                <w:color w:val="000000"/>
-                <w:sz w:val="18"/>
-              </w:rPr>
-              <w:t>export/XlsxExporter.java</w:t>
-            </w:r>
-          </w:p>
-        </w:tc>
-        <w:tc>
-          <w:tcPr>
-            <w:tcW w:type="dxa" w:w="6062"/>
-            <w:vAlign w:val="center"/>
-            <w:tcBorders>
-              <w:top w:val="single" w:sz="4" w:color="D9D9D9"/>
-              <w:left w:val="single" w:sz="4" w:color="D9D9D9"/>
-              <w:bottom w:val="single" w:sz="4" w:color="D9D9D9"/>
-              <w:right w:val="single" w:sz="4" w:color="D9D9D9"/>
-            </w:tcBorders>
-            <w:tcMar>
-              <w:top w:w="80" w:type="dxa"/>
-              <w:bottom w:w="80" w:type="dxa"/>
-              <w:left w:w="100" w:type="dxa"/>
-              <w:right w:w="100" w:type="dxa"/>
-            </w:tcMar>
-            <w:shd w:fill="FFFFFF"/>
-          </w:tcPr>
-          <w:p>
-            <w:pPr>
-              <w:spacing w:after="0" w:line="252" w:lineRule="auto"/>
-            </w:pPr>
-            <w:r>
-              <w:rPr>
-                <w:rFonts w:ascii="Arial" w:hAnsi="Arial"/>
-                <w:b w:val="0"/>
-                <w:color w:val="000000"/>
-                <w:sz w:val="18"/>
-              </w:rPr>
-              <w:t>Реализация интерфейса через Apache POI; записывает два листа Excel.</w:t>
-            </w:r>
-          </w:p>
-        </w:tc>
-      </w:tr>
-    </w:tbl>
-    <w:p>
-      <w:pPr>
-        <w:spacing w:after="20"/>
-      </w:pPr>
-    </w:p>
-    <w:p>
-      <w:pPr>
-        <w:pStyle w:val="Heading1"/>
-        <w:pageBreakBefore/>
-      </w:pPr>
-      <w:r>
-        <w:t>Файлы запуска и материалы проекта</w:t>
-      </w:r>
-    </w:p>
-    <w:tbl>
-      <w:tblPr>
-        <w:tblW w:type="auto" w:w="0"/>
-        <w:tblLayout w:type="fixed"/>
-        <w:tblLook w:firstColumn="1" w:firstRow="1" w:lastColumn="0" w:lastRow="0" w:noHBand="0" w:noVBand="1" w:val="04A0"/>
-      </w:tblPr>
-      <w:tblGrid>
-        <w:gridCol w:w="3773"/>
-        <w:gridCol w:w="6062"/>
-      </w:tblGrid>
-      <w:tr>
-        <w:trPr>
-          <w:cantSplit/>
-          <w:tblHeader w:val="true"/>
-        </w:trPr>
-        <w:tc>
-          <w:tcPr>
-            <w:tcW w:type="dxa" w:w="3773"/>
-            <w:vAlign w:val="center"/>
-            <w:tcBorders>
-              <w:top w:val="single" w:sz="4" w:color="D9D9D9"/>
-              <w:left w:val="single" w:sz="4" w:color="D9D9D9"/>
-              <w:bottom w:val="single" w:sz="4" w:color="D9D9D9"/>
-              <w:right w:val="single" w:sz="4" w:color="D9D9D9"/>
-            </w:tcBorders>
-            <w:tcMar>
-              <w:top w:w="80" w:type="dxa"/>
-              <w:bottom w:w="80" w:type="dxa"/>
-              <w:left w:w="100" w:type="dxa"/>
-              <w:right w:w="100" w:type="dxa"/>
-            </w:tcMar>
-            <w:shd w:fill="263A5A"/>
-          </w:tcPr>
-          <w:p>
-            <w:pPr>
-              <w:spacing w:after="0" w:line="252" w:lineRule="auto"/>
-            </w:pPr>
-            <w:r>
-              <w:rPr>
-                <w:rFonts w:ascii="Arial" w:hAnsi="Arial"/>
-                <w:b/>
-                <w:color w:val="FFFFFF"/>
-                <w:sz w:val="18"/>
-              </w:rPr>
-              <w:t>Файл или каталог</w:t>
-            </w:r>
-          </w:p>
-        </w:tc>
-        <w:tc>
-          <w:tcPr>
-            <w:tcW w:type="dxa" w:w="6062"/>
-            <w:vAlign w:val="center"/>
-            <w:tcBorders>
-              <w:top w:val="single" w:sz="4" w:color="D9D9D9"/>
-              <w:left w:val="single" w:sz="4" w:color="D9D9D9"/>
-              <w:bottom w:val="single" w:sz="4" w:color="D9D9D9"/>
-              <w:right w:val="single" w:sz="4" w:color="D9D9D9"/>
-            </w:tcBorders>
-            <w:tcMar>
-              <w:top w:w="80" w:type="dxa"/>
-              <w:bottom w:w="80" w:type="dxa"/>
-              <w:left w:w="100" w:type="dxa"/>
-              <w:right w:w="100" w:type="dxa"/>
-            </w:tcMar>
-            <w:shd w:fill="263A5A"/>
-          </w:tcPr>
-          <w:p>
-            <w:pPr>
-              <w:spacing w:after="0" w:line="252" w:lineRule="auto"/>
-            </w:pPr>
-            <w:r>
-              <w:rPr>
-                <w:rFonts w:ascii="Arial" w:hAnsi="Arial"/>
-                <w:b/>
-                <w:color w:val="FFFFFF"/>
-                <w:sz w:val="18"/>
-              </w:rPr>
-              <w:t>Для чего нужен</w:t>
-            </w:r>
-          </w:p>
-        </w:tc>
-      </w:tr>
-      <w:tr>
-        <w:trPr>
-          <w:cantSplit/>
-        </w:trPr>
-        <w:tc>
-          <w:tcPr>
-            <w:tcW w:type="dxa" w:w="3773"/>
-            <w:vAlign w:val="center"/>
-            <w:tcBorders>
-              <w:top w:val="single" w:sz="4" w:color="D9D9D9"/>
-              <w:left w:val="single" w:sz="4" w:color="D9D9D9"/>
-              <w:bottom w:val="single" w:sz="4" w:color="D9D9D9"/>
-              <w:right w:val="single" w:sz="4" w:color="D9D9D9"/>
-            </w:tcBorders>
-            <w:tcMar>
-              <w:top w:w="80" w:type="dxa"/>
-              <w:bottom w:w="80" w:type="dxa"/>
-              <w:left w:w="100" w:type="dxa"/>
-              <w:right w:w="100" w:type="dxa"/>
-            </w:tcMar>
-            <w:shd w:fill="FFFFFF"/>
-          </w:tcPr>
-          <w:p>
-            <w:pPr>
-              <w:spacing w:after="0" w:line="252" w:lineRule="auto"/>
-            </w:pPr>
-            <w:r>
-              <w:rPr>
-                <w:rFonts w:ascii="Arial" w:hAnsi="Arial"/>
-                <w:b w:val="0"/>
-                <w:color w:val="000000"/>
-                <w:sz w:val="18"/>
-              </w:rPr>
-              <w:t>run.sh</w:t>
-            </w:r>
-          </w:p>
-        </w:tc>
-        <w:tc>
-          <w:tcPr>
-            <w:tcW w:type="dxa" w:w="6062"/>
-            <w:vAlign w:val="center"/>
-            <w:tcBorders>
-              <w:top w:val="single" w:sz="4" w:color="D9D9D9"/>
-              <w:left w:val="single" w:sz="4" w:color="D9D9D9"/>
-              <w:bottom w:val="single" w:sz="4" w:color="D9D9D9"/>
-              <w:right w:val="single" w:sz="4" w:color="D9D9D9"/>
-            </w:tcBorders>
-            <w:tcMar>
-              <w:top w:w="80" w:type="dxa"/>
-              <w:bottom w:w="80" w:type="dxa"/>
-              <w:left w:w="100" w:type="dxa"/>
-              <w:right w:w="100" w:type="dxa"/>
-            </w:tcMar>
-            <w:shd w:fill="FFFFFF"/>
-          </w:tcPr>
-          <w:p>
-            <w:pPr>
-              <w:spacing w:after="0" w:line="252" w:lineRule="auto"/>
-            </w:pPr>
-            <w:r>
-              <w:rPr>
-                <w:rFonts w:ascii="Arial" w:hAnsi="Arial"/>
-                <w:b w:val="0"/>
-                <w:color w:val="000000"/>
-                <w:sz w:val="18"/>
-              </w:rPr>
-              <w:t>Запускает локальный PostgreSQL; при первом создании БД выполняет schema.sql и seed.sql; задает переменные подключения и запускает Maven.</w:t>
-            </w:r>
-          </w:p>
-        </w:tc>
-      </w:tr>
-      <w:tr>
-        <w:trPr>
-          <w:cantSplit/>
-        </w:trPr>
-        <w:tc>
-          <w:tcPr>
-            <w:tcW w:type="dxa" w:w="3773"/>
-            <w:vAlign w:val="center"/>
-            <w:tcBorders>
-              <w:top w:val="single" w:sz="4" w:color="D9D9D9"/>
-              <w:left w:val="single" w:sz="4" w:color="D9D9D9"/>
-              <w:bottom w:val="single" w:sz="4" w:color="D9D9D9"/>
-              <w:right w:val="single" w:sz="4" w:color="D9D9D9"/>
-            </w:tcBorders>
-            <w:tcMar>
-              <w:top w:w="80" w:type="dxa"/>
-              <w:bottom w:w="80" w:type="dxa"/>
-              <w:left w:w="100" w:type="dxa"/>
-              <w:right w:w="100" w:type="dxa"/>
-            </w:tcMar>
-            <w:shd w:fill="F2F5F9"/>
-          </w:tcPr>
-          <w:p>
-            <w:pPr>
-              <w:spacing w:after="0" w:line="252" w:lineRule="auto"/>
-            </w:pPr>
-            <w:r>
-              <w:rPr>
-                <w:rFonts w:ascii="Arial" w:hAnsi="Arial"/>
-                <w:b w:val="0"/>
-                <w:color w:val="000000"/>
-                <w:sz w:val="18"/>
-              </w:rPr>
-              <w:t>pom.xml</w:t>
-            </w:r>
-          </w:p>
-        </w:tc>
-        <w:tc>
-          <w:tcPr>
-            <w:tcW w:type="dxa" w:w="6062"/>
-            <w:vAlign w:val="center"/>
-            <w:tcBorders>
-              <w:top w:val="single" w:sz="4" w:color="D9D9D9"/>
-              <w:left w:val="single" w:sz="4" w:color="D9D9D9"/>
-              <w:bottom w:val="single" w:sz="4" w:color="D9D9D9"/>
-              <w:right w:val="single" w:sz="4" w:color="D9D9D9"/>
-            </w:tcBorders>
-            <w:tcMar>
-              <w:top w:w="80" w:type="dxa"/>
-              <w:bottom w:w="80" w:type="dxa"/>
-              <w:left w:w="100" w:type="dxa"/>
-              <w:right w:w="100" w:type="dxa"/>
-            </w:tcMar>
-            <w:shd w:fill="F2F5F9"/>
-          </w:tcPr>
-          <w:p>
-            <w:pPr>
-              <w:spacing w:after="0" w:line="252" w:lineRule="auto"/>
-            </w:pPr>
-            <w:r>
-              <w:rPr>
-                <w:rFonts w:ascii="Arial" w:hAnsi="Arial"/>
-                <w:b w:val="0"/>
-                <w:color w:val="000000"/>
-                <w:sz w:val="18"/>
-              </w:rPr>
-              <w:t>Описывает сборку Java 8, главный класс, JDBC-драйвер PostgreSQL и Apache POI.</w:t>
-            </w:r>
-          </w:p>
-        </w:tc>
-      </w:tr>
-      <w:tr>
-        <w:trPr>
-          <w:cantSplit/>
-        </w:trPr>
-        <w:tc>
-          <w:tcPr>
-            <w:tcW w:type="dxa" w:w="3773"/>
-            <w:vAlign w:val="center"/>
-            <w:tcBorders>
-              <w:top w:val="single" w:sz="4" w:color="D9D9D9"/>
-              <w:left w:val="single" w:sz="4" w:color="D9D9D9"/>
-              <w:bottom w:val="single" w:sz="4" w:color="D9D9D9"/>
-              <w:right w:val="single" w:sz="4" w:color="D9D9D9"/>
-            </w:tcBorders>
-            <w:tcMar>
-              <w:top w:w="80" w:type="dxa"/>
-              <w:bottom w:w="80" w:type="dxa"/>
-              <w:left w:w="100" w:type="dxa"/>
-              <w:right w:w="100" w:type="dxa"/>
-            </w:tcMar>
-            <w:shd w:fill="FFFFFF"/>
-          </w:tcPr>
-          <w:p>
-            <w:pPr>
-              <w:spacing w:after="0" w:line="252" w:lineRule="auto"/>
-            </w:pPr>
-            <w:r>
-              <w:rPr>
-                <w:rFonts w:ascii="Arial" w:hAnsi="Arial"/>
-                <w:b w:val="0"/>
-                <w:color w:val="000000"/>
-                <w:sz w:val="18"/>
-              </w:rPr>
-              <w:t>sql/schema.sql</w:t>
-            </w:r>
-          </w:p>
-        </w:tc>
-        <w:tc>
-          <w:tcPr>
-            <w:tcW w:type="dxa" w:w="6062"/>
-            <w:vAlign w:val="center"/>
-            <w:tcBorders>
-              <w:top w:val="single" w:sz="4" w:color="D9D9D9"/>
-              <w:left w:val="single" w:sz="4" w:color="D9D9D9"/>
-              <w:bottom w:val="single" w:sz="4" w:color="D9D9D9"/>
-              <w:right w:val="single" w:sz="4" w:color="D9D9D9"/>
-            </w:tcBorders>
-            <w:tcMar>
-              <w:top w:w="80" w:type="dxa"/>
-              <w:bottom w:w="80" w:type="dxa"/>
-              <w:left w:w="100" w:type="dxa"/>
-              <w:right w:w="100" w:type="dxa"/>
-            </w:tcMar>
-            <w:shd w:fill="FFFFFF"/>
-          </w:tcPr>
-          <w:p>
-            <w:pPr>
-              <w:spacing w:after="0" w:line="252" w:lineRule="auto"/>
-            </w:pPr>
-            <w:r>
-              <w:rPr>
-                <w:rFonts w:ascii="Arial" w:hAnsi="Arial"/>
-                <w:b w:val="0"/>
-                <w:color w:val="000000"/>
-                <w:sz w:val="18"/>
-              </w:rPr>
-              <w:t>Создает таблицы, ключи, связи и ограничения целостности.</w:t>
-            </w:r>
-          </w:p>
-        </w:tc>
-      </w:tr>
-      <w:tr>
-        <w:trPr>
-          <w:cantSplit/>
-        </w:trPr>
-        <w:tc>
-          <w:tcPr>
-            <w:tcW w:type="dxa" w:w="3773"/>
-            <w:vAlign w:val="center"/>
-            <w:tcBorders>
-              <w:top w:val="single" w:sz="4" w:color="D9D9D9"/>
-              <w:left w:val="single" w:sz="4" w:color="D9D9D9"/>
-              <w:bottom w:val="single" w:sz="4" w:color="D9D9D9"/>
-              <w:right w:val="single" w:sz="4" w:color="D9D9D9"/>
-            </w:tcBorders>
-            <w:tcMar>
-              <w:top w:w="80" w:type="dxa"/>
-              <w:bottom w:w="80" w:type="dxa"/>
-              <w:left w:w="100" w:type="dxa"/>
-              <w:right w:w="100" w:type="dxa"/>
-            </w:tcMar>
-            <w:shd w:fill="F2F5F9"/>
-          </w:tcPr>
-          <w:p>
-            <w:pPr>
-              <w:spacing w:after="0" w:line="252" w:lineRule="auto"/>
-            </w:pPr>
-            <w:r>
-              <w:rPr>
-                <w:rFonts w:ascii="Arial" w:hAnsi="Arial"/>
-                <w:b w:val="0"/>
-                <w:color w:val="000000"/>
-                <w:sz w:val="18"/>
-              </w:rPr>
-              <w:t>sql/seed.sql</w:t>
-            </w:r>
-          </w:p>
-        </w:tc>
-        <w:tc>
-          <w:tcPr>
-            <w:tcW w:type="dxa" w:w="6062"/>
-            <w:vAlign w:val="center"/>
-            <w:tcBorders>
-              <w:top w:val="single" w:sz="4" w:color="D9D9D9"/>
-              <w:left w:val="single" w:sz="4" w:color="D9D9D9"/>
-              <w:bottom w:val="single" w:sz="4" w:color="D9D9D9"/>
-              <w:right w:val="single" w:sz="4" w:color="D9D9D9"/>
-            </w:tcBorders>
-            <w:tcMar>
-              <w:top w:w="80" w:type="dxa"/>
-              <w:bottom w:w="80" w:type="dxa"/>
-              <w:left w:w="100" w:type="dxa"/>
-              <w:right w:w="100" w:type="dxa"/>
-            </w:tcMar>
-            <w:shd w:fill="F2F5F9"/>
-          </w:tcPr>
-          <w:p>
-            <w:pPr>
-              <w:spacing w:after="0" w:line="252" w:lineRule="auto"/>
-            </w:pPr>
-            <w:r>
-              <w:rPr>
-                <w:rFonts w:ascii="Arial" w:hAnsi="Arial"/>
-                <w:b w:val="0"/>
-                <w:color w:val="000000"/>
-                <w:sz w:val="18"/>
-              </w:rPr>
-              <w:t>Добавляет 5 кандидатов и 10 учебных заявок для демонстрации.</w:t>
-            </w:r>
-          </w:p>
-        </w:tc>
-      </w:tr>
-      <w:tr>
-        <w:trPr>
-          <w:cantSplit/>
-        </w:trPr>
-        <w:tc>
-          <w:tcPr>
-            <w:tcW w:type="dxa" w:w="3773"/>
-            <w:vAlign w:val="center"/>
-            <w:tcBorders>
-              <w:top w:val="single" w:sz="4" w:color="D9D9D9"/>
-              <w:left w:val="single" w:sz="4" w:color="D9D9D9"/>
-              <w:bottom w:val="single" w:sz="4" w:color="D9D9D9"/>
-              <w:right w:val="single" w:sz="4" w:color="D9D9D9"/>
-            </w:tcBorders>
-            <w:tcMar>
-              <w:top w:w="80" w:type="dxa"/>
-              <w:bottom w:w="80" w:type="dxa"/>
-              <w:left w:w="100" w:type="dxa"/>
-              <w:right w:w="100" w:type="dxa"/>
-            </w:tcMar>
-            <w:shd w:fill="FFFFFF"/>
-          </w:tcPr>
-          <w:p>
-            <w:pPr>
-              <w:spacing w:after="0" w:line="252" w:lineRule="auto"/>
-            </w:pPr>
-            <w:r>
-              <w:rPr>
-                <w:rFonts w:ascii="Arial" w:hAnsi="Arial"/>
-                <w:b w:val="0"/>
-                <w:color w:val="000000"/>
-                <w:sz w:val="18"/>
-              </w:rPr>
-              <w:t>docs/er-diagram.svg и .md</w:t>
-            </w:r>
-          </w:p>
-        </w:tc>
-        <w:tc>
-          <w:tcPr>
-            <w:tcW w:type="dxa" w:w="6062"/>
-            <w:vAlign w:val="center"/>
-            <w:tcBorders>
-              <w:top w:val="single" w:sz="4" w:color="D9D9D9"/>
-              <w:left w:val="single" w:sz="4" w:color="D9D9D9"/>
-              <w:bottom w:val="single" w:sz="4" w:color="D9D9D9"/>
-              <w:right w:val="single" w:sz="4" w:color="D9D9D9"/>
-            </w:tcBorders>
-            <w:tcMar>
-              <w:top w:w="80" w:type="dxa"/>
-              <w:bottom w:w="80" w:type="dxa"/>
-              <w:left w:w="100" w:type="dxa"/>
-              <w:right w:w="100" w:type="dxa"/>
-            </w:tcMar>
-            <w:shd w:fill="FFFFFF"/>
-          </w:tcPr>
-          <w:p>
-            <w:pPr>
-              <w:spacing w:after="0" w:line="252" w:lineRule="auto"/>
-            </w:pPr>
-            <w:r>
-              <w:rPr>
-                <w:rFonts w:ascii="Arial" w:hAnsi="Arial"/>
-                <w:b w:val="0"/>
-                <w:color w:val="000000"/>
-                <w:sz w:val="18"/>
-              </w:rPr>
-              <w:t>Готовая ER-диаграмма и ее текстовое описание.</w:t>
-            </w:r>
-          </w:p>
-        </w:tc>
-      </w:tr>
-      <w:tr>
-        <w:trPr>
-          <w:cantSplit/>
-        </w:trPr>
-        <w:tc>
-          <w:tcPr>
-            <w:tcW w:type="dxa" w:w="3773"/>
-            <w:vAlign w:val="center"/>
-            <w:tcBorders>
-              <w:top w:val="single" w:sz="4" w:color="D9D9D9"/>
-              <w:left w:val="single" w:sz="4" w:color="D9D9D9"/>
-              <w:bottom w:val="single" w:sz="4" w:color="D9D9D9"/>
-              <w:right w:val="single" w:sz="4" w:color="D9D9D9"/>
-            </w:tcBorders>
-            <w:tcMar>
-              <w:top w:w="80" w:type="dxa"/>
-              <w:bottom w:w="80" w:type="dxa"/>
-              <w:left w:w="100" w:type="dxa"/>
-              <w:right w:w="100" w:type="dxa"/>
-            </w:tcMar>
-            <w:shd w:fill="F2F5F9"/>
-          </w:tcPr>
-          <w:p>
-            <w:pPr>
-              <w:spacing w:after="0" w:line="252" w:lineRule="auto"/>
-            </w:pPr>
-            <w:r>
-              <w:rPr>
-                <w:rFonts w:ascii="Arial" w:hAnsi="Arial"/>
-                <w:b w:val="0"/>
-                <w:color w:val="000000"/>
-                <w:sz w:val="18"/>
-              </w:rPr>
-              <w:t>src/test/.../IntegrationSmoke.java</w:t>
-            </w:r>
-          </w:p>
-        </w:tc>
-        <w:tc>
-          <w:tcPr>
-            <w:tcW w:type="dxa" w:w="6062"/>
-            <w:vAlign w:val="center"/>
-            <w:tcBorders>
-              <w:top w:val="single" w:sz="4" w:color="D9D9D9"/>
-              <w:left w:val="single" w:sz="4" w:color="D9D9D9"/>
-              <w:bottom w:val="single" w:sz="4" w:color="D9D9D9"/>
-              <w:right w:val="single" w:sz="4" w:color="D9D9D9"/>
-            </w:tcBorders>
-            <w:tcMar>
-              <w:top w:w="80" w:type="dxa"/>
-              <w:bottom w:w="80" w:type="dxa"/>
-              <w:left w:w="100" w:type="dxa"/>
-              <w:right w:w="100" w:type="dxa"/>
-            </w:tcMar>
-            <w:shd w:fill="F2F5F9"/>
-          </w:tcPr>
-          <w:p>
-            <w:pPr>
-              <w:spacing w:after="0" w:line="252" w:lineRule="auto"/>
-            </w:pPr>
-            <w:r>
-              <w:rPr>
-                <w:rFonts w:ascii="Arial" w:hAnsi="Arial"/>
-                <w:b w:val="0"/>
-                <w:color w:val="000000"/>
-                <w:sz w:val="18"/>
-              </w:rPr>
-              <w:t>Проверка на реальной БД: операции, правила и Excel; временные записи затем удаляются.</w:t>
-            </w:r>
-          </w:p>
-        </w:tc>
-      </w:tr>
-      <w:tr>
-        <w:trPr>
-          <w:cantSplit/>
-        </w:trPr>
-        <w:tc>
-          <w:tcPr>
-            <w:tcW w:type="dxa" w:w="3773"/>
-            <w:vAlign w:val="center"/>
-            <w:tcBorders>
-              <w:top w:val="single" w:sz="4" w:color="D9D9D9"/>
-              <w:left w:val="single" w:sz="4" w:color="D9D9D9"/>
-              <w:bottom w:val="single" w:sz="4" w:color="D9D9D9"/>
-              <w:right w:val="single" w:sz="4" w:color="D9D9D9"/>
-            </w:tcBorders>
-            <w:tcMar>
-              <w:top w:w="80" w:type="dxa"/>
-              <w:bottom w:w="80" w:type="dxa"/>
-              <w:left w:w="100" w:type="dxa"/>
-              <w:right w:w="100" w:type="dxa"/>
-            </w:tcMar>
-            <w:shd w:fill="FFFFFF"/>
-          </w:tcPr>
-          <w:p>
-            <w:pPr>
-              <w:spacing w:after="0" w:line="252" w:lineRule="auto"/>
-            </w:pPr>
-            <w:r>
-              <w:rPr>
-                <w:rFonts w:ascii="Arial" w:hAnsi="Arial"/>
-                <w:b w:val="0"/>
-                <w:color w:val="000000"/>
-                <w:sz w:val="18"/>
-              </w:rPr>
-              <w:t>src/main/resources/log4j2.component.properties</w:t>
-            </w:r>
-          </w:p>
-        </w:tc>
-        <w:tc>
-          <w:tcPr>
-            <w:tcW w:type="dxa" w:w="6062"/>
-            <w:vAlign w:val="center"/>
-            <w:tcBorders>
-              <w:top w:val="single" w:sz="4" w:color="D9D9D9"/>
-              <w:left w:val="single" w:sz="4" w:color="D9D9D9"/>
-              <w:bottom w:val="single" w:sz="4" w:color="D9D9D9"/>
-              <w:right w:val="single" w:sz="4" w:color="D9D9D9"/>
-            </w:tcBorders>
-            <w:tcMar>
-              <w:top w:w="80" w:type="dxa"/>
-              <w:bottom w:w="80" w:type="dxa"/>
-              <w:left w:w="100" w:type="dxa"/>
-              <w:right w:w="100" w:type="dxa"/>
-            </w:tcMar>
-            <w:shd w:fill="FFFFFF"/>
-          </w:tcPr>
-          <w:p>
-            <w:pPr>
-              <w:spacing w:after="0" w:line="252" w:lineRule="auto"/>
-            </w:pPr>
-            <w:r>
-              <w:rPr>
-                <w:rFonts w:ascii="Arial" w:hAnsi="Arial"/>
-                <w:b w:val="0"/>
-                <w:color w:val="000000"/>
-                <w:sz w:val="18"/>
-              </w:rPr>
-              <w:t>Настраивает простой вывод сообщений библиотеки, чтобы экспорт не печатал предупреждение о логировании.</w:t>
-            </w:r>
-          </w:p>
-        </w:tc>
-      </w:tr>
-      <w:tr>
-        <w:trPr>
-          <w:cantSplit/>
-        </w:trPr>
-        <w:tc>
-          <w:tcPr>
-            <w:tcW w:type="dxa" w:w="3773"/>
-            <w:vAlign w:val="center"/>
-            <w:tcBorders>
-              <w:top w:val="single" w:sz="4" w:color="D9D9D9"/>
-              <w:left w:val="single" w:sz="4" w:color="D9D9D9"/>
-              <w:bottom w:val="single" w:sz="4" w:color="D9D9D9"/>
-              <w:right w:val="single" w:sz="4" w:color="D9D9D9"/>
-            </w:tcBorders>
-            <w:tcMar>
-              <w:top w:w="80" w:type="dxa"/>
-              <w:bottom w:w="80" w:type="dxa"/>
-              <w:left w:w="100" w:type="dxa"/>
-              <w:right w:w="100" w:type="dxa"/>
-            </w:tcMar>
-            <w:shd w:fill="F2F5F9"/>
-          </w:tcPr>
-          <w:p>
-            <w:pPr>
-              <w:spacing w:after="0" w:line="252" w:lineRule="auto"/>
-            </w:pPr>
-            <w:r>
-              <w:rPr>
-                <w:rFonts w:ascii="Arial" w:hAnsi="Arial"/>
-                <w:b w:val="0"/>
-                <w:color w:val="000000"/>
-                <w:sz w:val="18"/>
-              </w:rPr>
-              <w:t>outputs/exam-center/from_database.xlsx</w:t>
-            </w:r>
-          </w:p>
-        </w:tc>
-        <w:tc>
-          <w:tcPr>
-            <w:tcW w:type="dxa" w:w="6062"/>
-            <w:vAlign w:val="center"/>
-            <w:tcBorders>
-              <w:top w:val="single" w:sz="4" w:color="D9D9D9"/>
-              <w:left w:val="single" w:sz="4" w:color="D9D9D9"/>
-              <w:bottom w:val="single" w:sz="4" w:color="D9D9D9"/>
-              <w:right w:val="single" w:sz="4" w:color="D9D9D9"/>
-            </w:tcBorders>
-            <w:tcMar>
-              <w:top w:w="80" w:type="dxa"/>
-              <w:bottom w:w="80" w:type="dxa"/>
-              <w:left w:w="100" w:type="dxa"/>
-              <w:right w:w="100" w:type="dxa"/>
-            </w:tcMar>
-            <w:shd w:fill="F2F5F9"/>
-          </w:tcPr>
-          <w:p>
-            <w:pPr>
-              <w:spacing w:after="0" w:line="252" w:lineRule="auto"/>
-            </w:pPr>
-            <w:r>
-              <w:rPr>
-                <w:rFonts w:ascii="Arial" w:hAnsi="Arial"/>
-                <w:b w:val="0"/>
-                <w:color w:val="000000"/>
-                <w:sz w:val="18"/>
-              </w:rPr>
-              <w:t>Пример выгрузки, полученный из PostgreSQL через пункт меню.</w:t>
-            </w:r>
-          </w:p>
-        </w:tc>
-      </w:tr>
-      <w:tr>
-        <w:trPr>
-          <w:cantSplit/>
-        </w:trPr>
-        <w:tc>
-          <w:tcPr>
-            <w:tcW w:type="dxa" w:w="3773"/>
-            <w:vAlign w:val="center"/>
-            <w:tcBorders>
-              <w:top w:val="single" w:sz="4" w:color="D9D9D9"/>
-              <w:left w:val="single" w:sz="4" w:color="D9D9D9"/>
-              <w:bottom w:val="single" w:sz="4" w:color="D9D9D9"/>
-              <w:right w:val="single" w:sz="4" w:color="D9D9D9"/>
-            </w:tcBorders>
-            <w:tcMar>
-              <w:top w:w="80" w:type="dxa"/>
-              <w:bottom w:w="80" w:type="dxa"/>
-              <w:left w:w="100" w:type="dxa"/>
-              <w:right w:w="100" w:type="dxa"/>
-            </w:tcMar>
-            <w:shd w:fill="FFFFFF"/>
-          </w:tcPr>
-          <w:p>
-            <w:pPr>
-              <w:spacing w:after="0" w:line="252" w:lineRule="auto"/>
-            </w:pPr>
-            <w:r>
-              <w:rPr>
-                <w:rFonts w:ascii="Arial" w:hAnsi="Arial"/>
-                <w:b w:val="0"/>
-                <w:color w:val="000000"/>
-                <w:sz w:val="18"/>
-              </w:rPr>
-              <w:t>README.md и exam-center-kr1.zip</w:t>
-            </w:r>
-          </w:p>
-        </w:tc>
-        <w:tc>
-          <w:tcPr>
-            <w:tcW w:type="dxa" w:w="6062"/>
-            <w:vAlign w:val="center"/>
-            <w:tcBorders>
-              <w:top w:val="single" w:sz="4" w:color="D9D9D9"/>
-              <w:left w:val="single" w:sz="4" w:color="D9D9D9"/>
-              <w:bottom w:val="single" w:sz="4" w:color="D9D9D9"/>
-              <w:right w:val="single" w:sz="4" w:color="D9D9D9"/>
-            </w:tcBorders>
-            <w:tcMar>
-              <w:top w:w="80" w:type="dxa"/>
-              <w:bottom w:w="80" w:type="dxa"/>
-              <w:left w:w="100" w:type="dxa"/>
-              <w:right w:w="100" w:type="dxa"/>
-            </w:tcMar>
-            <w:shd w:fill="FFFFFF"/>
-          </w:tcPr>
-          <w:p>
-            <w:pPr>
-              <w:spacing w:after="0" w:line="252" w:lineRule="auto"/>
-            </w:pPr>
-            <w:r>
-              <w:rPr>
-                <w:rFonts w:ascii="Arial" w:hAnsi="Arial"/>
-                <w:b w:val="0"/>
-                <w:color w:val="000000"/>
-                <w:sz w:val="18"/>
-              </w:rPr>
-              <w:t>Инструкция по запуску и архив исходного проекта.</w:t>
-            </w:r>
-          </w:p>
-        </w:tc>
-      </w:tr>
-    </w:tbl>
-    <w:p>
-      <w:pPr>
-        <w:spacing w:after="20"/>
-      </w:pPr>
-    </w:p>
-    <w:p>
-      <w:r>
-        <w:t>Каталоги .local-db, .maven-cache и target создаются при работе: это файлы локальной базы, загруженные зависимости Maven и результаты сборки. Логику приложения в них не меняют.</w:t>
-      </w:r>
-    </w:p>
-    <w:p>
-      <w:pPr>
-        <w:pStyle w:val="Heading1"/>
-      </w:pPr>
-      <w:r>
-        <w:t>Как программа запускается</w:t>
-      </w:r>
-    </w:p>
-    <w:p>
-      <w:r>
-        <w:t>Команда ./run.sh поднимает PostgreSQL на порту 55432. Если база exam_center еще не создана, скрипт создает ее, выполняет schema.sql и один раз загружает учебные записи из seed.sql. После этого задаются EXAM_DB_URL, EXAM_DB_USER и EXAM_DB_PASSWORD и запускается Maven. При следующем запуске данные не перезаписываются.</w:t>
-      </w:r>
-    </w:p>
-    <w:p>
-      <w:r>
-        <w:t>Maven берет настройки из pom.xml, компилирует Java-код и вызывает Main.main(). Main создает ExamCenterRepository, проверяет соединение и передает его в ExamCenterService. Сервис передается в ConsoleUi, чей метод run() показывает главное меню.</w:t>
-      </w:r>
-    </w:p>
-    <w:p>
-      <w:pPr>
-        <w:pStyle w:val="SourceCaption"/>
-      </w:pPr>
-      <w:r>
-        <w:t>Фрагмент Main.java</w:t>
-      </w:r>
-    </w:p>
-    <w:p>
-      <w:pPr>
-        <w:pStyle w:val="CodeExample"/>
-      </w:pPr>
-      <w:r>
-        <w:rPr>
-          <w:rFonts w:ascii="Courier New" w:hAnsi="Courier New"/>
-        </w:rPr>
-        <w:t>ExamCenterRepository repository = new ExamCenterRepository();</w:t>
-        <w:br/>
-        <w:t>repository.checkConnection();</w:t>
-        <w:br/>
-        <w:t>new ConsoleUi(new ExamCenterService(repository)).run();</w:t>
-      </w:r>
-    </w:p>
-    <w:p>
-      <w:r>
-        <w:t>Так компоненты получают свои зависимости через конструкторы. Экрану нужен сервис, сервису нужен репозиторий. SQL не размещается в меню.</w:t>
-      </w:r>
-    </w:p>
-    <w:p>
-      <w:pPr>
-        <w:pStyle w:val="Heading1"/>
-      </w:pPr>
-      <w:r>
-        <w:t>Где находятся данные</w:t>
-      </w:r>
-    </w:p>
-    <w:p>
-      <w:r>
-        <w:t>Главные данные живут в PostgreSQL. Таблица applicants хранит участников, таблица exam_applications — их заявки. В Java классы Applicant и ExamApplication представляют уже прочитанные данные. Это разные формы одной информации: таблица хранится между запусками, Java-объект существует во время работы программы.</w:t>
-      </w:r>
-    </w:p>
-    <w:tbl>
-      <w:tblPr>
-        <w:tblW w:type="auto" w:w="0"/>
-        <w:tblLayout w:type="fixed"/>
-        <w:tblLook w:firstColumn="1" w:firstRow="1" w:lastColumn="0" w:lastRow="0" w:noHBand="0" w:noVBand="1" w:val="04A0"/>
-      </w:tblPr>
-      <w:tblGrid>
-        <w:gridCol w:w="2016"/>
-        <w:gridCol w:w="3773"/>
-        <w:gridCol w:w="4046"/>
-      </w:tblGrid>
-      <w:tr>
-        <w:trPr>
-          <w:cantSplit/>
-          <w:tblHeader w:val="true"/>
-        </w:trPr>
-        <w:tc>
-          <w:tcPr>
-            <w:tcW w:type="dxa" w:w="2016"/>
-            <w:vAlign w:val="center"/>
-            <w:tcBorders>
-              <w:top w:val="single" w:sz="4" w:color="D9D9D9"/>
-              <w:left w:val="single" w:sz="4" w:color="D9D9D9"/>
-              <w:bottom w:val="single" w:sz="4" w:color="D9D9D9"/>
-              <w:right w:val="single" w:sz="4" w:color="D9D9D9"/>
-            </w:tcBorders>
-            <w:tcMar>
-              <w:top w:w="80" w:type="dxa"/>
-              <w:bottom w:w="80" w:type="dxa"/>
-              <w:left w:w="100" w:type="dxa"/>
-              <w:right w:w="100" w:type="dxa"/>
-            </w:tcMar>
-            <w:shd w:fill="263A5A"/>
-          </w:tcPr>
-          <w:p>
-            <w:pPr>
-              <w:spacing w:after="0" w:line="252" w:lineRule="auto"/>
-            </w:pPr>
-            <w:r>
-              <w:rPr>
-                <w:rFonts w:ascii="Arial" w:hAnsi="Arial"/>
-                <w:b/>
-                <w:color w:val="FFFFFF"/>
-                <w:sz w:val="18"/>
-              </w:rPr>
-              <w:t>Таблица</w:t>
-            </w:r>
-          </w:p>
-        </w:tc>
-        <w:tc>
-          <w:tcPr>
-            <w:tcW w:type="dxa" w:w="3773"/>
-            <w:vAlign w:val="center"/>
-            <w:tcBorders>
-              <w:top w:val="single" w:sz="4" w:color="D9D9D9"/>
-              <w:left w:val="single" w:sz="4" w:color="D9D9D9"/>
-              <w:bottom w:val="single" w:sz="4" w:color="D9D9D9"/>
-              <w:right w:val="single" w:sz="4" w:color="D9D9D9"/>
-            </w:tcBorders>
-            <w:tcMar>
-              <w:top w:w="80" w:type="dxa"/>
-              <w:bottom w:w="80" w:type="dxa"/>
-              <w:left w:w="100" w:type="dxa"/>
-              <w:right w:w="100" w:type="dxa"/>
-            </w:tcMar>
-            <w:shd w:fill="263A5A"/>
-          </w:tcPr>
-          <w:p>
-            <w:pPr>
-              <w:spacing w:after="0" w:line="252" w:lineRule="auto"/>
-            </w:pPr>
-            <w:r>
-              <w:rPr>
-                <w:rFonts w:ascii="Arial" w:hAnsi="Arial"/>
-                <w:b/>
-                <w:color w:val="FFFFFF"/>
-                <w:sz w:val="18"/>
-              </w:rPr>
-              <w:t>Важные поля</w:t>
-            </w:r>
-          </w:p>
-        </w:tc>
-        <w:tc>
-          <w:tcPr>
-            <w:tcW w:type="dxa" w:w="4046"/>
-            <w:vAlign w:val="center"/>
-            <w:tcBorders>
-              <w:top w:val="single" w:sz="4" w:color="D9D9D9"/>
-              <w:left w:val="single" w:sz="4" w:color="D9D9D9"/>
-              <w:bottom w:val="single" w:sz="4" w:color="D9D9D9"/>
-              <w:right w:val="single" w:sz="4" w:color="D9D9D9"/>
-            </w:tcBorders>
-            <w:tcMar>
-              <w:top w:w="80" w:type="dxa"/>
-              <w:bottom w:w="80" w:type="dxa"/>
-              <w:left w:w="100" w:type="dxa"/>
-              <w:right w:w="100" w:type="dxa"/>
-            </w:tcMar>
-            <w:shd w:fill="263A5A"/>
-          </w:tcPr>
-          <w:p>
-            <w:pPr>
-              <w:spacing w:after="0" w:line="252" w:lineRule="auto"/>
-            </w:pPr>
-            <w:r>
-              <w:rPr>
-                <w:rFonts w:ascii="Arial" w:hAnsi="Arial"/>
-                <w:b/>
-                <w:color w:val="FFFFFF"/>
-                <w:sz w:val="18"/>
-              </w:rPr>
-              <w:t>Связь и смысл</w:t>
-            </w:r>
-          </w:p>
-        </w:tc>
-      </w:tr>
-      <w:tr>
-        <w:trPr>
-          <w:cantSplit/>
-        </w:trPr>
-        <w:tc>
-          <w:tcPr>
-            <w:tcW w:type="dxa" w:w="2016"/>
-            <w:vAlign w:val="center"/>
-            <w:tcBorders>
-              <w:top w:val="single" w:sz="4" w:color="D9D9D9"/>
-              <w:left w:val="single" w:sz="4" w:color="D9D9D9"/>
-              <w:bottom w:val="single" w:sz="4" w:color="D9D9D9"/>
-              <w:right w:val="single" w:sz="4" w:color="D9D9D9"/>
-            </w:tcBorders>
-            <w:tcMar>
-              <w:top w:w="80" w:type="dxa"/>
-              <w:bottom w:w="80" w:type="dxa"/>
-              <w:left w:w="100" w:type="dxa"/>
-              <w:right w:w="100" w:type="dxa"/>
-            </w:tcMar>
-            <w:shd w:fill="FFFFFF"/>
-          </w:tcPr>
-          <w:p>
-            <w:pPr>
-              <w:spacing w:after="0" w:line="252" w:lineRule="auto"/>
-            </w:pPr>
-            <w:r>
-              <w:rPr>
-                <w:rFonts w:ascii="Arial" w:hAnsi="Arial"/>
-                <w:b w:val="0"/>
-                <w:color w:val="000000"/>
-                <w:sz w:val="18"/>
-              </w:rPr>
-              <w:t>applicants</w:t>
-            </w:r>
-          </w:p>
-        </w:tc>
-        <w:tc>
-          <w:tcPr>
-            <w:tcW w:type="dxa" w:w="3773"/>
-            <w:vAlign w:val="center"/>
-            <w:tcBorders>
-              <w:top w:val="single" w:sz="4" w:color="D9D9D9"/>
-              <w:left w:val="single" w:sz="4" w:color="D9D9D9"/>
-              <w:bottom w:val="single" w:sz="4" w:color="D9D9D9"/>
-              <w:right w:val="single" w:sz="4" w:color="D9D9D9"/>
-            </w:tcBorders>
-            <w:tcMar>
-              <w:top w:w="80" w:type="dxa"/>
-              <w:bottom w:w="80" w:type="dxa"/>
-              <w:left w:w="100" w:type="dxa"/>
-              <w:right w:w="100" w:type="dxa"/>
-            </w:tcMar>
-            <w:shd w:fill="FFFFFF"/>
-          </w:tcPr>
-          <w:p>
-            <w:pPr>
-              <w:spacing w:after="0" w:line="252" w:lineRule="auto"/>
-            </w:pPr>
-            <w:r>
-              <w:rPr>
-                <w:rFonts w:ascii="Arial" w:hAnsi="Arial"/>
-                <w:b w:val="0"/>
-                <w:color w:val="000000"/>
-                <w:sz w:val="18"/>
-              </w:rPr>
-              <w:t>id, full_name, email, phone</w:t>
-            </w:r>
-          </w:p>
-        </w:tc>
-        <w:tc>
-          <w:tcPr>
-            <w:tcW w:type="dxa" w:w="4046"/>
-            <w:vAlign w:val="center"/>
-            <w:tcBorders>
-              <w:top w:val="single" w:sz="4" w:color="D9D9D9"/>
-              <w:left w:val="single" w:sz="4" w:color="D9D9D9"/>
-              <w:bottom w:val="single" w:sz="4" w:color="D9D9D9"/>
-              <w:right w:val="single" w:sz="4" w:color="D9D9D9"/>
-            </w:tcBorders>
-            <w:tcMar>
-              <w:top w:w="80" w:type="dxa"/>
-              <w:bottom w:w="80" w:type="dxa"/>
-              <w:left w:w="100" w:type="dxa"/>
-              <w:right w:w="100" w:type="dxa"/>
-            </w:tcMar>
-            <w:shd w:fill="FFFFFF"/>
-          </w:tcPr>
-          <w:p>
-            <w:pPr>
-              <w:spacing w:after="0" w:line="252" w:lineRule="auto"/>
-            </w:pPr>
-            <w:r>
-              <w:rPr>
-                <w:rFonts w:ascii="Arial" w:hAnsi="Arial"/>
-                <w:b w:val="0"/>
-                <w:color w:val="000000"/>
-                <w:sz w:val="18"/>
-              </w:rPr>
-              <w:t>id — первичный ключ; email уникален.</w:t>
-            </w:r>
-          </w:p>
-        </w:tc>
-      </w:tr>
-      <w:tr>
-        <w:trPr>
-          <w:cantSplit/>
-        </w:trPr>
-        <w:tc>
-          <w:tcPr>
-            <w:tcW w:type="dxa" w:w="2016"/>
-            <w:vAlign w:val="center"/>
-            <w:tcBorders>
-              <w:top w:val="single" w:sz="4" w:color="D9D9D9"/>
-              <w:left w:val="single" w:sz="4" w:color="D9D9D9"/>
-              <w:bottom w:val="single" w:sz="4" w:color="D9D9D9"/>
-              <w:right w:val="single" w:sz="4" w:color="D9D9D9"/>
-            </w:tcBorders>
-            <w:tcMar>
-              <w:top w:w="80" w:type="dxa"/>
-              <w:bottom w:w="80" w:type="dxa"/>
-              <w:left w:w="100" w:type="dxa"/>
-              <w:right w:w="100" w:type="dxa"/>
-            </w:tcMar>
-            <w:shd w:fill="F2F5F9"/>
-          </w:tcPr>
-          <w:p>
-            <w:pPr>
-              <w:spacing w:after="0" w:line="252" w:lineRule="auto"/>
-            </w:pPr>
-            <w:r>
-              <w:rPr>
-                <w:rFonts w:ascii="Arial" w:hAnsi="Arial"/>
-                <w:b w:val="0"/>
-                <w:color w:val="000000"/>
-                <w:sz w:val="18"/>
-              </w:rPr>
-              <w:t>exam_applications</w:t>
-            </w:r>
-          </w:p>
-        </w:tc>
-        <w:tc>
-          <w:tcPr>
-            <w:tcW w:type="dxa" w:w="3773"/>
-            <w:vAlign w:val="center"/>
-            <w:tcBorders>
-              <w:top w:val="single" w:sz="4" w:color="D9D9D9"/>
-              <w:left w:val="single" w:sz="4" w:color="D9D9D9"/>
-              <w:bottom w:val="single" w:sz="4" w:color="D9D9D9"/>
-              <w:right w:val="single" w:sz="4" w:color="D9D9D9"/>
-            </w:tcBorders>
-            <w:tcMar>
-              <w:top w:w="80" w:type="dxa"/>
-              <w:bottom w:w="80" w:type="dxa"/>
-              <w:left w:w="100" w:type="dxa"/>
-              <w:right w:w="100" w:type="dxa"/>
-            </w:tcMar>
-            <w:shd w:fill="F2F5F9"/>
-          </w:tcPr>
-          <w:p>
-            <w:pPr>
-              <w:spacing w:after="0" w:line="252" w:lineRule="auto"/>
-            </w:pPr>
-            <w:r>
-              <w:rPr>
-                <w:rFonts w:ascii="Arial" w:hAnsi="Arial"/>
-                <w:b w:val="0"/>
-                <w:color w:val="000000"/>
-                <w:sz w:val="18"/>
-              </w:rPr>
-              <w:t>id, applicant_id, exam_name, scheduled_at, status, score, created_at</w:t>
-            </w:r>
-          </w:p>
-        </w:tc>
-        <w:tc>
-          <w:tcPr>
-            <w:tcW w:type="dxa" w:w="4046"/>
-            <w:vAlign w:val="center"/>
-            <w:tcBorders>
-              <w:top w:val="single" w:sz="4" w:color="D9D9D9"/>
-              <w:left w:val="single" w:sz="4" w:color="D9D9D9"/>
-              <w:bottom w:val="single" w:sz="4" w:color="D9D9D9"/>
-              <w:right w:val="single" w:sz="4" w:color="D9D9D9"/>
-            </w:tcBorders>
-            <w:tcMar>
-              <w:top w:w="80" w:type="dxa"/>
-              <w:bottom w:w="80" w:type="dxa"/>
-              <w:left w:w="100" w:type="dxa"/>
-              <w:right w:w="100" w:type="dxa"/>
-            </w:tcMar>
-            <w:shd w:fill="F2F5F9"/>
-          </w:tcPr>
-          <w:p>
-            <w:pPr>
-              <w:spacing w:after="0" w:line="252" w:lineRule="auto"/>
-            </w:pPr>
-            <w:r>
-              <w:rPr>
-                <w:rFonts w:ascii="Arial" w:hAnsi="Arial"/>
-                <w:b w:val="0"/>
-                <w:color w:val="000000"/>
-                <w:sz w:val="18"/>
-              </w:rPr>
-              <w:t>applicant_id ссылается на applicants.id. Один кандидат может иметь много заявок.</w:t>
-            </w:r>
-          </w:p>
-        </w:tc>
-      </w:tr>
-    </w:tbl>
-    <w:p>
-      <w:pPr>
-        <w:spacing w:after="20"/>
-      </w:pPr>
-    </w:p>
-    <w:p>
-      <w:pPr>
-        <w:spacing w:after="60"/>
-        <w:jc w:val="center"/>
-      </w:pPr>
-      <w:r>
-        <w:drawing>
-          <wp:inline xmlns:a="http://schemas.openxmlformats.org/drawingml/2006/main" xmlns:pic="http://schemas.openxmlformats.org/drawingml/2006/picture">
-            <wp:extent cx="5257800" cy="2482850"/>
-            <wp:docPr id="1" name="Picture 1"/>
-            <wp:cNvGraphicFramePr>
-              <a:graphicFrameLocks noChangeAspect="1"/>
-            </wp:cNvGraphicFramePr>
-            <a:graphic>
-              <a:graphicData uri="http://schemas.openxmlformats.org/drawingml/2006/picture">
-                <pic:pic>
-                  <pic:nvPicPr>
-                    <pic:cNvPr id="0" name="exam-er-doc.png"/>
-                    <pic:cNvPicPr/>
-                  </pic:nvPicPr>
-                  <pic:blipFill>
-                    <a:blip r:embed="rId9"/>
-                    <a:stretch>
-                      <a:fillRect/>
-                    </a:stretch>
-                  </pic:blipFill>
-                  <pic:spPr>
-                    <a:xfrm>
-                      <a:off x="0" y="0"/>
-                      <a:ext cx="5257800" cy="2482850"/>
-                    </a:xfrm>
-                    <a:prstGeom prst="rect"/>
-                  </pic:spPr>
-                </pic:pic>
-              </a:graphicData>
-            </a:graphic>
-          </wp:inline>
-        </w:drawing>
-      </w:r>
-    </w:p>
-    <w:p>
-      <w:r>
-        <w:t>Внешний ключ запрещает заявку на несуществующего кандидата. ON DELETE RESTRICT запрещает удалять кандидата, пока у него есть заявки. CHECK ограничивает статусы и балл, а частичный уникальный индекс запрещает две активные заявки одного кандидата на один экзамен и время.</w:t>
-      </w:r>
-    </w:p>
-    <w:p>
-      <w:r>
-        <w:t>В ExamApplication дополнительно записаны ФИО и email кандидата. Репозиторий получает их через JOIN с applicants. Поля моделей private final, поэтому меню читает их через геттеры и не меняет объект напрямую.</w:t>
-      </w:r>
-    </w:p>
-    <w:p>
-      <w:pPr>
-        <w:pStyle w:val="Heading1"/>
-      </w:pPr>
-      <w:r>
-        <w:t>Создание заявки от ввода до таблицы</w:t>
-      </w:r>
-    </w:p>
-    <w:p>
-      <w:r>
-        <w:t>Предположим, пользователь выбирает «Заявки на экзамен», затем «Создать», вводит ID существующего кандидата, название «Математика» и будущую дату. Дальше выполняется следующая цепочка.</w:t>
-      </w:r>
-    </w:p>
-    <w:tbl>
-      <w:tblPr>
-        <w:tblW w:type="auto" w:w="0"/>
-        <w:tblLayout w:type="fixed"/>
-        <w:tblLook w:firstColumn="1" w:firstRow="1" w:lastColumn="0" w:lastRow="0" w:noHBand="0" w:noVBand="1" w:val="04A0"/>
-      </w:tblPr>
-      <w:tblGrid>
-        <w:gridCol w:w="2189"/>
-        <w:gridCol w:w="7646"/>
-      </w:tblGrid>
-      <w:tr>
-        <w:trPr>
-          <w:cantSplit/>
-          <w:tblHeader w:val="true"/>
-        </w:trPr>
-        <w:tc>
-          <w:tcPr>
-            <w:tcW w:type="dxa" w:w="2189"/>
-            <w:vAlign w:val="center"/>
-            <w:tcBorders>
-              <w:top w:val="single" w:sz="4" w:color="D9D9D9"/>
-              <w:left w:val="single" w:sz="4" w:color="D9D9D9"/>
-              <w:bottom w:val="single" w:sz="4" w:color="D9D9D9"/>
-              <w:right w:val="single" w:sz="4" w:color="D9D9D9"/>
-            </w:tcBorders>
-            <w:tcMar>
-              <w:top w:w="80" w:type="dxa"/>
-              <w:bottom w:w="80" w:type="dxa"/>
-              <w:left w:w="100" w:type="dxa"/>
-              <w:right w:w="100" w:type="dxa"/>
-            </w:tcMar>
-            <w:shd w:fill="263A5A"/>
-          </w:tcPr>
-          <w:p>
-            <w:pPr>
-              <w:spacing w:after="0" w:line="252" w:lineRule="auto"/>
-            </w:pPr>
-            <w:r>
-              <w:rPr>
-                <w:rFonts w:ascii="Arial" w:hAnsi="Arial"/>
-                <w:b/>
-                <w:color w:val="FFFFFF"/>
-                <w:sz w:val="18"/>
-              </w:rPr>
-              <w:t>Шаг</w:t>
-            </w:r>
-          </w:p>
-        </w:tc>
-        <w:tc>
-          <w:tcPr>
-            <w:tcW w:type="dxa" w:w="7646"/>
-            <w:vAlign w:val="center"/>
-            <w:tcBorders>
-              <w:top w:val="single" w:sz="4" w:color="D9D9D9"/>
-              <w:left w:val="single" w:sz="4" w:color="D9D9D9"/>
-              <w:bottom w:val="single" w:sz="4" w:color="D9D9D9"/>
-              <w:right w:val="single" w:sz="4" w:color="D9D9D9"/>
-            </w:tcBorders>
-            <w:tcMar>
-              <w:top w:w="80" w:type="dxa"/>
-              <w:bottom w:w="80" w:type="dxa"/>
-              <w:left w:w="100" w:type="dxa"/>
-              <w:right w:w="100" w:type="dxa"/>
-            </w:tcMar>
-            <w:shd w:fill="263A5A"/>
-          </w:tcPr>
-          <w:p>
-            <w:pPr>
-              <w:spacing w:after="0" w:line="252" w:lineRule="auto"/>
-            </w:pPr>
-            <w:r>
-              <w:rPr>
-                <w:rFonts w:ascii="Arial" w:hAnsi="Arial"/>
-                <w:b/>
-                <w:color w:val="FFFFFF"/>
-                <w:sz w:val="18"/>
-              </w:rPr>
-              <w:t>Что происходит</w:t>
-            </w:r>
-          </w:p>
-        </w:tc>
-      </w:tr>
-      <w:tr>
-        <w:trPr>
-          <w:cantSplit/>
-        </w:trPr>
-        <w:tc>
-          <w:tcPr>
-            <w:tcW w:type="dxa" w:w="2189"/>
-            <w:vAlign w:val="center"/>
-            <w:tcBorders>
-              <w:top w:val="single" w:sz="4" w:color="D9D9D9"/>
-              <w:left w:val="single" w:sz="4" w:color="D9D9D9"/>
-              <w:bottom w:val="single" w:sz="4" w:color="D9D9D9"/>
-              <w:right w:val="single" w:sz="4" w:color="D9D9D9"/>
-            </w:tcBorders>
-            <w:tcMar>
-              <w:top w:w="80" w:type="dxa"/>
-              <w:bottom w:w="80" w:type="dxa"/>
-              <w:left w:w="100" w:type="dxa"/>
-              <w:right w:w="100" w:type="dxa"/>
-            </w:tcMar>
-            <w:shd w:fill="FFFFFF"/>
-          </w:tcPr>
-          <w:p>
-            <w:pPr>
-              <w:spacing w:after="0" w:line="252" w:lineRule="auto"/>
-            </w:pPr>
-            <w:r>
-              <w:rPr>
-                <w:rFonts w:ascii="Arial" w:hAnsi="Arial"/>
-                <w:b w:val="0"/>
-                <w:color w:val="000000"/>
-                <w:sz w:val="18"/>
-              </w:rPr>
-              <w:t>1 ConsoleUi</w:t>
-            </w:r>
-          </w:p>
-        </w:tc>
-        <w:tc>
-          <w:tcPr>
-            <w:tcW w:type="dxa" w:w="7646"/>
-            <w:vAlign w:val="center"/>
-            <w:tcBorders>
-              <w:top w:val="single" w:sz="4" w:color="D9D9D9"/>
-              <w:left w:val="single" w:sz="4" w:color="D9D9D9"/>
-              <w:bottom w:val="single" w:sz="4" w:color="D9D9D9"/>
-              <w:right w:val="single" w:sz="4" w:color="D9D9D9"/>
-            </w:tcBorders>
-            <w:tcMar>
-              <w:top w:w="80" w:type="dxa"/>
-              <w:bottom w:w="80" w:type="dxa"/>
-              <w:left w:w="100" w:type="dxa"/>
-              <w:right w:w="100" w:type="dxa"/>
-            </w:tcMar>
-            <w:shd w:fill="FFFFFF"/>
-          </w:tcPr>
-          <w:p>
-            <w:pPr>
-              <w:spacing w:after="0" w:line="252" w:lineRule="auto"/>
-            </w:pPr>
-            <w:r>
-              <w:rPr>
-                <w:rFonts w:ascii="Arial" w:hAnsi="Arial"/>
-                <w:b w:val="0"/>
-                <w:color w:val="000000"/>
-                <w:sz w:val="18"/>
-              </w:rPr>
-              <w:t>Преобразует ID в число, дату в LocalDateTime и вызывает service.createApplication(...).</w:t>
-            </w:r>
-          </w:p>
-        </w:tc>
-      </w:tr>
-      <w:tr>
-        <w:trPr>
-          <w:cantSplit/>
-        </w:trPr>
-        <w:tc>
-          <w:tcPr>
-            <w:tcW w:type="dxa" w:w="2189"/>
-            <w:vAlign w:val="center"/>
-            <w:tcBorders>
-              <w:top w:val="single" w:sz="4" w:color="D9D9D9"/>
-              <w:left w:val="single" w:sz="4" w:color="D9D9D9"/>
-              <w:bottom w:val="single" w:sz="4" w:color="D9D9D9"/>
-              <w:right w:val="single" w:sz="4" w:color="D9D9D9"/>
-            </w:tcBorders>
-            <w:tcMar>
-              <w:top w:w="80" w:type="dxa"/>
-              <w:bottom w:w="80" w:type="dxa"/>
-              <w:left w:w="100" w:type="dxa"/>
-              <w:right w:w="100" w:type="dxa"/>
-            </w:tcMar>
-            <w:shd w:fill="F2F5F9"/>
-          </w:tcPr>
-          <w:p>
-            <w:pPr>
-              <w:spacing w:after="0" w:line="252" w:lineRule="auto"/>
-            </w:pPr>
-            <w:r>
-              <w:rPr>
-                <w:rFonts w:ascii="Arial" w:hAnsi="Arial"/>
-                <w:b w:val="0"/>
-                <w:color w:val="000000"/>
-                <w:sz w:val="18"/>
-              </w:rPr>
-              <w:t>2 ExamCenterService</w:t>
-            </w:r>
-          </w:p>
-        </w:tc>
-        <w:tc>
-          <w:tcPr>
-            <w:tcW w:type="dxa" w:w="7646"/>
-            <w:vAlign w:val="center"/>
-            <w:tcBorders>
-              <w:top w:val="single" w:sz="4" w:color="D9D9D9"/>
-              <w:left w:val="single" w:sz="4" w:color="D9D9D9"/>
-              <w:bottom w:val="single" w:sz="4" w:color="D9D9D9"/>
-              <w:right w:val="single" w:sz="4" w:color="D9D9D9"/>
-            </w:tcBorders>
-            <w:tcMar>
-              <w:top w:w="80" w:type="dxa"/>
-              <w:bottom w:w="80" w:type="dxa"/>
-              <w:left w:w="100" w:type="dxa"/>
-              <w:right w:w="100" w:type="dxa"/>
-            </w:tcMar>
-            <w:shd w:fill="F2F5F9"/>
-          </w:tcPr>
-          <w:p>
-            <w:pPr>
-              <w:spacing w:after="0" w:line="252" w:lineRule="auto"/>
-            </w:pPr>
-            <w:r>
-              <w:rPr>
-                <w:rFonts w:ascii="Arial" w:hAnsi="Arial"/>
-                <w:b w:val="0"/>
-                <w:color w:val="000000"/>
-                <w:sz w:val="18"/>
-              </w:rPr>
-              <w:t>Вызывает getApplicant(), проверяет длину названия и будущую дату. Затем спрашивает репозиторий, есть ли активный дубликат.</w:t>
-            </w:r>
-          </w:p>
-        </w:tc>
-      </w:tr>
-      <w:tr>
-        <w:trPr>
-          <w:cantSplit/>
-        </w:trPr>
-        <w:tc>
-          <w:tcPr>
-            <w:tcW w:type="dxa" w:w="2189"/>
-            <w:vAlign w:val="center"/>
-            <w:tcBorders>
-              <w:top w:val="single" w:sz="4" w:color="D9D9D9"/>
-              <w:left w:val="single" w:sz="4" w:color="D9D9D9"/>
-              <w:bottom w:val="single" w:sz="4" w:color="D9D9D9"/>
-              <w:right w:val="single" w:sz="4" w:color="D9D9D9"/>
-            </w:tcBorders>
-            <w:tcMar>
-              <w:top w:w="80" w:type="dxa"/>
-              <w:bottom w:w="80" w:type="dxa"/>
-              <w:left w:w="100" w:type="dxa"/>
-              <w:right w:w="100" w:type="dxa"/>
-            </w:tcMar>
-            <w:shd w:fill="FFFFFF"/>
-          </w:tcPr>
-          <w:p>
-            <w:pPr>
-              <w:spacing w:after="0" w:line="252" w:lineRule="auto"/>
-            </w:pPr>
-            <w:r>
-              <w:rPr>
-                <w:rFonts w:ascii="Arial" w:hAnsi="Arial"/>
-                <w:b w:val="0"/>
-                <w:color w:val="000000"/>
-                <w:sz w:val="18"/>
-              </w:rPr>
-              <w:t>3 ExamCenterRepository</w:t>
-            </w:r>
-          </w:p>
-        </w:tc>
-        <w:tc>
-          <w:tcPr>
-            <w:tcW w:type="dxa" w:w="7646"/>
-            <w:vAlign w:val="center"/>
-            <w:tcBorders>
-              <w:top w:val="single" w:sz="4" w:color="D9D9D9"/>
-              <w:left w:val="single" w:sz="4" w:color="D9D9D9"/>
-              <w:bottom w:val="single" w:sz="4" w:color="D9D9D9"/>
-              <w:right w:val="single" w:sz="4" w:color="D9D9D9"/>
-            </w:tcBorders>
-            <w:tcMar>
-              <w:top w:w="80" w:type="dxa"/>
-              <w:bottom w:w="80" w:type="dxa"/>
-              <w:left w:w="100" w:type="dxa"/>
-              <w:right w:w="100" w:type="dxa"/>
-            </w:tcMar>
-            <w:shd w:fill="FFFFFF"/>
-          </w:tcPr>
-          <w:p>
-            <w:pPr>
-              <w:spacing w:after="0" w:line="252" w:lineRule="auto"/>
-            </w:pPr>
-            <w:r>
-              <w:rPr>
-                <w:rFonts w:ascii="Arial" w:hAnsi="Arial"/>
-                <w:b w:val="0"/>
-                <w:color w:val="000000"/>
-                <w:sz w:val="18"/>
-              </w:rPr>
-              <w:t>Создает Connection, подготавливает INSERT с параметрами ?, записывает applicant_id, exam_name и scheduled_at.</w:t>
-            </w:r>
-          </w:p>
-        </w:tc>
-      </w:tr>
-      <w:tr>
-        <w:trPr>
-          <w:cantSplit/>
-        </w:trPr>
-        <w:tc>
-          <w:tcPr>
-            <w:tcW w:type="dxa" w:w="2189"/>
-            <w:vAlign w:val="center"/>
-            <w:tcBorders>
-              <w:top w:val="single" w:sz="4" w:color="D9D9D9"/>
-              <w:left w:val="single" w:sz="4" w:color="D9D9D9"/>
-              <w:bottom w:val="single" w:sz="4" w:color="D9D9D9"/>
-              <w:right w:val="single" w:sz="4" w:color="D9D9D9"/>
-            </w:tcBorders>
-            <w:tcMar>
-              <w:top w:w="80" w:type="dxa"/>
-              <w:bottom w:w="80" w:type="dxa"/>
-              <w:left w:w="100" w:type="dxa"/>
-              <w:right w:w="100" w:type="dxa"/>
-            </w:tcMar>
-            <w:shd w:fill="F2F5F9"/>
-          </w:tcPr>
-          <w:p>
-            <w:pPr>
-              <w:spacing w:after="0" w:line="252" w:lineRule="auto"/>
-            </w:pPr>
-            <w:r>
-              <w:rPr>
-                <w:rFonts w:ascii="Arial" w:hAnsi="Arial"/>
-                <w:b w:val="0"/>
-                <w:color w:val="000000"/>
-                <w:sz w:val="18"/>
-              </w:rPr>
-              <w:t>4 PostgreSQL</w:t>
-            </w:r>
-          </w:p>
-        </w:tc>
-        <w:tc>
-          <w:tcPr>
-            <w:tcW w:type="dxa" w:w="7646"/>
-            <w:vAlign w:val="center"/>
-            <w:tcBorders>
-              <w:top w:val="single" w:sz="4" w:color="D9D9D9"/>
-              <w:left w:val="single" w:sz="4" w:color="D9D9D9"/>
-              <w:bottom w:val="single" w:sz="4" w:color="D9D9D9"/>
-              <w:right w:val="single" w:sz="4" w:color="D9D9D9"/>
-            </w:tcBorders>
-            <w:tcMar>
-              <w:top w:w="80" w:type="dxa"/>
-              <w:bottom w:w="80" w:type="dxa"/>
-              <w:left w:w="100" w:type="dxa"/>
-              <w:right w:w="100" w:type="dxa"/>
-            </w:tcMar>
-            <w:shd w:fill="F2F5F9"/>
-          </w:tcPr>
-          <w:p>
-            <w:pPr>
-              <w:spacing w:after="0" w:line="252" w:lineRule="auto"/>
-            </w:pPr>
-            <w:r>
-              <w:rPr>
-                <w:rFonts w:ascii="Arial" w:hAnsi="Arial"/>
-                <w:b w:val="0"/>
-                <w:color w:val="000000"/>
-                <w:sz w:val="18"/>
-              </w:rPr>
-              <w:t>Создает строку со статусом NEW и генерирует ID. Дополнительно проверяет FOREIGN KEY, CHECK и UNIQUE INDEX.</w:t>
-            </w:r>
-          </w:p>
-        </w:tc>
-      </w:tr>
-      <w:tr>
-        <w:trPr>
-          <w:cantSplit/>
-        </w:trPr>
-        <w:tc>
-          <w:tcPr>
-            <w:tcW w:type="dxa" w:w="2189"/>
-            <w:vAlign w:val="center"/>
-            <w:tcBorders>
-              <w:top w:val="single" w:sz="4" w:color="D9D9D9"/>
-              <w:left w:val="single" w:sz="4" w:color="D9D9D9"/>
-              <w:bottom w:val="single" w:sz="4" w:color="D9D9D9"/>
-              <w:right w:val="single" w:sz="4" w:color="D9D9D9"/>
-            </w:tcBorders>
-            <w:tcMar>
-              <w:top w:w="80" w:type="dxa"/>
-              <w:bottom w:w="80" w:type="dxa"/>
-              <w:left w:w="100" w:type="dxa"/>
-              <w:right w:w="100" w:type="dxa"/>
-            </w:tcMar>
-            <w:shd w:fill="FFFFFF"/>
-          </w:tcPr>
-          <w:p>
-            <w:pPr>
-              <w:spacing w:after="0" w:line="252" w:lineRule="auto"/>
-            </w:pPr>
-            <w:r>
-              <w:rPr>
-                <w:rFonts w:ascii="Arial" w:hAnsi="Arial"/>
-                <w:b w:val="0"/>
-                <w:color w:val="000000"/>
-                <w:sz w:val="18"/>
-              </w:rPr>
-              <w:t>5 Возврат результата</w:t>
-            </w:r>
-          </w:p>
-        </w:tc>
-        <w:tc>
-          <w:tcPr>
-            <w:tcW w:type="dxa" w:w="7646"/>
-            <w:vAlign w:val="center"/>
-            <w:tcBorders>
-              <w:top w:val="single" w:sz="4" w:color="D9D9D9"/>
-              <w:left w:val="single" w:sz="4" w:color="D9D9D9"/>
-              <w:bottom w:val="single" w:sz="4" w:color="D9D9D9"/>
-              <w:right w:val="single" w:sz="4" w:color="D9D9D9"/>
-            </w:tcBorders>
-            <w:tcMar>
-              <w:top w:w="80" w:type="dxa"/>
-              <w:bottom w:w="80" w:type="dxa"/>
-              <w:left w:w="100" w:type="dxa"/>
-              <w:right w:w="100" w:type="dxa"/>
-            </w:tcMar>
-            <w:shd w:fill="FFFFFF"/>
-          </w:tcPr>
-          <w:p>
-            <w:pPr>
-              <w:spacing w:after="0" w:line="252" w:lineRule="auto"/>
-            </w:pPr>
-            <w:r>
-              <w:rPr>
-                <w:rFonts w:ascii="Arial" w:hAnsi="Arial"/>
-                <w:b w:val="0"/>
-                <w:color w:val="000000"/>
-                <w:sz w:val="18"/>
-              </w:rPr>
-              <w:t>Репозиторий возвращает новый ID сервису, сервис — меню. ConsoleUi печатает «Заявка создана, ID: ...».</w:t>
-            </w:r>
-          </w:p>
-        </w:tc>
-      </w:tr>
-    </w:tbl>
-    <w:p>
-      <w:pPr>
-        <w:spacing w:after="20"/>
-      </w:pPr>
-    </w:p>
-    <w:p>
-      <w:pPr>
-        <w:pStyle w:val="SourceCaption"/>
-      </w:pPr>
-      <w:r>
-        <w:t>Упрощенный путь вызова и SQL из проекта</w:t>
-      </w:r>
-    </w:p>
-    <w:p>
-      <w:pPr>
-        <w:pStyle w:val="CodeExample"/>
-      </w:pPr>
-      <w:r>
-        <w:rPr>
-          <w:rFonts w:ascii="Courier New" w:hAnsi="Courier New"/>
-        </w:rPr>
-        <w:t>long id = service.createApplication(applicantId, exam, date);</w:t>
-        <w:br/>
-        <w:t>// В репозитории: INSERT INTO exam_applications (...) VALUES (?,?,?,'NEW')</w:t>
-      </w:r>
-    </w:p>
-    <w:p>
-      <w:r>
-        <w:t>Если ID кандидата не найден, дата уже прошла или заявка повторяется, сервис создает BusinessException с понятным текстом. ConsoleUi показывает ошибку и продолжает работу меню.</w:t>
-      </w:r>
-    </w:p>
-    <w:p>
-      <w:pPr>
-        <w:pStyle w:val="Heading1"/>
-      </w:pPr>
-      <w:r>
-        <w:t>Чтение изменение удаление и статусы</w:t>
-      </w:r>
-    </w:p>
-    <w:p>
-      <w:r>
-        <w:t>При просмотре заявки репозиторий делает SELECT с JOIN: строка exam_applications соединяется с данными кандидата из applicants. Метод application(ResultSet) создает ExamApplication. Меню печатает значения его геттеров. Для списка репозиторий добавляет каждый полученный объект в ArrayList.</w:t>
-      </w:r>
-    </w:p>
-    <w:p>
-      <w:r>
-        <w:t>При изменении пункт 4 сначала показывает текущую заявку. Нажатие Enter оставляет отдельное поле прежним. ExamCenterService запрещает редактировать завершенную или отмененную заявку, проверяет новые значения и передает их в SQL UPDATE. При удалении сервис сначала убеждается, что ID существует; репозиторий выполняет DELETE.</w:t>
-      </w:r>
-    </w:p>
-    <w:tbl>
-      <w:tblPr>
-        <w:tblW w:type="auto" w:w="0"/>
-        <w:tblLayout w:type="fixed"/>
-        <w:tblLook w:firstColumn="1" w:firstRow="1" w:lastColumn="0" w:lastRow="0" w:noHBand="0" w:noVBand="1" w:val="04A0"/>
-      </w:tblPr>
-      <w:tblGrid>
-        <w:gridCol w:w="2520"/>
-        <w:gridCol w:w="3182"/>
-        <w:gridCol w:w="4133"/>
-      </w:tblGrid>
-      <w:tr>
-        <w:trPr>
-          <w:cantSplit/>
-          <w:tblHeader w:val="true"/>
-        </w:trPr>
-        <w:tc>
-          <w:tcPr>
-            <w:tcW w:type="dxa" w:w="2520"/>
-            <w:vAlign w:val="center"/>
-            <w:tcBorders>
-              <w:top w:val="single" w:sz="4" w:color="D9D9D9"/>
-              <w:left w:val="single" w:sz="4" w:color="D9D9D9"/>
-              <w:bottom w:val="single" w:sz="4" w:color="D9D9D9"/>
-              <w:right w:val="single" w:sz="4" w:color="D9D9D9"/>
-            </w:tcBorders>
-            <w:tcMar>
-              <w:top w:w="80" w:type="dxa"/>
-              <w:bottom w:w="80" w:type="dxa"/>
-              <w:left w:w="100" w:type="dxa"/>
-              <w:right w:w="100" w:type="dxa"/>
-            </w:tcMar>
-            <w:shd w:fill="263A5A"/>
-          </w:tcPr>
-          <w:p>
-            <w:pPr>
-              <w:spacing w:after="0" w:line="252" w:lineRule="auto"/>
-            </w:pPr>
-            <w:r>
-              <w:rPr>
-                <w:rFonts w:ascii="Arial" w:hAnsi="Arial"/>
-                <w:b/>
-                <w:color w:val="FFFFFF"/>
-                <w:sz w:val="18"/>
-              </w:rPr>
-              <w:t>Текущий статус</w:t>
-            </w:r>
-          </w:p>
-        </w:tc>
-        <w:tc>
-          <w:tcPr>
-            <w:tcW w:type="dxa" w:w="3182"/>
-            <w:vAlign w:val="center"/>
-            <w:tcBorders>
-              <w:top w:val="single" w:sz="4" w:color="D9D9D9"/>
-              <w:left w:val="single" w:sz="4" w:color="D9D9D9"/>
-              <w:bottom w:val="single" w:sz="4" w:color="D9D9D9"/>
-              <w:right w:val="single" w:sz="4" w:color="D9D9D9"/>
-            </w:tcBorders>
-            <w:tcMar>
-              <w:top w:w="80" w:type="dxa"/>
-              <w:bottom w:w="80" w:type="dxa"/>
-              <w:left w:w="100" w:type="dxa"/>
-              <w:right w:w="100" w:type="dxa"/>
-            </w:tcMar>
-            <w:shd w:fill="263A5A"/>
-          </w:tcPr>
-          <w:p>
-            <w:pPr>
-              <w:spacing w:after="0" w:line="252" w:lineRule="auto"/>
-            </w:pPr>
-            <w:r>
-              <w:rPr>
-                <w:rFonts w:ascii="Arial" w:hAnsi="Arial"/>
-                <w:b/>
-                <w:color w:val="FFFFFF"/>
-                <w:sz w:val="18"/>
-              </w:rPr>
-              <w:t>Разрешенное действие</w:t>
-            </w:r>
-          </w:p>
-        </w:tc>
-        <w:tc>
-          <w:tcPr>
-            <w:tcW w:type="dxa" w:w="4133"/>
-            <w:vAlign w:val="center"/>
-            <w:tcBorders>
-              <w:top w:val="single" w:sz="4" w:color="D9D9D9"/>
-              <w:left w:val="single" w:sz="4" w:color="D9D9D9"/>
-              <w:bottom w:val="single" w:sz="4" w:color="D9D9D9"/>
-              <w:right w:val="single" w:sz="4" w:color="D9D9D9"/>
-            </w:tcBorders>
-            <w:tcMar>
-              <w:top w:w="80" w:type="dxa"/>
-              <w:bottom w:w="80" w:type="dxa"/>
-              <w:left w:w="100" w:type="dxa"/>
-              <w:right w:w="100" w:type="dxa"/>
-            </w:tcMar>
-            <w:shd w:fill="263A5A"/>
-          </w:tcPr>
-          <w:p>
-            <w:pPr>
-              <w:spacing w:after="0" w:line="252" w:lineRule="auto"/>
-            </w:pPr>
-            <w:r>
-              <w:rPr>
-                <w:rFonts w:ascii="Arial" w:hAnsi="Arial"/>
-                <w:b/>
-                <w:color w:val="FFFFFF"/>
-                <w:sz w:val="18"/>
-              </w:rPr>
-              <w:t>Дополнительное условие</w:t>
-            </w:r>
-          </w:p>
-        </w:tc>
-      </w:tr>
-      <w:tr>
-        <w:trPr>
-          <w:cantSplit/>
-        </w:trPr>
-        <w:tc>
-          <w:tcPr>
-            <w:tcW w:type="dxa" w:w="2520"/>
-            <w:vAlign w:val="center"/>
-            <w:tcBorders>
-              <w:top w:val="single" w:sz="4" w:color="D9D9D9"/>
-              <w:left w:val="single" w:sz="4" w:color="D9D9D9"/>
-              <w:bottom w:val="single" w:sz="4" w:color="D9D9D9"/>
-              <w:right w:val="single" w:sz="4" w:color="D9D9D9"/>
-            </w:tcBorders>
-            <w:tcMar>
-              <w:top w:w="80" w:type="dxa"/>
-              <w:bottom w:w="80" w:type="dxa"/>
-              <w:left w:w="100" w:type="dxa"/>
-              <w:right w:w="100" w:type="dxa"/>
-            </w:tcMar>
-            <w:shd w:fill="FFFFFF"/>
-          </w:tcPr>
-          <w:p>
-            <w:pPr>
-              <w:spacing w:after="0" w:line="252" w:lineRule="auto"/>
-            </w:pPr>
-            <w:r>
-              <w:rPr>
-                <w:rFonts w:ascii="Arial" w:hAnsi="Arial"/>
-                <w:b w:val="0"/>
-                <w:color w:val="000000"/>
-                <w:sz w:val="18"/>
-              </w:rPr>
-              <w:t>NEW</w:t>
-            </w:r>
-          </w:p>
-        </w:tc>
-        <w:tc>
-          <w:tcPr>
-            <w:tcW w:type="dxa" w:w="3182"/>
-            <w:vAlign w:val="center"/>
-            <w:tcBorders>
-              <w:top w:val="single" w:sz="4" w:color="D9D9D9"/>
-              <w:left w:val="single" w:sz="4" w:color="D9D9D9"/>
-              <w:bottom w:val="single" w:sz="4" w:color="D9D9D9"/>
-              <w:right w:val="single" w:sz="4" w:color="D9D9D9"/>
-            </w:tcBorders>
-            <w:tcMar>
-              <w:top w:w="80" w:type="dxa"/>
-              <w:bottom w:w="80" w:type="dxa"/>
-              <w:left w:w="100" w:type="dxa"/>
-              <w:right w:w="100" w:type="dxa"/>
-            </w:tcMar>
-            <w:shd w:fill="FFFFFF"/>
-          </w:tcPr>
-          <w:p>
-            <w:pPr>
-              <w:spacing w:after="0" w:line="252" w:lineRule="auto"/>
-            </w:pPr>
-            <w:r>
-              <w:rPr>
-                <w:rFonts w:ascii="Arial" w:hAnsi="Arial"/>
-                <w:b w:val="0"/>
-                <w:color w:val="000000"/>
-                <w:sz w:val="18"/>
-              </w:rPr>
-              <w:t>APPROVED или CANCELLED</w:t>
-            </w:r>
-          </w:p>
-        </w:tc>
-        <w:tc>
-          <w:tcPr>
-            <w:tcW w:type="dxa" w:w="4133"/>
-            <w:vAlign w:val="center"/>
-            <w:tcBorders>
-              <w:top w:val="single" w:sz="4" w:color="D9D9D9"/>
-              <w:left w:val="single" w:sz="4" w:color="D9D9D9"/>
-              <w:bottom w:val="single" w:sz="4" w:color="D9D9D9"/>
-              <w:right w:val="single" w:sz="4" w:color="D9D9D9"/>
-            </w:tcBorders>
-            <w:tcMar>
-              <w:top w:w="80" w:type="dxa"/>
-              <w:bottom w:w="80" w:type="dxa"/>
-              <w:left w:w="100" w:type="dxa"/>
-              <w:right w:w="100" w:type="dxa"/>
-            </w:tcMar>
-            <w:shd w:fill="FFFFFF"/>
-          </w:tcPr>
-          <w:p>
-            <w:pPr>
-              <w:spacing w:after="0" w:line="252" w:lineRule="auto"/>
-            </w:pPr>
-            <w:r>
-              <w:rPr>
-                <w:rFonts w:ascii="Arial" w:hAnsi="Arial"/>
-                <w:b w:val="0"/>
-                <w:color w:val="000000"/>
-                <w:sz w:val="18"/>
-              </w:rPr>
-              <w:t>При создании заявка получает NEW.</w:t>
-            </w:r>
-          </w:p>
-        </w:tc>
-      </w:tr>
-      <w:tr>
-        <w:trPr>
-          <w:cantSplit/>
-        </w:trPr>
-        <w:tc>
-          <w:tcPr>
-            <w:tcW w:type="dxa" w:w="2520"/>
-            <w:vAlign w:val="center"/>
-            <w:tcBorders>
-              <w:top w:val="single" w:sz="4" w:color="D9D9D9"/>
-              <w:left w:val="single" w:sz="4" w:color="D9D9D9"/>
-              <w:bottom w:val="single" w:sz="4" w:color="D9D9D9"/>
-              <w:right w:val="single" w:sz="4" w:color="D9D9D9"/>
-            </w:tcBorders>
-            <w:tcMar>
-              <w:top w:w="80" w:type="dxa"/>
-              <w:bottom w:w="80" w:type="dxa"/>
-              <w:left w:w="100" w:type="dxa"/>
-              <w:right w:w="100" w:type="dxa"/>
-            </w:tcMar>
-            <w:shd w:fill="F2F5F9"/>
-          </w:tcPr>
-          <w:p>
-            <w:pPr>
-              <w:spacing w:after="0" w:line="252" w:lineRule="auto"/>
-            </w:pPr>
-            <w:r>
-              <w:rPr>
-                <w:rFonts w:ascii="Arial" w:hAnsi="Arial"/>
-                <w:b w:val="0"/>
-                <w:color w:val="000000"/>
-                <w:sz w:val="18"/>
-              </w:rPr>
-              <w:t>APPROVED</w:t>
-            </w:r>
-          </w:p>
-        </w:tc>
-        <w:tc>
-          <w:tcPr>
-            <w:tcW w:type="dxa" w:w="3182"/>
-            <w:vAlign w:val="center"/>
-            <w:tcBorders>
-              <w:top w:val="single" w:sz="4" w:color="D9D9D9"/>
-              <w:left w:val="single" w:sz="4" w:color="D9D9D9"/>
-              <w:bottom w:val="single" w:sz="4" w:color="D9D9D9"/>
-              <w:right w:val="single" w:sz="4" w:color="D9D9D9"/>
-            </w:tcBorders>
-            <w:tcMar>
-              <w:top w:w="80" w:type="dxa"/>
-              <w:bottom w:w="80" w:type="dxa"/>
-              <w:left w:w="100" w:type="dxa"/>
-              <w:right w:w="100" w:type="dxa"/>
-            </w:tcMar>
-            <w:shd w:fill="F2F5F9"/>
-          </w:tcPr>
-          <w:p>
-            <w:pPr>
-              <w:spacing w:after="0" w:line="252" w:lineRule="auto"/>
-            </w:pPr>
-            <w:r>
-              <w:rPr>
-                <w:rFonts w:ascii="Arial" w:hAnsi="Arial"/>
-                <w:b w:val="0"/>
-                <w:color w:val="000000"/>
-                <w:sz w:val="18"/>
-              </w:rPr>
-              <w:t>COMPLETED или CANCELLED</w:t>
-            </w:r>
-          </w:p>
-        </w:tc>
-        <w:tc>
-          <w:tcPr>
-            <w:tcW w:type="dxa" w:w="4133"/>
-            <w:vAlign w:val="center"/>
-            <w:tcBorders>
-              <w:top w:val="single" w:sz="4" w:color="D9D9D9"/>
-              <w:left w:val="single" w:sz="4" w:color="D9D9D9"/>
-              <w:bottom w:val="single" w:sz="4" w:color="D9D9D9"/>
-              <w:right w:val="single" w:sz="4" w:color="D9D9D9"/>
-            </w:tcBorders>
-            <w:tcMar>
-              <w:top w:w="80" w:type="dxa"/>
-              <w:bottom w:w="80" w:type="dxa"/>
-              <w:left w:w="100" w:type="dxa"/>
-              <w:right w:w="100" w:type="dxa"/>
-            </w:tcMar>
-            <w:shd w:fill="F2F5F9"/>
-          </w:tcPr>
-          <w:p>
-            <w:pPr>
-              <w:spacing w:after="0" w:line="252" w:lineRule="auto"/>
-            </w:pPr>
-            <w:r>
-              <w:rPr>
-                <w:rFonts w:ascii="Arial" w:hAnsi="Arial"/>
-                <w:b w:val="0"/>
-                <w:color w:val="000000"/>
-                <w:sz w:val="18"/>
-              </w:rPr>
-              <w:t>Для COMPLETED экзамен уже должен начаться и нужен балл 0–100.</w:t>
-            </w:r>
-          </w:p>
-        </w:tc>
-      </w:tr>
-      <w:tr>
-        <w:trPr>
-          <w:cantSplit/>
-        </w:trPr>
-        <w:tc>
-          <w:tcPr>
-            <w:tcW w:type="dxa" w:w="2520"/>
-            <w:vAlign w:val="center"/>
-            <w:tcBorders>
-              <w:top w:val="single" w:sz="4" w:color="D9D9D9"/>
-              <w:left w:val="single" w:sz="4" w:color="D9D9D9"/>
-              <w:bottom w:val="single" w:sz="4" w:color="D9D9D9"/>
-              <w:right w:val="single" w:sz="4" w:color="D9D9D9"/>
-            </w:tcBorders>
-            <w:tcMar>
-              <w:top w:w="80" w:type="dxa"/>
-              <w:bottom w:w="80" w:type="dxa"/>
-              <w:left w:w="100" w:type="dxa"/>
-              <w:right w:w="100" w:type="dxa"/>
-            </w:tcMar>
-            <w:shd w:fill="FFFFFF"/>
-          </w:tcPr>
-          <w:p>
-            <w:pPr>
-              <w:spacing w:after="0" w:line="252" w:lineRule="auto"/>
-            </w:pPr>
-            <w:r>
-              <w:rPr>
-                <w:rFonts w:ascii="Arial" w:hAnsi="Arial"/>
-                <w:b w:val="0"/>
-                <w:color w:val="000000"/>
-                <w:sz w:val="18"/>
-              </w:rPr>
-              <w:t>COMPLETED или CANCELLED</w:t>
-            </w:r>
-          </w:p>
-        </w:tc>
-        <w:tc>
-          <w:tcPr>
-            <w:tcW w:type="dxa" w:w="3182"/>
-            <w:vAlign w:val="center"/>
-            <w:tcBorders>
-              <w:top w:val="single" w:sz="4" w:color="D9D9D9"/>
-              <w:left w:val="single" w:sz="4" w:color="D9D9D9"/>
-              <w:bottom w:val="single" w:sz="4" w:color="D9D9D9"/>
-              <w:right w:val="single" w:sz="4" w:color="D9D9D9"/>
-            </w:tcBorders>
-            <w:tcMar>
-              <w:top w:w="80" w:type="dxa"/>
-              <w:bottom w:w="80" w:type="dxa"/>
-              <w:left w:w="100" w:type="dxa"/>
-              <w:right w:w="100" w:type="dxa"/>
-            </w:tcMar>
-            <w:shd w:fill="FFFFFF"/>
-          </w:tcPr>
-          <w:p>
-            <w:pPr>
-              <w:spacing w:after="0" w:line="252" w:lineRule="auto"/>
-            </w:pPr>
-            <w:r>
-              <w:rPr>
-                <w:rFonts w:ascii="Arial" w:hAnsi="Arial"/>
-                <w:b w:val="0"/>
-                <w:color w:val="000000"/>
-                <w:sz w:val="18"/>
-              </w:rPr>
-              <w:t>Новых переходов нет</w:t>
-            </w:r>
-          </w:p>
-        </w:tc>
-        <w:tc>
-          <w:tcPr>
-            <w:tcW w:type="dxa" w:w="4133"/>
-            <w:vAlign w:val="center"/>
-            <w:tcBorders>
-              <w:top w:val="single" w:sz="4" w:color="D9D9D9"/>
-              <w:left w:val="single" w:sz="4" w:color="D9D9D9"/>
-              <w:bottom w:val="single" w:sz="4" w:color="D9D9D9"/>
-              <w:right w:val="single" w:sz="4" w:color="D9D9D9"/>
-            </w:tcBorders>
-            <w:tcMar>
-              <w:top w:w="80" w:type="dxa"/>
-              <w:bottom w:w="80" w:type="dxa"/>
-              <w:left w:w="100" w:type="dxa"/>
-              <w:right w:w="100" w:type="dxa"/>
-            </w:tcMar>
-            <w:shd w:fill="FFFFFF"/>
-          </w:tcPr>
-          <w:p>
-            <w:pPr>
-              <w:spacing w:after="0" w:line="252" w:lineRule="auto"/>
-            </w:pPr>
-            <w:r>
-              <w:rPr>
-                <w:rFonts w:ascii="Arial" w:hAnsi="Arial"/>
-                <w:b w:val="0"/>
-                <w:color w:val="000000"/>
-                <w:sz w:val="18"/>
-              </w:rPr>
-              <w:t>Редактирование этих заявок запрещено.</w:t>
-            </w:r>
-          </w:p>
-        </w:tc>
-      </w:tr>
-    </w:tbl>
-    <w:p>
-      <w:pPr>
-        <w:spacing w:after="20"/>
-      </w:pPr>
-    </w:p>
-    <w:p>
-      <w:r>
-        <w:t>Смена статуса проходит через ExamCenterService.changeStatus(). Этот метод проверяет допустимость перехода и балла, затем вызывает repository.updateStatus(). Для незавершенной заявки балл должен быть пустым; то же правило дополнительно проверяет база.</w:t>
-      </w:r>
-    </w:p>
-    <w:p>
-      <w:pPr>
-        <w:pStyle w:val="Heading1"/>
-      </w:pPr>
-      <w:r>
-        <w:t>Поиск фильтрация сортировка и статистика</w:t>
-      </w:r>
-    </w:p>
-    <w:p>
-      <w:r>
-        <w:t>Метод allApplications() загружает список заявок из PostgreSQL. Сервис применяет к этому списку Stream API. Поэтому исходные записи хранятся в базе, а поиск и сортировка небольшого учебного набора выполняются в Java.</w:t>
-      </w:r>
-    </w:p>
-    <w:tbl>
-      <w:tblPr>
-        <w:tblW w:type="auto" w:w="0"/>
-        <w:tblLayout w:type="fixed"/>
-        <w:tblLook w:firstColumn="1" w:firstRow="1" w:lastColumn="0" w:lastRow="0" w:noHBand="0" w:noVBand="1" w:val="04A0"/>
-      </w:tblPr>
-      <w:tblGrid>
-        <w:gridCol w:w="2088"/>
-        <w:gridCol w:w="7747"/>
-      </w:tblGrid>
-      <w:tr>
-        <w:trPr>
-          <w:cantSplit/>
-          <w:tblHeader w:val="true"/>
-        </w:trPr>
-        <w:tc>
-          <w:tcPr>
-            <w:tcW w:type="dxa" w:w="2088"/>
-            <w:vAlign w:val="center"/>
-            <w:tcBorders>
-              <w:top w:val="single" w:sz="4" w:color="D9D9D9"/>
-              <w:left w:val="single" w:sz="4" w:color="D9D9D9"/>
-              <w:bottom w:val="single" w:sz="4" w:color="D9D9D9"/>
-              <w:right w:val="single" w:sz="4" w:color="D9D9D9"/>
-            </w:tcBorders>
-            <w:tcMar>
-              <w:top w:w="80" w:type="dxa"/>
-              <w:bottom w:w="80" w:type="dxa"/>
-              <w:left w:w="100" w:type="dxa"/>
-              <w:right w:w="100" w:type="dxa"/>
-            </w:tcMar>
-            <w:shd w:fill="263A5A"/>
-          </w:tcPr>
-          <w:p>
-            <w:pPr>
-              <w:spacing w:after="0" w:line="252" w:lineRule="auto"/>
-            </w:pPr>
-            <w:r>
-              <w:rPr>
-                <w:rFonts w:ascii="Arial" w:hAnsi="Arial"/>
-                <w:b/>
-                <w:color w:val="FFFFFF"/>
-                <w:sz w:val="18"/>
-              </w:rPr>
-              <w:t>Действие</w:t>
-            </w:r>
-          </w:p>
-        </w:tc>
-        <w:tc>
-          <w:tcPr>
-            <w:tcW w:type="dxa" w:w="7747"/>
-            <w:vAlign w:val="center"/>
-            <w:tcBorders>
-              <w:top w:val="single" w:sz="4" w:color="D9D9D9"/>
-              <w:left w:val="single" w:sz="4" w:color="D9D9D9"/>
-              <w:bottom w:val="single" w:sz="4" w:color="D9D9D9"/>
-              <w:right w:val="single" w:sz="4" w:color="D9D9D9"/>
-            </w:tcBorders>
-            <w:tcMar>
-              <w:top w:w="80" w:type="dxa"/>
-              <w:bottom w:w="80" w:type="dxa"/>
-              <w:left w:w="100" w:type="dxa"/>
-              <w:right w:w="100" w:type="dxa"/>
-            </w:tcMar>
-            <w:shd w:fill="263A5A"/>
-          </w:tcPr>
-          <w:p>
-            <w:pPr>
-              <w:spacing w:after="0" w:line="252" w:lineRule="auto"/>
-            </w:pPr>
-            <w:r>
-              <w:rPr>
-                <w:rFonts w:ascii="Arial" w:hAnsi="Arial"/>
-                <w:b/>
-                <w:color w:val="FFFFFF"/>
-                <w:sz w:val="18"/>
-              </w:rPr>
-              <w:t>Где и как выполняется</w:t>
-            </w:r>
-          </w:p>
-        </w:tc>
-      </w:tr>
-      <w:tr>
-        <w:trPr>
-          <w:cantSplit/>
-        </w:trPr>
-        <w:tc>
-          <w:tcPr>
-            <w:tcW w:type="dxa" w:w="2088"/>
-            <w:vAlign w:val="center"/>
-            <w:tcBorders>
-              <w:top w:val="single" w:sz="4" w:color="D9D9D9"/>
-              <w:left w:val="single" w:sz="4" w:color="D9D9D9"/>
-              <w:bottom w:val="single" w:sz="4" w:color="D9D9D9"/>
-              <w:right w:val="single" w:sz="4" w:color="D9D9D9"/>
-            </w:tcBorders>
-            <w:tcMar>
-              <w:top w:w="80" w:type="dxa"/>
-              <w:bottom w:w="80" w:type="dxa"/>
-              <w:left w:w="100" w:type="dxa"/>
-              <w:right w:w="100" w:type="dxa"/>
-            </w:tcMar>
-            <w:shd w:fill="FFFFFF"/>
-          </w:tcPr>
-          <w:p>
-            <w:pPr>
-              <w:spacing w:after="0" w:line="252" w:lineRule="auto"/>
-            </w:pPr>
-            <w:r>
-              <w:rPr>
-                <w:rFonts w:ascii="Arial" w:hAnsi="Arial"/>
-                <w:b w:val="0"/>
-                <w:color w:val="000000"/>
-                <w:sz w:val="18"/>
-              </w:rPr>
-              <w:t>Поиск</w:t>
-            </w:r>
-          </w:p>
-        </w:tc>
-        <w:tc>
-          <w:tcPr>
-            <w:tcW w:type="dxa" w:w="7747"/>
-            <w:vAlign w:val="center"/>
-            <w:tcBorders>
-              <w:top w:val="single" w:sz="4" w:color="D9D9D9"/>
-              <w:left w:val="single" w:sz="4" w:color="D9D9D9"/>
-              <w:bottom w:val="single" w:sz="4" w:color="D9D9D9"/>
-              <w:right w:val="single" w:sz="4" w:color="D9D9D9"/>
-            </w:tcBorders>
-            <w:tcMar>
-              <w:top w:w="80" w:type="dxa"/>
-              <w:bottom w:w="80" w:type="dxa"/>
-              <w:left w:w="100" w:type="dxa"/>
-              <w:right w:w="100" w:type="dxa"/>
-            </w:tcMar>
-            <w:shd w:fill="FFFFFF"/>
-          </w:tcPr>
-          <w:p>
-            <w:pPr>
-              <w:spacing w:after="0" w:line="252" w:lineRule="auto"/>
-            </w:pPr>
-            <w:r>
-              <w:rPr>
-                <w:rFonts w:ascii="Arial" w:hAnsi="Arial"/>
-                <w:b w:val="0"/>
-                <w:color w:val="000000"/>
-                <w:sz w:val="18"/>
-              </w:rPr>
-              <w:t>searchByExam() ищет фрагмент названия; searchByApplicant() — фрагмент ФИО. Регистр не учитывается.</w:t>
-            </w:r>
-          </w:p>
-        </w:tc>
-      </w:tr>
-      <w:tr>
-        <w:trPr>
-          <w:cantSplit/>
-        </w:trPr>
-        <w:tc>
-          <w:tcPr>
-            <w:tcW w:type="dxa" w:w="2088"/>
-            <w:vAlign w:val="center"/>
-            <w:tcBorders>
-              <w:top w:val="single" w:sz="4" w:color="D9D9D9"/>
-              <w:left w:val="single" w:sz="4" w:color="D9D9D9"/>
-              <w:bottom w:val="single" w:sz="4" w:color="D9D9D9"/>
-              <w:right w:val="single" w:sz="4" w:color="D9D9D9"/>
-            </w:tcBorders>
-            <w:tcMar>
-              <w:top w:w="80" w:type="dxa"/>
-              <w:bottom w:w="80" w:type="dxa"/>
-              <w:left w:w="100" w:type="dxa"/>
-              <w:right w:w="100" w:type="dxa"/>
-            </w:tcMar>
-            <w:shd w:fill="F2F5F9"/>
-          </w:tcPr>
-          <w:p>
-            <w:pPr>
-              <w:spacing w:after="0" w:line="252" w:lineRule="auto"/>
-            </w:pPr>
-            <w:r>
-              <w:rPr>
-                <w:rFonts w:ascii="Arial" w:hAnsi="Arial"/>
-                <w:b w:val="0"/>
-                <w:color w:val="000000"/>
-                <w:sz w:val="18"/>
-              </w:rPr>
-              <w:t>Фильтрация</w:t>
-            </w:r>
-          </w:p>
-        </w:tc>
-        <w:tc>
-          <w:tcPr>
-            <w:tcW w:type="dxa" w:w="7747"/>
-            <w:vAlign w:val="center"/>
-            <w:tcBorders>
-              <w:top w:val="single" w:sz="4" w:color="D9D9D9"/>
-              <w:left w:val="single" w:sz="4" w:color="D9D9D9"/>
-              <w:bottom w:val="single" w:sz="4" w:color="D9D9D9"/>
-              <w:right w:val="single" w:sz="4" w:color="D9D9D9"/>
-            </w:tcBorders>
-            <w:tcMar>
-              <w:top w:w="80" w:type="dxa"/>
-              <w:bottom w:w="80" w:type="dxa"/>
-              <w:left w:w="100" w:type="dxa"/>
-              <w:right w:w="100" w:type="dxa"/>
-            </w:tcMar>
-            <w:shd w:fill="F2F5F9"/>
-          </w:tcPr>
-          <w:p>
-            <w:pPr>
-              <w:spacing w:after="0" w:line="252" w:lineRule="auto"/>
-            </w:pPr>
-            <w:r>
-              <w:rPr>
-                <w:rFonts w:ascii="Arial" w:hAnsi="Arial"/>
-                <w:b w:val="0"/>
-                <w:color w:val="000000"/>
-                <w:sz w:val="18"/>
-              </w:rPr>
-              <w:t>filterByStatus() сравнивает enum; filterByDate() оставляет заявки в заданном включительном диапазоне.</w:t>
-            </w:r>
-          </w:p>
-        </w:tc>
-      </w:tr>
-      <w:tr>
-        <w:trPr>
-          <w:cantSplit/>
-        </w:trPr>
-        <w:tc>
-          <w:tcPr>
-            <w:tcW w:type="dxa" w:w="2088"/>
-            <w:vAlign w:val="center"/>
-            <w:tcBorders>
-              <w:top w:val="single" w:sz="4" w:color="D9D9D9"/>
-              <w:left w:val="single" w:sz="4" w:color="D9D9D9"/>
-              <w:bottom w:val="single" w:sz="4" w:color="D9D9D9"/>
-              <w:right w:val="single" w:sz="4" w:color="D9D9D9"/>
-            </w:tcBorders>
-            <w:tcMar>
-              <w:top w:w="80" w:type="dxa"/>
-              <w:bottom w:w="80" w:type="dxa"/>
-              <w:left w:w="100" w:type="dxa"/>
-              <w:right w:w="100" w:type="dxa"/>
-            </w:tcMar>
-            <w:shd w:fill="FFFFFF"/>
-          </w:tcPr>
-          <w:p>
-            <w:pPr>
-              <w:spacing w:after="0" w:line="252" w:lineRule="auto"/>
-            </w:pPr>
-            <w:r>
-              <w:rPr>
-                <w:rFonts w:ascii="Arial" w:hAnsi="Arial"/>
-                <w:b w:val="0"/>
-                <w:color w:val="000000"/>
-                <w:sz w:val="18"/>
-              </w:rPr>
-              <w:t>Сортировка</w:t>
-            </w:r>
-          </w:p>
-        </w:tc>
-        <w:tc>
-          <w:tcPr>
-            <w:tcW w:type="dxa" w:w="7747"/>
-            <w:vAlign w:val="center"/>
-            <w:tcBorders>
-              <w:top w:val="single" w:sz="4" w:color="D9D9D9"/>
-              <w:left w:val="single" w:sz="4" w:color="D9D9D9"/>
-              <w:bottom w:val="single" w:sz="4" w:color="D9D9D9"/>
-              <w:right w:val="single" w:sz="4" w:color="D9D9D9"/>
-            </w:tcBorders>
-            <w:tcMar>
-              <w:top w:w="80" w:type="dxa"/>
-              <w:bottom w:w="80" w:type="dxa"/>
-              <w:left w:w="100" w:type="dxa"/>
-              <w:right w:w="100" w:type="dxa"/>
-            </w:tcMar>
-            <w:shd w:fill="FFFFFF"/>
-          </w:tcPr>
-          <w:p>
-            <w:pPr>
-              <w:spacing w:after="0" w:line="252" w:lineRule="auto"/>
-            </w:pPr>
-            <w:r>
-              <w:rPr>
-                <w:rFonts w:ascii="Arial" w:hAnsi="Arial"/>
-                <w:b w:val="0"/>
-                <w:color w:val="000000"/>
-                <w:sz w:val="18"/>
-              </w:rPr>
-              <w:t>sortByDate() сортирует по времени экзамена; sortByApplicant() — по ФИО. При равенстве используется ID.</w:t>
-            </w:r>
-          </w:p>
-        </w:tc>
-      </w:tr>
-      <w:tr>
-        <w:trPr>
-          <w:cantSplit/>
-        </w:trPr>
-        <w:tc>
-          <w:tcPr>
-            <w:tcW w:type="dxa" w:w="2088"/>
-            <w:vAlign w:val="center"/>
-            <w:tcBorders>
-              <w:top w:val="single" w:sz="4" w:color="D9D9D9"/>
-              <w:left w:val="single" w:sz="4" w:color="D9D9D9"/>
-              <w:bottom w:val="single" w:sz="4" w:color="D9D9D9"/>
-              <w:right w:val="single" w:sz="4" w:color="D9D9D9"/>
-            </w:tcBorders>
-            <w:tcMar>
-              <w:top w:w="80" w:type="dxa"/>
-              <w:bottom w:w="80" w:type="dxa"/>
-              <w:left w:w="100" w:type="dxa"/>
-              <w:right w:w="100" w:type="dxa"/>
-            </w:tcMar>
-            <w:shd w:fill="F2F5F9"/>
-          </w:tcPr>
-          <w:p>
-            <w:pPr>
-              <w:spacing w:after="0" w:line="252" w:lineRule="auto"/>
-            </w:pPr>
-            <w:r>
-              <w:rPr>
-                <w:rFonts w:ascii="Arial" w:hAnsi="Arial"/>
-                <w:b w:val="0"/>
-                <w:color w:val="000000"/>
-                <w:sz w:val="18"/>
-              </w:rPr>
-              <w:t>Статистика</w:t>
-            </w:r>
-          </w:p>
-        </w:tc>
-        <w:tc>
-          <w:tcPr>
-            <w:tcW w:type="dxa" w:w="7747"/>
-            <w:vAlign w:val="center"/>
-            <w:tcBorders>
-              <w:top w:val="single" w:sz="4" w:color="D9D9D9"/>
-              <w:left w:val="single" w:sz="4" w:color="D9D9D9"/>
-              <w:bottom w:val="single" w:sz="4" w:color="D9D9D9"/>
-              <w:right w:val="single" w:sz="4" w:color="D9D9D9"/>
-            </w:tcBorders>
-            <w:tcMar>
-              <w:top w:w="80" w:type="dxa"/>
-              <w:bottom w:w="80" w:type="dxa"/>
-              <w:left w:w="100" w:type="dxa"/>
-              <w:right w:w="100" w:type="dxa"/>
-            </w:tcMar>
-            <w:shd w:fill="F2F5F9"/>
-          </w:tcPr>
-          <w:p>
-            <w:pPr>
-              <w:spacing w:after="0" w:line="252" w:lineRule="auto"/>
-            </w:pPr>
-            <w:r>
-              <w:rPr>
-                <w:rFonts w:ascii="Arial" w:hAnsi="Arial"/>
-                <w:b w:val="0"/>
-                <w:color w:val="000000"/>
-                <w:sz w:val="18"/>
-              </w:rPr>
-              <w:t>countsByStatus() считает четыре статуса; upcomingCount() — будущие активные экзамены. Меню также выводит числа кандидатов и всех заявок.</w:t>
-            </w:r>
-          </w:p>
-        </w:tc>
-      </w:tr>
-    </w:tbl>
-    <w:p>
-      <w:pPr>
-        <w:spacing w:after="20"/>
-      </w:pPr>
-    </w:p>
-    <w:p>
-      <w:pPr>
-        <w:pStyle w:val="SourceCaption"/>
-      </w:pPr>
-      <w:r>
-        <w:t>Пример фильтра из ExamCenterService.java</w:t>
-      </w:r>
-    </w:p>
-    <w:p>
-      <w:pPr>
-        <w:pStyle w:val="CodeExample"/>
-      </w:pPr>
-      <w:r>
-        <w:rPr>
-          <w:rFonts w:ascii="Courier New" w:hAnsi="Courier New"/>
-        </w:rPr>
-        <w:t>return allApplications().stream()</w:t>
-        <w:br/>
-        <w:t xml:space="preserve">    .filter(x -&gt; x.getStatus() == status)</w:t>
-        <w:br/>
-        <w:t xml:space="preserve">    .collect(Collectors.toList());</w:t>
-      </w:r>
-    </w:p>
-    <w:p>
-      <w:r>
-        <w:t>В меню для этих операций выделены отдельные пункты 3, 4, 5 и 6. Статистика содержит семь показателей: два общих числа, четыре числа по статусам и число будущих активных экзаменов.</w:t>
-      </w:r>
-    </w:p>
-    <w:p>
-      <w:pPr>
-        <w:pStyle w:val="Heading1"/>
-      </w:pPr>
-      <w:r>
-        <w:t>Как работает экспорт в Excel</w:t>
-      </w:r>
-    </w:p>
-    <w:p>
-      <w:r>
-        <w:t>Пункт 7 меню снова запрашивает актуальные списки из сервиса и передает их в exporter.export(...). Поле exporter объявлено как DataExporter — интерфейс с одним методом. Объект XlsxExporter реализует этот метод. Это пример полиморфизма: вызов идет через тип интерфейса, выполняется код конкретного экспортера.</w:t>
-      </w:r>
-    </w:p>
-    <w:p>
-      <w:pPr>
-        <w:pStyle w:val="SourceCaption"/>
-      </w:pPr>
-      <w:r>
-        <w:t>Фрагменты ConsoleUi.java</w:t>
-      </w:r>
-    </w:p>
-    <w:p>
-      <w:pPr>
-        <w:pStyle w:val="CodeExample"/>
-      </w:pPr>
-      <w:r>
-        <w:rPr>
-          <w:rFonts w:ascii="Courier New" w:hAnsi="Courier New"/>
-        </w:rPr>
-        <w:t>private final DataExporter exporter;</w:t>
-        <w:br/>
-        <w:t>this.exporter = new XlsxExporter();</w:t>
-        <w:br/>
-        <w:t>exporter.export(path, service.allApplicants(), service.allApplications());</w:t>
-      </w:r>
-    </w:p>
-    <w:p>
-      <w:r>
-        <w:t>XlsxExporter через Apache POI создает книгу с листами «Кандидаты» и «Заявки». Заголовки оформлены, первая строка закреплена, ID и баллы записаны как числа, даты имеют формат даты Excel. Файл outputs/exam-center/from_database.xlsx — пример результата, полученный из PostgreSQL.</w:t>
-      </w:r>
-    </w:p>
-    <w:p>
-      <w:pPr>
-        <w:pStyle w:val="Heading1"/>
-      </w:pPr>
-      <w:r>
-        <w:t>Ошибки и защита данных</w:t>
-      </w:r>
-    </w:p>
-    <w:p>
-      <w:r>
-        <w:t>ConsoleUi проверяет форму ввода: строка abc вместо ID не превращается в число, а неверная дата не превращается в LocalDateTime. Сервис проверяет смысл данных: существование кандидата, срок экзамена, дубликаты и переходы статусов. BusinessException несет понятное сообщение, которое меню показывает пользователю.</w:t>
-      </w:r>
-    </w:p>
-    <w:p>
-      <w:r>
-        <w:t>Ошибки JDBC приходят как SQLException. Main обрабатывает невозможность подключиться при запуске, а меню обрабатывает ошибки запросов во время работы. Репозиторий использует try-with-resources, поэтому Connection, PreparedStatement и ResultSet закрываются автоматически.</w:t>
-      </w:r>
-    </w:p>
-    <w:p>
-      <w:pPr>
-        <w:pStyle w:val="SourceCaption"/>
-      </w:pPr>
-      <w:r>
-        <w:t>Пример параметризованного запроса из ExamCenterRepository.java</w:t>
-      </w:r>
-    </w:p>
-    <w:p>
-      <w:pPr>
-        <w:pStyle w:val="CodeExample"/>
-      </w:pPr>
-      <w:r>
-        <w:rPr>
-          <w:rFonts w:ascii="Courier New" w:hAnsi="Courier New"/>
-        </w:rPr>
-        <w:t>PreparedStatement s = c.prepareStatement(</w:t>
-        <w:br/>
-        <w:t xml:space="preserve">    "DELETE FROM exam_applications WHERE id=?");</w:t>
-        <w:br/>
-        <w:t>s.setLong(1, id);</w:t>
-        <w:br/>
-        <w:t>s.executeUpdate();</w:t>
-      </w:r>
-    </w:p>
-    <w:p>
-      <w:r>
-        <w:t>Знак ? обозначает параметр. Значение ID передается методом setLong(), а не вставляется в текст SQL. Это основная причина использования PreparedStatement. Имя Statement в коде встречается при запросе сгенерированного ID после INSERT; сами запросы выполняются через PreparedStatement.</w:t>
-      </w:r>
-    </w:p>
-    <w:p>
-      <w:pPr>
-        <w:pStyle w:val="Heading1"/>
-      </w:pPr>
-      <w:r>
-        <w:t>Как ориентироваться при изменениях</w:t>
-      </w:r>
-    </w:p>
-    <w:tbl>
-      <w:tblPr>
-        <w:tblW w:type="auto" w:w="0"/>
-        <w:tblLayout w:type="fixed"/>
-        <w:tblLook w:firstColumn="1" w:firstRow="1" w:lastColumn="0" w:lastRow="0" w:noHBand="0" w:noVBand="1" w:val="04A0"/>
-      </w:tblPr>
-      <w:tblGrid>
-        <w:gridCol w:w="5112"/>
-        <w:gridCol w:w="4723"/>
-      </w:tblGrid>
-      <w:tr>
-        <w:trPr>
-          <w:cantSplit/>
-          <w:tblHeader w:val="true"/>
-        </w:trPr>
-        <w:tc>
-          <w:tcPr>
-            <w:tcW w:type="dxa" w:w="5112"/>
-            <w:vAlign w:val="center"/>
-            <w:tcBorders>
-              <w:top w:val="single" w:sz="4" w:color="D9D9D9"/>
-              <w:left w:val="single" w:sz="4" w:color="D9D9D9"/>
-              <w:bottom w:val="single" w:sz="4" w:color="D9D9D9"/>
-              <w:right w:val="single" w:sz="4" w:color="D9D9D9"/>
-            </w:tcBorders>
-            <w:tcMar>
-              <w:top w:w="80" w:type="dxa"/>
-              <w:bottom w:w="80" w:type="dxa"/>
-              <w:left w:w="100" w:type="dxa"/>
-              <w:right w:w="100" w:type="dxa"/>
-            </w:tcMar>
-            <w:shd w:fill="263A5A"/>
-          </w:tcPr>
-          <w:p>
-            <w:pPr>
-              <w:spacing w:after="0" w:line="252" w:lineRule="auto"/>
-            </w:pPr>
-            <w:r>
-              <w:rPr>
-                <w:rFonts w:ascii="Arial" w:hAnsi="Arial"/>
-                <w:b/>
-                <w:color w:val="FFFFFF"/>
-                <w:sz w:val="18"/>
-              </w:rPr>
-              <w:t>Что нужно изменить</w:t>
-            </w:r>
-          </w:p>
-        </w:tc>
-        <w:tc>
-          <w:tcPr>
-            <w:tcW w:type="dxa" w:w="4723"/>
-            <w:vAlign w:val="center"/>
-            <w:tcBorders>
-              <w:top w:val="single" w:sz="4" w:color="D9D9D9"/>
-              <w:left w:val="single" w:sz="4" w:color="D9D9D9"/>
-              <w:bottom w:val="single" w:sz="4" w:color="D9D9D9"/>
-              <w:right w:val="single" w:sz="4" w:color="D9D9D9"/>
-            </w:tcBorders>
-            <w:tcMar>
-              <w:top w:w="80" w:type="dxa"/>
-              <w:bottom w:w="80" w:type="dxa"/>
-              <w:left w:w="100" w:type="dxa"/>
-              <w:right w:w="100" w:type="dxa"/>
-            </w:tcMar>
-            <w:shd w:fill="263A5A"/>
-          </w:tcPr>
-          <w:p>
-            <w:pPr>
-              <w:spacing w:after="0" w:line="252" w:lineRule="auto"/>
-            </w:pPr>
-            <w:r>
-              <w:rPr>
-                <w:rFonts w:ascii="Arial" w:hAnsi="Arial"/>
-                <w:b/>
-                <w:color w:val="FFFFFF"/>
-                <w:sz w:val="18"/>
-              </w:rPr>
-              <w:t>С чего начать</w:t>
-            </w:r>
-          </w:p>
-        </w:tc>
-      </w:tr>
-      <w:tr>
-        <w:trPr>
-          <w:cantSplit/>
-        </w:trPr>
-        <w:tc>
-          <w:tcPr>
-            <w:tcW w:type="dxa" w:w="5112"/>
-            <w:vAlign w:val="center"/>
-            <w:tcBorders>
-              <w:top w:val="single" w:sz="4" w:color="D9D9D9"/>
-              <w:left w:val="single" w:sz="4" w:color="D9D9D9"/>
-              <w:bottom w:val="single" w:sz="4" w:color="D9D9D9"/>
-              <w:right w:val="single" w:sz="4" w:color="D9D9D9"/>
-            </w:tcBorders>
-            <w:tcMar>
-              <w:top w:w="80" w:type="dxa"/>
-              <w:bottom w:w="80" w:type="dxa"/>
-              <w:left w:w="100" w:type="dxa"/>
-              <w:right w:w="100" w:type="dxa"/>
-            </w:tcMar>
-            <w:shd w:fill="FFFFFF"/>
-          </w:tcPr>
-          <w:p>
-            <w:pPr>
-              <w:spacing w:after="0" w:line="252" w:lineRule="auto"/>
-            </w:pPr>
-            <w:r>
-              <w:rPr>
-                <w:rFonts w:ascii="Arial" w:hAnsi="Arial"/>
-                <w:b w:val="0"/>
-                <w:color w:val="000000"/>
-                <w:sz w:val="18"/>
-              </w:rPr>
-              <w:t>Текст меню или формат ввода</w:t>
-            </w:r>
-          </w:p>
-        </w:tc>
-        <w:tc>
-          <w:tcPr>
-            <w:tcW w:type="dxa" w:w="4723"/>
-            <w:vAlign w:val="center"/>
-            <w:tcBorders>
-              <w:top w:val="single" w:sz="4" w:color="D9D9D9"/>
-              <w:left w:val="single" w:sz="4" w:color="D9D9D9"/>
-              <w:bottom w:val="single" w:sz="4" w:color="D9D9D9"/>
-              <w:right w:val="single" w:sz="4" w:color="D9D9D9"/>
-            </w:tcBorders>
-            <w:tcMar>
-              <w:top w:w="80" w:type="dxa"/>
-              <w:bottom w:w="80" w:type="dxa"/>
-              <w:left w:w="100" w:type="dxa"/>
-              <w:right w:w="100" w:type="dxa"/>
-            </w:tcMar>
-            <w:shd w:fill="FFFFFF"/>
-          </w:tcPr>
-          <w:p>
-            <w:pPr>
-              <w:spacing w:after="0" w:line="252" w:lineRule="auto"/>
+              <w:spacing w:after="0" w:line="254" w:lineRule="auto"/>
             </w:pPr>
             <w:r>
               <w:rPr>
@@ -3578,8 +358,9 @@
         </w:trPr>
         <w:tc>
           <w:tcPr>
-            <w:tcW w:type="dxa" w:w="5112"/>
+            <w:tcW w:type="dxa" w:w="1656"/>
             <w:vAlign w:val="center"/>
+            <w:shd w:fill="FFFFFF"/>
             <w:tcBorders>
               <w:top w:val="single" w:sz="4" w:color="D9D9D9"/>
               <w:left w:val="single" w:sz="4" w:color="D9D9D9"/>
@@ -3587,16 +368,15 @@
               <w:right w:val="single" w:sz="4" w:color="D9D9D9"/>
             </w:tcBorders>
             <w:tcMar>
-              <w:top w:w="80" w:type="dxa"/>
-              <w:bottom w:w="80" w:type="dxa"/>
+              <w:top w:w="55" w:type="dxa"/>
+              <w:bottom w:w="55" w:type="dxa"/>
               <w:left w:w="100" w:type="dxa"/>
               <w:right w:w="100" w:type="dxa"/>
             </w:tcMar>
-            <w:shd w:fill="F2F5F9"/>
           </w:tcPr>
           <w:p>
             <w:pPr>
-              <w:spacing w:after="0" w:line="252" w:lineRule="auto"/>
+              <w:spacing w:after="0" w:line="254" w:lineRule="auto"/>
             </w:pPr>
             <w:r>
               <w:rPr>
@@ -3605,14 +385,15 @@
                 <w:color w:val="000000"/>
                 <w:sz w:val="18"/>
               </w:rPr>
-              <w:t>Правило создания заявки или перехода статуса</w:t>
+              <w:t>Правила</w:t>
             </w:r>
           </w:p>
         </w:tc>
         <w:tc>
           <w:tcPr>
-            <w:tcW w:type="dxa" w:w="4723"/>
+            <w:tcW w:type="dxa" w:w="4392"/>
             <w:vAlign w:val="center"/>
+            <w:shd w:fill="FFFFFF"/>
             <w:tcBorders>
               <w:top w:val="single" w:sz="4" w:color="D9D9D9"/>
               <w:left w:val="single" w:sz="4" w:color="D9D9D9"/>
@@ -3620,16 +401,15 @@
               <w:right w:val="single" w:sz="4" w:color="D9D9D9"/>
             </w:tcBorders>
             <w:tcMar>
-              <w:top w:w="80" w:type="dxa"/>
-              <w:bottom w:w="80" w:type="dxa"/>
+              <w:top w:w="55" w:type="dxa"/>
+              <w:bottom w:w="55" w:type="dxa"/>
               <w:left w:w="100" w:type="dxa"/>
               <w:right w:w="100" w:type="dxa"/>
             </w:tcMar>
-            <w:shd w:fill="F2F5F9"/>
           </w:tcPr>
           <w:p>
             <w:pPr>
-              <w:spacing w:after="0" w:line="252" w:lineRule="auto"/>
+              <w:spacing w:after="0" w:line="254" w:lineRule="auto"/>
             </w:pPr>
             <w:r>
               <w:rPr>
@@ -3638,7 +418,40 @@
                 <w:color w:val="000000"/>
                 <w:sz w:val="18"/>
               </w:rPr>
-              <w:t>service/ExamCenterService.java</w:t>
+              <w:t>Проверяет данные и выполняет CRUD, поиск, фильтры и сортировки</w:t>
+            </w:r>
+          </w:p>
+        </w:tc>
+        <w:tc>
+          <w:tcPr>
+            <w:tcW w:type="dxa" w:w="3845"/>
+            <w:vAlign w:val="center"/>
+            <w:shd w:fill="FFFFFF"/>
+            <w:tcBorders>
+              <w:top w:val="single" w:sz="4" w:color="D9D9D9"/>
+              <w:left w:val="single" w:sz="4" w:color="D9D9D9"/>
+              <w:bottom w:val="single" w:sz="4" w:color="D9D9D9"/>
+              <w:right w:val="single" w:sz="4" w:color="D9D9D9"/>
+            </w:tcBorders>
+            <w:tcMar>
+              <w:top w:w="55" w:type="dxa"/>
+              <w:bottom w:w="55" w:type="dxa"/>
+              <w:left w:w="100" w:type="dxa"/>
+              <w:right w:w="100" w:type="dxa"/>
+            </w:tcMar>
+          </w:tcPr>
+          <w:p>
+            <w:pPr>
+              <w:spacing w:after="0" w:line="254" w:lineRule="auto"/>
+            </w:pPr>
+            <w:r>
+              <w:rPr>
+                <w:rFonts w:ascii="Arial" w:hAnsi="Arial"/>
+                <w:b w:val="0"/>
+                <w:color w:val="000000"/>
+                <w:sz w:val="18"/>
+              </w:rPr>
+              <w:t>service/*Service.java</w:t>
             </w:r>
           </w:p>
         </w:tc>
@@ -3649,8 +462,9 @@
         </w:trPr>
         <w:tc>
           <w:tcPr>
-            <w:tcW w:type="dxa" w:w="5112"/>
+            <w:tcW w:type="dxa" w:w="1656"/>
             <w:vAlign w:val="center"/>
+            <w:shd w:fill="F2F5F9"/>
             <w:tcBorders>
               <w:top w:val="single" w:sz="4" w:color="D9D9D9"/>
               <w:left w:val="single" w:sz="4" w:color="D9D9D9"/>
@@ -3658,16 +472,15 @@
               <w:right w:val="single" w:sz="4" w:color="D9D9D9"/>
             </w:tcBorders>
             <w:tcMar>
-              <w:top w:w="80" w:type="dxa"/>
-              <w:bottom w:w="80" w:type="dxa"/>
+              <w:top w:w="55" w:type="dxa"/>
+              <w:bottom w:w="55" w:type="dxa"/>
               <w:left w:w="100" w:type="dxa"/>
               <w:right w:w="100" w:type="dxa"/>
             </w:tcMar>
-            <w:shd w:fill="FFFFFF"/>
           </w:tcPr>
           <w:p>
             <w:pPr>
-              <w:spacing w:after="0" w:line="252" w:lineRule="auto"/>
+              <w:spacing w:after="0" w:line="254" w:lineRule="auto"/>
             </w:pPr>
             <w:r>
               <w:rPr>
@@ -3676,14 +489,15 @@
                 <w:color w:val="000000"/>
                 <w:sz w:val="18"/>
               </w:rPr>
-              <w:t>SQL-запрос или подключение</w:t>
+              <w:t>Доступ к БД</w:t>
             </w:r>
           </w:p>
         </w:tc>
         <w:tc>
           <w:tcPr>
-            <w:tcW w:type="dxa" w:w="4723"/>
+            <w:tcW w:type="dxa" w:w="4392"/>
             <w:vAlign w:val="center"/>
+            <w:shd w:fill="F2F5F9"/>
             <w:tcBorders>
               <w:top w:val="single" w:sz="4" w:color="D9D9D9"/>
               <w:left w:val="single" w:sz="4" w:color="D9D9D9"/>
@@ -3691,16 +505,15 @@
               <w:right w:val="single" w:sz="4" w:color="D9D9D9"/>
             </w:tcBorders>
             <w:tcMar>
-              <w:top w:w="80" w:type="dxa"/>
-              <w:bottom w:w="80" w:type="dxa"/>
+              <w:top w:w="55" w:type="dxa"/>
+              <w:bottom w:w="55" w:type="dxa"/>
               <w:left w:w="100" w:type="dxa"/>
               <w:right w:w="100" w:type="dxa"/>
             </w:tcMar>
-            <w:shd w:fill="FFFFFF"/>
           </w:tcPr>
           <w:p>
             <w:pPr>
-              <w:spacing w:after="0" w:line="252" w:lineRule="auto"/>
+              <w:spacing w:after="0" w:line="254" w:lineRule="auto"/>
             </w:pPr>
             <w:r>
               <w:rPr>
@@ -3709,7 +522,40 @@
                 <w:color w:val="000000"/>
                 <w:sz w:val="18"/>
               </w:rPr>
-              <w:t>repository/ExamCenterRepository.java</w:t>
+              <w:t>Выполняет SQL через JDBC</w:t>
+            </w:r>
+          </w:p>
+        </w:tc>
+        <w:tc>
+          <w:tcPr>
+            <w:tcW w:type="dxa" w:w="3845"/>
+            <w:vAlign w:val="center"/>
+            <w:shd w:fill="F2F5F9"/>
+            <w:tcBorders>
+              <w:top w:val="single" w:sz="4" w:color="D9D9D9"/>
+              <w:left w:val="single" w:sz="4" w:color="D9D9D9"/>
+              <w:bottom w:val="single" w:sz="4" w:color="D9D9D9"/>
+              <w:right w:val="single" w:sz="4" w:color="D9D9D9"/>
+            </w:tcBorders>
+            <w:tcMar>
+              <w:top w:w="55" w:type="dxa"/>
+              <w:bottom w:w="55" w:type="dxa"/>
+              <w:left w:w="100" w:type="dxa"/>
+              <w:right w:w="100" w:type="dxa"/>
+            </w:tcMar>
+          </w:tcPr>
+          <w:p>
+            <w:pPr>
+              <w:spacing w:after="0" w:line="254" w:lineRule="auto"/>
+            </w:pPr>
+            <w:r>
+              <w:rPr>
+                <w:rFonts w:ascii="Arial" w:hAnsi="Arial"/>
+                <w:b w:val="0"/>
+                <w:color w:val="000000"/>
+                <w:sz w:val="18"/>
+              </w:rPr>
+              <w:t>repository/*Repository.java</w:t>
             </w:r>
           </w:p>
         </w:tc>
@@ -3720,8 +566,9 @@
         </w:trPr>
         <w:tc>
           <w:tcPr>
-            <w:tcW w:type="dxa" w:w="5112"/>
+            <w:tcW w:type="dxa" w:w="1656"/>
             <w:vAlign w:val="center"/>
+            <w:shd w:fill="FFFFFF"/>
             <w:tcBorders>
               <w:top w:val="single" w:sz="4" w:color="D9D9D9"/>
               <w:left w:val="single" w:sz="4" w:color="D9D9D9"/>
@@ -3729,16 +576,15 @@
               <w:right w:val="single" w:sz="4" w:color="D9D9D9"/>
             </w:tcBorders>
             <w:tcMar>
-              <w:top w:w="80" w:type="dxa"/>
-              <w:bottom w:w="80" w:type="dxa"/>
+              <w:top w:w="55" w:type="dxa"/>
+              <w:bottom w:w="55" w:type="dxa"/>
               <w:left w:w="100" w:type="dxa"/>
               <w:right w:w="100" w:type="dxa"/>
             </w:tcMar>
-            <w:shd w:fill="F2F5F9"/>
           </w:tcPr>
           <w:p>
             <w:pPr>
-              <w:spacing w:after="0" w:line="252" w:lineRule="auto"/>
+              <w:spacing w:after="0" w:line="254" w:lineRule="auto"/>
             </w:pPr>
             <w:r>
               <w:rPr>
@@ -3747,14 +593,15 @@
                 <w:color w:val="000000"/>
                 <w:sz w:val="18"/>
               </w:rPr>
-              <w:t>Поле в базе</w:t>
+              <w:t>Данные</w:t>
             </w:r>
           </w:p>
         </w:tc>
         <w:tc>
           <w:tcPr>
-            <w:tcW w:type="dxa" w:w="4723"/>
+            <w:tcW w:type="dxa" w:w="4392"/>
             <w:vAlign w:val="center"/>
+            <w:shd w:fill="FFFFFF"/>
             <w:tcBorders>
               <w:top w:val="single" w:sz="4" w:color="D9D9D9"/>
               <w:left w:val="single" w:sz="4" w:color="D9D9D9"/>
@@ -3762,16 +609,15 @@
               <w:right w:val="single" w:sz="4" w:color="D9D9D9"/>
             </w:tcBorders>
             <w:tcMar>
-              <w:top w:w="80" w:type="dxa"/>
-              <w:bottom w:w="80" w:type="dxa"/>
+              <w:top w:w="55" w:type="dxa"/>
+              <w:bottom w:w="55" w:type="dxa"/>
               <w:left w:w="100" w:type="dxa"/>
               <w:right w:w="100" w:type="dxa"/>
             </w:tcMar>
-            <w:shd w:fill="F2F5F9"/>
           </w:tcPr>
           <w:p>
             <w:pPr>
-              <w:spacing w:after="0" w:line="252" w:lineRule="auto"/>
+              <w:spacing w:after="0" w:line="254" w:lineRule="auto"/>
             </w:pPr>
             <w:r>
               <w:rPr>
@@ -3780,7 +626,40 @@
                 <w:color w:val="000000"/>
                 <w:sz w:val="18"/>
               </w:rPr>
-              <w:t>sql/schema.sql, затем model и repository</w:t>
+              <w:t>Хранит значения в Java-объектах и enum</w:t>
+            </w:r>
+          </w:p>
+        </w:tc>
+        <w:tc>
+          <w:tcPr>
+            <w:tcW w:type="dxa" w:w="3845"/>
+            <w:vAlign w:val="center"/>
+            <w:shd w:fill="FFFFFF"/>
+            <w:tcBorders>
+              <w:top w:val="single" w:sz="4" w:color="D9D9D9"/>
+              <w:left w:val="single" w:sz="4" w:color="D9D9D9"/>
+              <w:bottom w:val="single" w:sz="4" w:color="D9D9D9"/>
+              <w:right w:val="single" w:sz="4" w:color="D9D9D9"/>
+            </w:tcBorders>
+            <w:tcMar>
+              <w:top w:w="55" w:type="dxa"/>
+              <w:bottom w:w="55" w:type="dxa"/>
+              <w:left w:w="100" w:type="dxa"/>
+              <w:right w:w="100" w:type="dxa"/>
+            </w:tcMar>
+          </w:tcPr>
+          <w:p>
+            <w:pPr>
+              <w:spacing w:after="0" w:line="254" w:lineRule="auto"/>
+            </w:pPr>
+            <w:r>
+              <w:rPr>
+                <w:rFonts w:ascii="Arial" w:hAnsi="Arial"/>
+                <w:b w:val="0"/>
+                <w:color w:val="000000"/>
+                <w:sz w:val="18"/>
+              </w:rPr>
+              <w:t>model/*.java</w:t>
             </w:r>
           </w:p>
         </w:tc>
@@ -3791,8 +670,9 @@
         </w:trPr>
         <w:tc>
           <w:tcPr>
-            <w:tcW w:type="dxa" w:w="5112"/>
+            <w:tcW w:type="dxa" w:w="1656"/>
             <w:vAlign w:val="center"/>
+            <w:shd w:fill="F2F5F9"/>
             <w:tcBorders>
               <w:top w:val="single" w:sz="4" w:color="D9D9D9"/>
               <w:left w:val="single" w:sz="4" w:color="D9D9D9"/>
@@ -3800,16 +680,15 @@
               <w:right w:val="single" w:sz="4" w:color="D9D9D9"/>
             </w:tcBorders>
             <w:tcMar>
-              <w:top w:w="80" w:type="dxa"/>
-              <w:bottom w:w="80" w:type="dxa"/>
+              <w:top w:w="55" w:type="dxa"/>
+              <w:bottom w:w="55" w:type="dxa"/>
               <w:left w:w="100" w:type="dxa"/>
               <w:right w:w="100" w:type="dxa"/>
             </w:tcMar>
-            <w:shd w:fill="FFFFFF"/>
           </w:tcPr>
           <w:p>
             <w:pPr>
-              <w:spacing w:after="0" w:line="252" w:lineRule="auto"/>
+              <w:spacing w:after="0" w:line="254" w:lineRule="auto"/>
             </w:pPr>
             <w:r>
               <w:rPr>
@@ -3818,14 +697,15 @@
                 <w:color w:val="000000"/>
                 <w:sz w:val="18"/>
               </w:rPr>
-              <w:t>Колонки файла Excel</w:t>
+              <w:t>Excel</w:t>
             </w:r>
           </w:p>
         </w:tc>
         <w:tc>
           <w:tcPr>
-            <w:tcW w:type="dxa" w:w="4723"/>
+            <w:tcW w:type="dxa" w:w="4392"/>
             <w:vAlign w:val="center"/>
+            <w:shd w:fill="F2F5F9"/>
             <w:tcBorders>
               <w:top w:val="single" w:sz="4" w:color="D9D9D9"/>
               <w:left w:val="single" w:sz="4" w:color="D9D9D9"/>
@@ -3833,16 +713,48 @@
               <w:right w:val="single" w:sz="4" w:color="D9D9D9"/>
             </w:tcBorders>
             <w:tcMar>
-              <w:top w:w="80" w:type="dxa"/>
-              <w:bottom w:w="80" w:type="dxa"/>
+              <w:top w:w="55" w:type="dxa"/>
+              <w:bottom w:w="55" w:type="dxa"/>
               <w:left w:w="100" w:type="dxa"/>
               <w:right w:w="100" w:type="dxa"/>
             </w:tcMar>
-            <w:shd w:fill="FFFFFF"/>
           </w:tcPr>
           <w:p>
             <w:pPr>
-              <w:spacing w:after="0" w:line="252" w:lineRule="auto"/>
+              <w:spacing w:after="0" w:line="254" w:lineRule="auto"/>
+            </w:pPr>
+            <w:r>
+              <w:rPr>
+                <w:rFonts w:ascii="Arial" w:hAnsi="Arial"/>
+                <w:b w:val="0"/>
+                <w:color w:val="000000"/>
+                <w:sz w:val="18"/>
+              </w:rPr>
+              <w:t>Создаёт книгу с тремя листами</w:t>
+            </w:r>
+          </w:p>
+        </w:tc>
+        <w:tc>
+          <w:tcPr>
+            <w:tcW w:type="dxa" w:w="3845"/>
+            <w:vAlign w:val="center"/>
+            <w:shd w:fill="F2F5F9"/>
+            <w:tcBorders>
+              <w:top w:val="single" w:sz="4" w:color="D9D9D9"/>
+              <w:left w:val="single" w:sz="4" w:color="D9D9D9"/>
+              <w:bottom w:val="single" w:sz="4" w:color="D9D9D9"/>
+              <w:right w:val="single" w:sz="4" w:color="D9D9D9"/>
+            </w:tcBorders>
+            <w:tcMar>
+              <w:top w:w="55" w:type="dxa"/>
+              <w:bottom w:w="55" w:type="dxa"/>
+              <w:left w:w="100" w:type="dxa"/>
+              <w:right w:w="100" w:type="dxa"/>
+            </w:tcMar>
+          </w:tcPr>
+          <w:p>
+            <w:pPr>
+              <w:spacing w:after="0" w:line="254" w:lineRule="auto"/>
             </w:pPr>
             <w:r>
               <w:rPr>
@@ -3856,14 +768,41 @@
           </w:p>
         </w:tc>
       </w:tr>
+    </w:tbl>
+    <w:p>
+      <w:r>
+        <w:t>Порядок вызовов: ConsoleUi → сервис нужной сущности → её репозиторий → PostgreSQL. Экспорт идёт из меню через интерфейс DataExporter к XlsxExporter. В репозиториях используются Connection, PreparedStatement, ResultSet и try-with-resources. SQL не находится в меню.</w:t>
+      </w:r>
+    </w:p>
+    <w:p>
+      <w:pPr>
+        <w:pStyle w:val="Heading1"/>
+      </w:pPr>
+      <w:r>
+        <w:t>Три сущности и их файлы</w:t>
+      </w:r>
+    </w:p>
+    <w:tbl>
+      <w:tblPr>
+        <w:tblW w:type="auto" w:w="0"/>
+        <w:tblLayout w:type="fixed"/>
+        <w:tblLook w:firstColumn="1" w:firstRow="1" w:lastColumn="0" w:lastRow="0" w:noHBand="0" w:noVBand="1" w:val="04A0"/>
+      </w:tblPr>
+      <w:tblGrid>
+        <w:gridCol w:w="1728"/>
+        <w:gridCol w:w="3715"/>
+        <w:gridCol w:w="4450"/>
+      </w:tblGrid>
       <w:tr>
         <w:trPr>
           <w:cantSplit/>
+          <w:tblHeader w:val="true"/>
         </w:trPr>
         <w:tc>
           <w:tcPr>
-            <w:tcW w:type="dxa" w:w="5112"/>
+            <w:tcW w:type="dxa" w:w="1728"/>
             <w:vAlign w:val="center"/>
+            <w:shd w:fill="263A5A"/>
             <w:tcBorders>
               <w:top w:val="single" w:sz="4" w:color="D9D9D9"/>
               <w:left w:val="single" w:sz="4" w:color="D9D9D9"/>
@@ -3871,16 +810,119 @@
               <w:right w:val="single" w:sz="4" w:color="D9D9D9"/>
             </w:tcBorders>
             <w:tcMar>
-              <w:top w:w="80" w:type="dxa"/>
-              <w:bottom w:w="80" w:type="dxa"/>
+              <w:top w:w="55" w:type="dxa"/>
+              <w:bottom w:w="55" w:type="dxa"/>
               <w:left w:w="100" w:type="dxa"/>
               <w:right w:w="100" w:type="dxa"/>
             </w:tcMar>
-            <w:shd w:fill="F2F5F9"/>
           </w:tcPr>
           <w:p>
             <w:pPr>
-              <w:spacing w:after="0" w:line="252" w:lineRule="auto"/>
+              <w:spacing w:after="0" w:line="254" w:lineRule="auto"/>
+            </w:pPr>
+            <w:r>
+              <w:rPr>
+                <w:rFonts w:ascii="Arial" w:hAnsi="Arial"/>
+                <w:b/>
+                <w:color w:val="FFFFFF"/>
+                <w:sz w:val="18"/>
+              </w:rPr>
+              <w:t>Кто</w:t>
+            </w:r>
+          </w:p>
+        </w:tc>
+        <w:tc>
+          <w:tcPr>
+            <w:tcW w:type="dxa" w:w="3715"/>
+            <w:vAlign w:val="center"/>
+            <w:shd w:fill="263A5A"/>
+            <w:tcBorders>
+              <w:top w:val="single" w:sz="4" w:color="D9D9D9"/>
+              <w:left w:val="single" w:sz="4" w:color="D9D9D9"/>
+              <w:bottom w:val="single" w:sz="4" w:color="D9D9D9"/>
+              <w:right w:val="single" w:sz="4" w:color="D9D9D9"/>
+            </w:tcBorders>
+            <w:tcMar>
+              <w:top w:w="55" w:type="dxa"/>
+              <w:bottom w:w="55" w:type="dxa"/>
+              <w:left w:w="100" w:type="dxa"/>
+              <w:right w:w="100" w:type="dxa"/>
+            </w:tcMar>
+          </w:tcPr>
+          <w:p>
+            <w:pPr>
+              <w:spacing w:after="0" w:line="254" w:lineRule="auto"/>
+            </w:pPr>
+            <w:r>
+              <w:rPr>
+                <w:rFonts w:ascii="Arial" w:hAnsi="Arial"/>
+                <w:b/>
+                <w:color w:val="FFFFFF"/>
+                <w:sz w:val="18"/>
+              </w:rPr>
+              <w:t>Модель и enum</w:t>
+            </w:r>
+          </w:p>
+        </w:tc>
+        <w:tc>
+          <w:tcPr>
+            <w:tcW w:type="dxa" w:w="4450"/>
+            <w:vAlign w:val="center"/>
+            <w:shd w:fill="263A5A"/>
+            <w:tcBorders>
+              <w:top w:val="single" w:sz="4" w:color="D9D9D9"/>
+              <w:left w:val="single" w:sz="4" w:color="D9D9D9"/>
+              <w:bottom w:val="single" w:sz="4" w:color="D9D9D9"/>
+              <w:right w:val="single" w:sz="4" w:color="D9D9D9"/>
+            </w:tcBorders>
+            <w:tcMar>
+              <w:top w:w="55" w:type="dxa"/>
+              <w:bottom w:w="55" w:type="dxa"/>
+              <w:left w:w="100" w:type="dxa"/>
+              <w:right w:w="100" w:type="dxa"/>
+            </w:tcMar>
+          </w:tcPr>
+          <w:p>
+            <w:pPr>
+              <w:spacing w:after="0" w:line="254" w:lineRule="auto"/>
+            </w:pPr>
+            <w:r>
+              <w:rPr>
+                <w:rFonts w:ascii="Arial" w:hAnsi="Arial"/>
+                <w:b/>
+                <w:color w:val="FFFFFF"/>
+                <w:sz w:val="18"/>
+              </w:rPr>
+              <w:t>Сервис и репозиторий</w:t>
+            </w:r>
+          </w:p>
+        </w:tc>
+      </w:tr>
+      <w:tr>
+        <w:trPr>
+          <w:cantSplit/>
+        </w:trPr>
+        <w:tc>
+          <w:tcPr>
+            <w:tcW w:type="dxa" w:w="1728"/>
+            <w:vAlign w:val="center"/>
+            <w:shd w:fill="FFFFFF"/>
+            <w:tcBorders>
+              <w:top w:val="single" w:sz="4" w:color="D9D9D9"/>
+              <w:left w:val="single" w:sz="4" w:color="D9D9D9"/>
+              <w:bottom w:val="single" w:sz="4" w:color="D9D9D9"/>
+              <w:right w:val="single" w:sz="4" w:color="D9D9D9"/>
+            </w:tcBorders>
+            <w:tcMar>
+              <w:top w:w="55" w:type="dxa"/>
+              <w:bottom w:w="55" w:type="dxa"/>
+              <w:left w:w="100" w:type="dxa"/>
+              <w:right w:w="100" w:type="dxa"/>
+            </w:tcMar>
+          </w:tcPr>
+          <w:p>
+            <w:pPr>
+              <w:spacing w:after="0" w:line="254" w:lineRule="auto"/>
             </w:pPr>
             <w:r>
               <w:rPr>
@@ -3889,14 +931,15 @@
                 <w:color w:val="000000"/>
                 <w:sz w:val="18"/>
               </w:rPr>
-              <w:t>Учебные записи</w:t>
+              <w:t>Кандидат</w:t>
             </w:r>
           </w:p>
         </w:tc>
         <w:tc>
           <w:tcPr>
-            <w:tcW w:type="dxa" w:w="4723"/>
+            <w:tcW w:type="dxa" w:w="3715"/>
             <w:vAlign w:val="center"/>
+            <w:shd w:fill="FFFFFF"/>
             <w:tcBorders>
               <w:top w:val="single" w:sz="4" w:color="D9D9D9"/>
               <w:left w:val="single" w:sz="4" w:color="D9D9D9"/>
@@ -3904,16 +947,733 @@
               <w:right w:val="single" w:sz="4" w:color="D9D9D9"/>
             </w:tcBorders>
             <w:tcMar>
-              <w:top w:w="80" w:type="dxa"/>
-              <w:bottom w:w="80" w:type="dxa"/>
+              <w:top w:w="55" w:type="dxa"/>
+              <w:bottom w:w="55" w:type="dxa"/>
               <w:left w:w="100" w:type="dxa"/>
               <w:right w:w="100" w:type="dxa"/>
             </w:tcMar>
-            <w:shd w:fill="F2F5F9"/>
           </w:tcPr>
           <w:p>
             <w:pPr>
-              <w:spacing w:after="0" w:line="252" w:lineRule="auto"/>
+              <w:spacing w:after="0" w:line="254" w:lineRule="auto"/>
+            </w:pPr>
+            <w:r>
+              <w:rPr>
+                <w:rFonts w:ascii="Arial" w:hAnsi="Arial"/>
+                <w:b w:val="0"/>
+                <w:color w:val="000000"/>
+                <w:sz w:val="18"/>
+              </w:rPr>
+              <w:t>Applicant.java; ApplicantStatus.java</w:t>
+            </w:r>
+          </w:p>
+        </w:tc>
+        <w:tc>
+          <w:tcPr>
+            <w:tcW w:type="dxa" w:w="4450"/>
+            <w:vAlign w:val="center"/>
+            <w:shd w:fill="FFFFFF"/>
+            <w:tcBorders>
+              <w:top w:val="single" w:sz="4" w:color="D9D9D9"/>
+              <w:left w:val="single" w:sz="4" w:color="D9D9D9"/>
+              <w:bottom w:val="single" w:sz="4" w:color="D9D9D9"/>
+              <w:right w:val="single" w:sz="4" w:color="D9D9D9"/>
+            </w:tcBorders>
+            <w:tcMar>
+              <w:top w:w="55" w:type="dxa"/>
+              <w:bottom w:w="55" w:type="dxa"/>
+              <w:left w:w="100" w:type="dxa"/>
+              <w:right w:w="100" w:type="dxa"/>
+            </w:tcMar>
+          </w:tcPr>
+          <w:p>
+            <w:pPr>
+              <w:spacing w:after="0" w:line="254" w:lineRule="auto"/>
+            </w:pPr>
+            <w:r>
+              <w:rPr>
+                <w:rFonts w:ascii="Arial" w:hAnsi="Arial"/>
+                <w:b w:val="0"/>
+                <w:color w:val="000000"/>
+                <w:sz w:val="18"/>
+              </w:rPr>
+              <w:t>ApplicantService.java; ApplicantRepository.java</w:t>
+            </w:r>
+          </w:p>
+        </w:tc>
+      </w:tr>
+      <w:tr>
+        <w:trPr>
+          <w:cantSplit/>
+        </w:trPr>
+        <w:tc>
+          <w:tcPr>
+            <w:tcW w:type="dxa" w:w="1728"/>
+            <w:vAlign w:val="center"/>
+            <w:shd w:fill="F2F5F9"/>
+            <w:tcBorders>
+              <w:top w:val="single" w:sz="4" w:color="D9D9D9"/>
+              <w:left w:val="single" w:sz="4" w:color="D9D9D9"/>
+              <w:bottom w:val="single" w:sz="4" w:color="D9D9D9"/>
+              <w:right w:val="single" w:sz="4" w:color="D9D9D9"/>
+            </w:tcBorders>
+            <w:tcMar>
+              <w:top w:w="55" w:type="dxa"/>
+              <w:bottom w:w="55" w:type="dxa"/>
+              <w:left w:w="100" w:type="dxa"/>
+              <w:right w:w="100" w:type="dxa"/>
+            </w:tcMar>
+          </w:tcPr>
+          <w:p>
+            <w:pPr>
+              <w:spacing w:after="0" w:line="254" w:lineRule="auto"/>
+            </w:pPr>
+            <w:r>
+              <w:rPr>
+                <w:rFonts w:ascii="Arial" w:hAnsi="Arial"/>
+                <w:b w:val="0"/>
+                <w:color w:val="000000"/>
+                <w:sz w:val="18"/>
+              </w:rPr>
+              <w:t>Заявка</w:t>
+            </w:r>
+          </w:p>
+        </w:tc>
+        <w:tc>
+          <w:tcPr>
+            <w:tcW w:type="dxa" w:w="3715"/>
+            <w:vAlign w:val="center"/>
+            <w:shd w:fill="F2F5F9"/>
+            <w:tcBorders>
+              <w:top w:val="single" w:sz="4" w:color="D9D9D9"/>
+              <w:left w:val="single" w:sz="4" w:color="D9D9D9"/>
+              <w:bottom w:val="single" w:sz="4" w:color="D9D9D9"/>
+              <w:right w:val="single" w:sz="4" w:color="D9D9D9"/>
+            </w:tcBorders>
+            <w:tcMar>
+              <w:top w:w="55" w:type="dxa"/>
+              <w:bottom w:w="55" w:type="dxa"/>
+              <w:left w:w="100" w:type="dxa"/>
+              <w:right w:w="100" w:type="dxa"/>
+            </w:tcMar>
+          </w:tcPr>
+          <w:p>
+            <w:pPr>
+              <w:spacing w:after="0" w:line="254" w:lineRule="auto"/>
+            </w:pPr>
+            <w:r>
+              <w:rPr>
+                <w:rFonts w:ascii="Arial" w:hAnsi="Arial"/>
+                <w:b w:val="0"/>
+                <w:color w:val="000000"/>
+                <w:sz w:val="18"/>
+              </w:rPr>
+              <w:t>ExamApplication.java; ApplicationStatus.java</w:t>
+            </w:r>
+          </w:p>
+        </w:tc>
+        <w:tc>
+          <w:tcPr>
+            <w:tcW w:type="dxa" w:w="4450"/>
+            <w:vAlign w:val="center"/>
+            <w:shd w:fill="F2F5F9"/>
+            <w:tcBorders>
+              <w:top w:val="single" w:sz="4" w:color="D9D9D9"/>
+              <w:left w:val="single" w:sz="4" w:color="D9D9D9"/>
+              <w:bottom w:val="single" w:sz="4" w:color="D9D9D9"/>
+              <w:right w:val="single" w:sz="4" w:color="D9D9D9"/>
+            </w:tcBorders>
+            <w:tcMar>
+              <w:top w:w="55" w:type="dxa"/>
+              <w:bottom w:w="55" w:type="dxa"/>
+              <w:left w:w="100" w:type="dxa"/>
+              <w:right w:w="100" w:type="dxa"/>
+            </w:tcMar>
+          </w:tcPr>
+          <w:p>
+            <w:pPr>
+              <w:spacing w:after="0" w:line="254" w:lineRule="auto"/>
+            </w:pPr>
+            <w:r>
+              <w:rPr>
+                <w:rFonts w:ascii="Arial" w:hAnsi="Arial"/>
+                <w:b w:val="0"/>
+                <w:color w:val="000000"/>
+                <w:sz w:val="18"/>
+              </w:rPr>
+              <w:t>ExamApplicationService.java; ExamApplicationRepository.java</w:t>
+            </w:r>
+          </w:p>
+        </w:tc>
+      </w:tr>
+      <w:tr>
+        <w:trPr>
+          <w:cantSplit/>
+        </w:trPr>
+        <w:tc>
+          <w:tcPr>
+            <w:tcW w:type="dxa" w:w="1728"/>
+            <w:vAlign w:val="center"/>
+            <w:shd w:fill="FFFFFF"/>
+            <w:tcBorders>
+              <w:top w:val="single" w:sz="4" w:color="D9D9D9"/>
+              <w:left w:val="single" w:sz="4" w:color="D9D9D9"/>
+              <w:bottom w:val="single" w:sz="4" w:color="D9D9D9"/>
+              <w:right w:val="single" w:sz="4" w:color="D9D9D9"/>
+            </w:tcBorders>
+            <w:tcMar>
+              <w:top w:w="55" w:type="dxa"/>
+              <w:bottom w:w="55" w:type="dxa"/>
+              <w:left w:w="100" w:type="dxa"/>
+              <w:right w:w="100" w:type="dxa"/>
+            </w:tcMar>
+          </w:tcPr>
+          <w:p>
+            <w:pPr>
+              <w:spacing w:after="0" w:line="254" w:lineRule="auto"/>
+            </w:pPr>
+            <w:r>
+              <w:rPr>
+                <w:rFonts w:ascii="Arial" w:hAnsi="Arial"/>
+                <w:b w:val="0"/>
+                <w:color w:val="000000"/>
+                <w:sz w:val="18"/>
+              </w:rPr>
+              <w:t>Экзаменатор</w:t>
+            </w:r>
+          </w:p>
+        </w:tc>
+        <w:tc>
+          <w:tcPr>
+            <w:tcW w:type="dxa" w:w="3715"/>
+            <w:vAlign w:val="center"/>
+            <w:shd w:fill="FFFFFF"/>
+            <w:tcBorders>
+              <w:top w:val="single" w:sz="4" w:color="D9D9D9"/>
+              <w:left w:val="single" w:sz="4" w:color="D9D9D9"/>
+              <w:bottom w:val="single" w:sz="4" w:color="D9D9D9"/>
+              <w:right w:val="single" w:sz="4" w:color="D9D9D9"/>
+            </w:tcBorders>
+            <w:tcMar>
+              <w:top w:w="55" w:type="dxa"/>
+              <w:bottom w:w="55" w:type="dxa"/>
+              <w:left w:w="100" w:type="dxa"/>
+              <w:right w:w="100" w:type="dxa"/>
+            </w:tcMar>
+          </w:tcPr>
+          <w:p>
+            <w:pPr>
+              <w:spacing w:after="0" w:line="254" w:lineRule="auto"/>
+            </w:pPr>
+            <w:r>
+              <w:rPr>
+                <w:rFonts w:ascii="Arial" w:hAnsi="Arial"/>
+                <w:b w:val="0"/>
+                <w:color w:val="000000"/>
+                <w:sz w:val="18"/>
+              </w:rPr>
+              <w:t>Examiner.java; ExaminerStatus.java</w:t>
+            </w:r>
+          </w:p>
+        </w:tc>
+        <w:tc>
+          <w:tcPr>
+            <w:tcW w:type="dxa" w:w="4450"/>
+            <w:vAlign w:val="center"/>
+            <w:shd w:fill="FFFFFF"/>
+            <w:tcBorders>
+              <w:top w:val="single" w:sz="4" w:color="D9D9D9"/>
+              <w:left w:val="single" w:sz="4" w:color="D9D9D9"/>
+              <w:bottom w:val="single" w:sz="4" w:color="D9D9D9"/>
+              <w:right w:val="single" w:sz="4" w:color="D9D9D9"/>
+            </w:tcBorders>
+            <w:tcMar>
+              <w:top w:w="55" w:type="dxa"/>
+              <w:bottom w:w="55" w:type="dxa"/>
+              <w:left w:w="100" w:type="dxa"/>
+              <w:right w:w="100" w:type="dxa"/>
+            </w:tcMar>
+          </w:tcPr>
+          <w:p>
+            <w:pPr>
+              <w:spacing w:after="0" w:line="254" w:lineRule="auto"/>
+            </w:pPr>
+            <w:r>
+              <w:rPr>
+                <w:rFonts w:ascii="Arial" w:hAnsi="Arial"/>
+                <w:b w:val="0"/>
+                <w:color w:val="000000"/>
+                <w:sz w:val="18"/>
+              </w:rPr>
+              <w:t>ExaminerService.java; ExaminerRepository.java</w:t>
+            </w:r>
+          </w:p>
+        </w:tc>
+      </w:tr>
+    </w:tbl>
+    <w:p>
+      <w:r>
+        <w:t>У каждой модели частные поля, конструктор, геттеры и сеттеры. Сеттер меняет Java-объект в памяти; сохранение в PostgreSQL делает метод update соответствующего репозитория. В каждом сервисе объявлено своё исключение: ApplicantException, ApplicationException или ExaminerException. Меню перехватывает их и печатает понятную ошибку.</w:t>
+      </w:r>
+    </w:p>
+    <w:p>
+      <w:pPr>
+        <w:pStyle w:val="Heading1"/>
+      </w:pPr>
+      <w:r>
+        <w:t>Как создаётся заявка</w:t>
+      </w:r>
+    </w:p>
+    <w:p>
+      <w:pPr>
+        <w:ind w:left="288" w:hanging="288"/>
+      </w:pPr>
+      <w:r>
+        <w:rPr>
+          <w:b/>
+        </w:rPr>
+        <w:t xml:space="preserve">1. </w:t>
+      </w:r>
+      <w:r>
+        <w:t>ConsoleUi получает ID кандидата, название экзамена и дату, преобразует число и дату и вызывает ExamApplicationService.createApplication().</w:t>
+      </w:r>
+    </w:p>
+    <w:p>
+      <w:pPr>
+        <w:ind w:left="288" w:hanging="288"/>
+      </w:pPr>
+      <w:r>
+        <w:rPr>
+          <w:b/>
+        </w:rPr>
+        <w:t xml:space="preserve">2. </w:t>
+      </w:r>
+      <w:r>
+        <w:t>Сервис через ApplicantService убеждается, что кандидат существует и имеет статус ACTIVE. Затем проверяет длину названия, будущую дату и отсутствие активного дубликата.</w:t>
+      </w:r>
+    </w:p>
+    <w:p>
+      <w:pPr>
+        <w:ind w:left="288" w:hanging="288"/>
+      </w:pPr>
+      <w:r>
+        <w:rPr>
+          <w:b/>
+        </w:rPr>
+        <w:t xml:space="preserve">3. </w:t>
+      </w:r>
+      <w:r>
+        <w:t>ExamApplicationRepository открывает соединение через Database.connect(), готовит INSERT с параметрами ? и передаёт значения через setLong, setString и setTimestamp.</w:t>
+      </w:r>
+    </w:p>
+    <w:p>
+      <w:pPr>
+        <w:ind w:left="288" w:hanging="288"/>
+      </w:pPr>
+      <w:r>
+        <w:rPr>
+          <w:b/>
+        </w:rPr>
+        <w:t xml:space="preserve">4. </w:t>
+      </w:r>
+      <w:r>
+        <w:t>PostgreSQL проверяет внешние ключи, уникальность и CHECK, сохраняет строку со статусом NEW и возвращает созданный ID.</w:t>
+      </w:r>
+    </w:p>
+    <w:p>
+      <w:pPr>
+        <w:ind w:left="288" w:hanging="288"/>
+      </w:pPr>
+      <w:r>
+        <w:rPr>
+          <w:b/>
+        </w:rPr>
+        <w:t xml:space="preserve">5. </w:t>
+      </w:r>
+      <w:r>
+        <w:t>Репозиторий возвращает ID сервису, сервис — меню. Меню печатает результат и остаётся открытым.</w:t>
+      </w:r>
+    </w:p>
+    <w:p>
+      <w:pPr>
+        <w:pStyle w:val="Heading1"/>
+      </w:pPr>
+      <w:r>
+        <w:t>Где хранятся данные</w:t>
+      </w:r>
+    </w:p>
+    <w:p>
+      <w:r>
+        <w:t>Таблица applicants хранит кандидатов; exam_applications — заявки. Поле exam_applications.applicant_id ссылается на applicants.id: у одного кандидата может быть много заявок. Таблица examiners хранит отдельный справочник сотрудников; назначение экзаменатора на конкретную заявку в КР 1 не предусмотрено.</w:t>
+      </w:r>
+    </w:p>
+    <w:p>
+      <w:pPr>
+        <w:jc w:val="center"/>
+      </w:pPr>
+      <w:r>
+        <w:drawing>
+          <wp:inline xmlns:a="http://schemas.openxmlformats.org/drawingml/2006/main" xmlns:pic="http://schemas.openxmlformats.org/drawingml/2006/picture">
+            <wp:extent cx="4754880" cy="3522133"/>
+            <wp:docPr id="1" name="Picture 1"/>
+            <wp:cNvGraphicFramePr>
+              <a:graphicFrameLocks noChangeAspect="1"/>
+            </wp:cNvGraphicFramePr>
+            <a:graphic>
+              <a:graphicData uri="http://schemas.openxmlformats.org/drawingml/2006/picture">
+                <pic:pic>
+                  <pic:nvPicPr>
+                    <pic:cNvPr id="0" name="er-diagram-full.png"/>
+                    <pic:cNvPicPr/>
+                  </pic:nvPicPr>
+                  <pic:blipFill>
+                    <a:blip r:embed="rId10"/>
+                    <a:stretch>
+                      <a:fillRect/>
+                    </a:stretch>
+                  </pic:blipFill>
+                  <pic:spPr>
+                    <a:xfrm>
+                      <a:off x="0" y="0"/>
+                      <a:ext cx="4754880" cy="3522133"/>
+                    </a:xfrm>
+                    <a:prstGeom prst="rect"/>
+                  </pic:spPr>
+                </pic:pic>
+              </a:graphicData>
+            </a:graphic>
+          </wp:inline>
+        </w:drawing>
+      </w:r>
+    </w:p>
+    <w:p>
+      <w:pPr>
+        <w:pStyle w:val="Heading1"/>
+      </w:pPr>
+      <w:r>
+        <w:t>За что отвечают остальные файлы</w:t>
+      </w:r>
+    </w:p>
+    <w:tbl>
+      <w:tblPr>
+        <w:tblW w:type="auto" w:w="0"/>
+        <w:tblLayout w:type="fixed"/>
+        <w:tblLook w:firstColumn="1" w:firstRow="1" w:lastColumn="0" w:lastRow="0" w:noHBand="0" w:noVBand="1" w:val="04A0"/>
+      </w:tblPr>
+      <w:tblGrid>
+        <w:gridCol w:w="3197"/>
+        <w:gridCol w:w="6696"/>
+      </w:tblGrid>
+      <w:tr>
+        <w:trPr>
+          <w:cantSplit/>
+          <w:tblHeader w:val="true"/>
+        </w:trPr>
+        <w:tc>
+          <w:tcPr>
+            <w:tcW w:type="dxa" w:w="3197"/>
+            <w:vAlign w:val="center"/>
+            <w:shd w:fill="263A5A"/>
+            <w:tcBorders>
+              <w:top w:val="single" w:sz="4" w:color="D9D9D9"/>
+              <w:left w:val="single" w:sz="4" w:color="D9D9D9"/>
+              <w:bottom w:val="single" w:sz="4" w:color="D9D9D9"/>
+              <w:right w:val="single" w:sz="4" w:color="D9D9D9"/>
+            </w:tcBorders>
+            <w:tcMar>
+              <w:top w:w="55" w:type="dxa"/>
+              <w:bottom w:w="55" w:type="dxa"/>
+              <w:left w:w="100" w:type="dxa"/>
+              <w:right w:w="100" w:type="dxa"/>
+            </w:tcMar>
+          </w:tcPr>
+          <w:p>
+            <w:pPr>
+              <w:spacing w:after="0" w:line="254" w:lineRule="auto"/>
+            </w:pPr>
+            <w:r>
+              <w:rPr>
+                <w:rFonts w:ascii="Arial" w:hAnsi="Arial"/>
+                <w:b/>
+                <w:color w:val="FFFFFF"/>
+                <w:sz w:val="18"/>
+              </w:rPr>
+              <w:t>Файл</w:t>
+            </w:r>
+          </w:p>
+        </w:tc>
+        <w:tc>
+          <w:tcPr>
+            <w:tcW w:type="dxa" w:w="6696"/>
+            <w:vAlign w:val="center"/>
+            <w:shd w:fill="263A5A"/>
+            <w:tcBorders>
+              <w:top w:val="single" w:sz="4" w:color="D9D9D9"/>
+              <w:left w:val="single" w:sz="4" w:color="D9D9D9"/>
+              <w:bottom w:val="single" w:sz="4" w:color="D9D9D9"/>
+              <w:right w:val="single" w:sz="4" w:color="D9D9D9"/>
+            </w:tcBorders>
+            <w:tcMar>
+              <w:top w:w="55" w:type="dxa"/>
+              <w:bottom w:w="55" w:type="dxa"/>
+              <w:left w:w="100" w:type="dxa"/>
+              <w:right w:w="100" w:type="dxa"/>
+            </w:tcMar>
+          </w:tcPr>
+          <w:p>
+            <w:pPr>
+              <w:spacing w:after="0" w:line="254" w:lineRule="auto"/>
+            </w:pPr>
+            <w:r>
+              <w:rPr>
+                <w:rFonts w:ascii="Arial" w:hAnsi="Arial"/>
+                <w:b/>
+                <w:color w:val="FFFFFF"/>
+                <w:sz w:val="18"/>
+              </w:rPr>
+              <w:t>Назначение</w:t>
+            </w:r>
+          </w:p>
+        </w:tc>
+      </w:tr>
+      <w:tr>
+        <w:trPr>
+          <w:cantSplit/>
+        </w:trPr>
+        <w:tc>
+          <w:tcPr>
+            <w:tcW w:type="dxa" w:w="3197"/>
+            <w:vAlign w:val="center"/>
+            <w:shd w:fill="FFFFFF"/>
+            <w:tcBorders>
+              <w:top w:val="single" w:sz="4" w:color="D9D9D9"/>
+              <w:left w:val="single" w:sz="4" w:color="D9D9D9"/>
+              <w:bottom w:val="single" w:sz="4" w:color="D9D9D9"/>
+              <w:right w:val="single" w:sz="4" w:color="D9D9D9"/>
+            </w:tcBorders>
+            <w:tcMar>
+              <w:top w:w="55" w:type="dxa"/>
+              <w:bottom w:w="55" w:type="dxa"/>
+              <w:left w:w="100" w:type="dxa"/>
+              <w:right w:w="100" w:type="dxa"/>
+            </w:tcMar>
+          </w:tcPr>
+          <w:p>
+            <w:pPr>
+              <w:spacing w:after="0" w:line="254" w:lineRule="auto"/>
+            </w:pPr>
+            <w:r>
+              <w:rPr>
+                <w:rFonts w:ascii="Arial" w:hAnsi="Arial"/>
+                <w:b w:val="0"/>
+                <w:color w:val="000000"/>
+                <w:sz w:val="18"/>
+              </w:rPr>
+              <w:t>pom.xml</w:t>
+            </w:r>
+          </w:p>
+        </w:tc>
+        <w:tc>
+          <w:tcPr>
+            <w:tcW w:type="dxa" w:w="6696"/>
+            <w:vAlign w:val="center"/>
+            <w:shd w:fill="FFFFFF"/>
+            <w:tcBorders>
+              <w:top w:val="single" w:sz="4" w:color="D9D9D9"/>
+              <w:left w:val="single" w:sz="4" w:color="D9D9D9"/>
+              <w:bottom w:val="single" w:sz="4" w:color="D9D9D9"/>
+              <w:right w:val="single" w:sz="4" w:color="D9D9D9"/>
+            </w:tcBorders>
+            <w:tcMar>
+              <w:top w:w="55" w:type="dxa"/>
+              <w:bottom w:w="55" w:type="dxa"/>
+              <w:left w:w="100" w:type="dxa"/>
+              <w:right w:w="100" w:type="dxa"/>
+            </w:tcMar>
+          </w:tcPr>
+          <w:p>
+            <w:pPr>
+              <w:spacing w:after="0" w:line="254" w:lineRule="auto"/>
+            </w:pPr>
+            <w:r>
+              <w:rPr>
+                <w:rFonts w:ascii="Arial" w:hAnsi="Arial"/>
+                <w:b w:val="0"/>
+                <w:color w:val="000000"/>
+                <w:sz w:val="18"/>
+              </w:rPr>
+              <w:t>Настройки Java 8, главный класс, драйвер PostgreSQL и Apache POI.</w:t>
+            </w:r>
+          </w:p>
+        </w:tc>
+      </w:tr>
+      <w:tr>
+        <w:trPr>
+          <w:cantSplit/>
+        </w:trPr>
+        <w:tc>
+          <w:tcPr>
+            <w:tcW w:type="dxa" w:w="3197"/>
+            <w:vAlign w:val="center"/>
+            <w:shd w:fill="F2F5F9"/>
+            <w:tcBorders>
+              <w:top w:val="single" w:sz="4" w:color="D9D9D9"/>
+              <w:left w:val="single" w:sz="4" w:color="D9D9D9"/>
+              <w:bottom w:val="single" w:sz="4" w:color="D9D9D9"/>
+              <w:right w:val="single" w:sz="4" w:color="D9D9D9"/>
+            </w:tcBorders>
+            <w:tcMar>
+              <w:top w:w="55" w:type="dxa"/>
+              <w:bottom w:w="55" w:type="dxa"/>
+              <w:left w:w="100" w:type="dxa"/>
+              <w:right w:w="100" w:type="dxa"/>
+            </w:tcMar>
+          </w:tcPr>
+          <w:p>
+            <w:pPr>
+              <w:spacing w:after="0" w:line="254" w:lineRule="auto"/>
+            </w:pPr>
+            <w:r>
+              <w:rPr>
+                <w:rFonts w:ascii="Arial" w:hAnsi="Arial"/>
+                <w:b w:val="0"/>
+                <w:color w:val="000000"/>
+                <w:sz w:val="18"/>
+              </w:rPr>
+              <w:t>run.sh</w:t>
+            </w:r>
+          </w:p>
+        </w:tc>
+        <w:tc>
+          <w:tcPr>
+            <w:tcW w:type="dxa" w:w="6696"/>
+            <w:vAlign w:val="center"/>
+            <w:shd w:fill="F2F5F9"/>
+            <w:tcBorders>
+              <w:top w:val="single" w:sz="4" w:color="D9D9D9"/>
+              <w:left w:val="single" w:sz="4" w:color="D9D9D9"/>
+              <w:bottom w:val="single" w:sz="4" w:color="D9D9D9"/>
+              <w:right w:val="single" w:sz="4" w:color="D9D9D9"/>
+            </w:tcBorders>
+            <w:tcMar>
+              <w:top w:w="55" w:type="dxa"/>
+              <w:bottom w:w="55" w:type="dxa"/>
+              <w:left w:w="100" w:type="dxa"/>
+              <w:right w:w="100" w:type="dxa"/>
+            </w:tcMar>
+          </w:tcPr>
+          <w:p>
+            <w:pPr>
+              <w:spacing w:after="0" w:line="254" w:lineRule="auto"/>
+            </w:pPr>
+            <w:r>
+              <w:rPr>
+                <w:rFonts w:ascii="Arial" w:hAnsi="Arial"/>
+                <w:b w:val="0"/>
+                <w:color w:val="000000"/>
+                <w:sz w:val="18"/>
+              </w:rPr>
+              <w:t>Запускает локальную БД, обновляет схему, один раз загружает учебные записи и открывает меню.</w:t>
+            </w:r>
+          </w:p>
+        </w:tc>
+      </w:tr>
+      <w:tr>
+        <w:trPr>
+          <w:cantSplit/>
+        </w:trPr>
+        <w:tc>
+          <w:tcPr>
+            <w:tcW w:type="dxa" w:w="3197"/>
+            <w:vAlign w:val="center"/>
+            <w:shd w:fill="FFFFFF"/>
+            <w:tcBorders>
+              <w:top w:val="single" w:sz="4" w:color="D9D9D9"/>
+              <w:left w:val="single" w:sz="4" w:color="D9D9D9"/>
+              <w:bottom w:val="single" w:sz="4" w:color="D9D9D9"/>
+              <w:right w:val="single" w:sz="4" w:color="D9D9D9"/>
+            </w:tcBorders>
+            <w:tcMar>
+              <w:top w:w="55" w:type="dxa"/>
+              <w:bottom w:w="55" w:type="dxa"/>
+              <w:left w:w="100" w:type="dxa"/>
+              <w:right w:w="100" w:type="dxa"/>
+            </w:tcMar>
+          </w:tcPr>
+          <w:p>
+            <w:pPr>
+              <w:spacing w:after="0" w:line="254" w:lineRule="auto"/>
+            </w:pPr>
+            <w:r>
+              <w:rPr>
+                <w:rFonts w:ascii="Arial" w:hAnsi="Arial"/>
+                <w:b w:val="0"/>
+                <w:color w:val="000000"/>
+                <w:sz w:val="18"/>
+              </w:rPr>
+              <w:t>sql/schema.sql</w:t>
+            </w:r>
+          </w:p>
+        </w:tc>
+        <w:tc>
+          <w:tcPr>
+            <w:tcW w:type="dxa" w:w="6696"/>
+            <w:vAlign w:val="center"/>
+            <w:shd w:fill="FFFFFF"/>
+            <w:tcBorders>
+              <w:top w:val="single" w:sz="4" w:color="D9D9D9"/>
+              <w:left w:val="single" w:sz="4" w:color="D9D9D9"/>
+              <w:bottom w:val="single" w:sz="4" w:color="D9D9D9"/>
+              <w:right w:val="single" w:sz="4" w:color="D9D9D9"/>
+            </w:tcBorders>
+            <w:tcMar>
+              <w:top w:w="55" w:type="dxa"/>
+              <w:bottom w:w="55" w:type="dxa"/>
+              <w:left w:w="100" w:type="dxa"/>
+              <w:right w:w="100" w:type="dxa"/>
+            </w:tcMar>
+          </w:tcPr>
+          <w:p>
+            <w:pPr>
+              <w:spacing w:after="0" w:line="254" w:lineRule="auto"/>
+            </w:pPr>
+            <w:r>
+              <w:rPr>
+                <w:rFonts w:ascii="Arial" w:hAnsi="Arial"/>
+                <w:b w:val="0"/>
+                <w:color w:val="000000"/>
+                <w:sz w:val="18"/>
+              </w:rPr>
+              <w:t>Три таблицы, ключи, уникальность и проверки значений.</w:t>
+            </w:r>
+          </w:p>
+        </w:tc>
+      </w:tr>
+      <w:tr>
+        <w:trPr>
+          <w:cantSplit/>
+        </w:trPr>
+        <w:tc>
+          <w:tcPr>
+            <w:tcW w:type="dxa" w:w="3197"/>
+            <w:vAlign w:val="center"/>
+            <w:shd w:fill="F2F5F9"/>
+            <w:tcBorders>
+              <w:top w:val="single" w:sz="4" w:color="D9D9D9"/>
+              <w:left w:val="single" w:sz="4" w:color="D9D9D9"/>
+              <w:bottom w:val="single" w:sz="4" w:color="D9D9D9"/>
+              <w:right w:val="single" w:sz="4" w:color="D9D9D9"/>
+            </w:tcBorders>
+            <w:tcMar>
+              <w:top w:w="55" w:type="dxa"/>
+              <w:bottom w:w="55" w:type="dxa"/>
+              <w:left w:w="100" w:type="dxa"/>
+              <w:right w:w="100" w:type="dxa"/>
+            </w:tcMar>
+          </w:tcPr>
+          <w:p>
+            <w:pPr>
+              <w:spacing w:after="0" w:line="254" w:lineRule="auto"/>
             </w:pPr>
             <w:r>
               <w:rPr>
@@ -3926,22 +1686,263 @@
             </w:r>
           </w:p>
         </w:tc>
+        <w:tc>
+          <w:tcPr>
+            <w:tcW w:type="dxa" w:w="6696"/>
+            <w:vAlign w:val="center"/>
+            <w:shd w:fill="F2F5F9"/>
+            <w:tcBorders>
+              <w:top w:val="single" w:sz="4" w:color="D9D9D9"/>
+              <w:left w:val="single" w:sz="4" w:color="D9D9D9"/>
+              <w:bottom w:val="single" w:sz="4" w:color="D9D9D9"/>
+              <w:right w:val="single" w:sz="4" w:color="D9D9D9"/>
+            </w:tcBorders>
+            <w:tcMar>
+              <w:top w:w="55" w:type="dxa"/>
+              <w:bottom w:w="55" w:type="dxa"/>
+              <w:left w:w="100" w:type="dxa"/>
+              <w:right w:w="100" w:type="dxa"/>
+            </w:tcMar>
+          </w:tcPr>
+          <w:p>
+            <w:pPr>
+              <w:spacing w:after="0" w:line="254" w:lineRule="auto"/>
+            </w:pPr>
+            <w:r>
+              <w:rPr>
+                <w:rFonts w:ascii="Arial" w:hAnsi="Arial"/>
+                <w:b w:val="0"/>
+                <w:color w:val="000000"/>
+                <w:sz w:val="18"/>
+              </w:rPr>
+              <w:t>Пять кандидатов, десять заявок, пять экзаменаторов.</w:t>
+            </w:r>
+          </w:p>
+        </w:tc>
+      </w:tr>
+      <w:tr>
+        <w:trPr>
+          <w:cantSplit/>
+        </w:trPr>
+        <w:tc>
+          <w:tcPr>
+            <w:tcW w:type="dxa" w:w="3197"/>
+            <w:vAlign w:val="center"/>
+            <w:shd w:fill="FFFFFF"/>
+            <w:tcBorders>
+              <w:top w:val="single" w:sz="4" w:color="D9D9D9"/>
+              <w:left w:val="single" w:sz="4" w:color="D9D9D9"/>
+              <w:bottom w:val="single" w:sz="4" w:color="D9D9D9"/>
+              <w:right w:val="single" w:sz="4" w:color="D9D9D9"/>
+            </w:tcBorders>
+            <w:tcMar>
+              <w:top w:w="55" w:type="dxa"/>
+              <w:bottom w:w="55" w:type="dxa"/>
+              <w:left w:w="100" w:type="dxa"/>
+              <w:right w:w="100" w:type="dxa"/>
+            </w:tcMar>
+          </w:tcPr>
+          <w:p>
+            <w:pPr>
+              <w:spacing w:after="0" w:line="254" w:lineRule="auto"/>
+            </w:pPr>
+            <w:r>
+              <w:rPr>
+                <w:rFonts w:ascii="Arial" w:hAnsi="Arial"/>
+                <w:b w:val="0"/>
+                <w:color w:val="000000"/>
+                <w:sz w:val="18"/>
+              </w:rPr>
+              <w:t>export/DataExporter.java</w:t>
+            </w:r>
+          </w:p>
+        </w:tc>
+        <w:tc>
+          <w:tcPr>
+            <w:tcW w:type="dxa" w:w="6696"/>
+            <w:vAlign w:val="center"/>
+            <w:shd w:fill="FFFFFF"/>
+            <w:tcBorders>
+              <w:top w:val="single" w:sz="4" w:color="D9D9D9"/>
+              <w:left w:val="single" w:sz="4" w:color="D9D9D9"/>
+              <w:bottom w:val="single" w:sz="4" w:color="D9D9D9"/>
+              <w:right w:val="single" w:sz="4" w:color="D9D9D9"/>
+            </w:tcBorders>
+            <w:tcMar>
+              <w:top w:w="55" w:type="dxa"/>
+              <w:bottom w:w="55" w:type="dxa"/>
+              <w:left w:w="100" w:type="dxa"/>
+              <w:right w:w="100" w:type="dxa"/>
+            </w:tcMar>
+          </w:tcPr>
+          <w:p>
+            <w:pPr>
+              <w:spacing w:after="0" w:line="254" w:lineRule="auto"/>
+            </w:pPr>
+            <w:r>
+              <w:rPr>
+                <w:rFonts w:ascii="Arial" w:hAnsi="Arial"/>
+                <w:b w:val="0"/>
+                <w:color w:val="000000"/>
+                <w:sz w:val="18"/>
+              </w:rPr>
+              <w:t>Интерфейс для экспорта; XlsxExporter реализует его.</w:t>
+            </w:r>
+          </w:p>
+        </w:tc>
+      </w:tr>
+      <w:tr>
+        <w:trPr>
+          <w:cantSplit/>
+        </w:trPr>
+        <w:tc>
+          <w:tcPr>
+            <w:tcW w:type="dxa" w:w="3197"/>
+            <w:vAlign w:val="center"/>
+            <w:shd w:fill="F2F5F9"/>
+            <w:tcBorders>
+              <w:top w:val="single" w:sz="4" w:color="D9D9D9"/>
+              <w:left w:val="single" w:sz="4" w:color="D9D9D9"/>
+              <w:bottom w:val="single" w:sz="4" w:color="D9D9D9"/>
+              <w:right w:val="single" w:sz="4" w:color="D9D9D9"/>
+            </w:tcBorders>
+            <w:tcMar>
+              <w:top w:w="55" w:type="dxa"/>
+              <w:bottom w:w="55" w:type="dxa"/>
+              <w:left w:w="100" w:type="dxa"/>
+              <w:right w:w="100" w:type="dxa"/>
+            </w:tcMar>
+          </w:tcPr>
+          <w:p>
+            <w:pPr>
+              <w:spacing w:after="0" w:line="254" w:lineRule="auto"/>
+            </w:pPr>
+            <w:r>
+              <w:rPr>
+                <w:rFonts w:ascii="Arial" w:hAnsi="Arial"/>
+                <w:b w:val="0"/>
+                <w:color w:val="000000"/>
+                <w:sz w:val="18"/>
+              </w:rPr>
+              <w:t>docs/er-diagram.svg</w:t>
+            </w:r>
+          </w:p>
+        </w:tc>
+        <w:tc>
+          <w:tcPr>
+            <w:tcW w:type="dxa" w:w="6696"/>
+            <w:vAlign w:val="center"/>
+            <w:shd w:fill="F2F5F9"/>
+            <w:tcBorders>
+              <w:top w:val="single" w:sz="4" w:color="D9D9D9"/>
+              <w:left w:val="single" w:sz="4" w:color="D9D9D9"/>
+              <w:bottom w:val="single" w:sz="4" w:color="D9D9D9"/>
+              <w:right w:val="single" w:sz="4" w:color="D9D9D9"/>
+            </w:tcBorders>
+            <w:tcMar>
+              <w:top w:w="55" w:type="dxa"/>
+              <w:bottom w:w="55" w:type="dxa"/>
+              <w:left w:w="100" w:type="dxa"/>
+              <w:right w:w="100" w:type="dxa"/>
+            </w:tcMar>
+          </w:tcPr>
+          <w:p>
+            <w:pPr>
+              <w:spacing w:after="0" w:line="254" w:lineRule="auto"/>
+            </w:pPr>
+            <w:r>
+              <w:rPr>
+                <w:rFonts w:ascii="Arial" w:hAnsi="Arial"/>
+                <w:b w:val="0"/>
+                <w:color w:val="000000"/>
+                <w:sz w:val="18"/>
+              </w:rPr>
+              <w:t>Диаграмма таблиц и связи кандидата с заявками.</w:t>
+            </w:r>
+          </w:p>
+        </w:tc>
+      </w:tr>
+      <w:tr>
+        <w:trPr>
+          <w:cantSplit/>
+        </w:trPr>
+        <w:tc>
+          <w:tcPr>
+            <w:tcW w:type="dxa" w:w="3197"/>
+            <w:vAlign w:val="center"/>
+            <w:shd w:fill="FFFFFF"/>
+            <w:tcBorders>
+              <w:top w:val="single" w:sz="4" w:color="D9D9D9"/>
+              <w:left w:val="single" w:sz="4" w:color="D9D9D9"/>
+              <w:bottom w:val="single" w:sz="4" w:color="D9D9D9"/>
+              <w:right w:val="single" w:sz="4" w:color="D9D9D9"/>
+            </w:tcBorders>
+            <w:tcMar>
+              <w:top w:w="55" w:type="dxa"/>
+              <w:bottom w:w="55" w:type="dxa"/>
+              <w:left w:w="100" w:type="dxa"/>
+              <w:right w:w="100" w:type="dxa"/>
+            </w:tcMar>
+          </w:tcPr>
+          <w:p>
+            <w:pPr>
+              <w:spacing w:after="0" w:line="254" w:lineRule="auto"/>
+            </w:pPr>
+            <w:r>
+              <w:rPr>
+                <w:rFonts w:ascii="Arial" w:hAnsi="Arial"/>
+                <w:b w:val="0"/>
+                <w:color w:val="000000"/>
+                <w:sz w:val="18"/>
+              </w:rPr>
+              <w:t>src/test/.../IntegrationSmoke.java</w:t>
+            </w:r>
+          </w:p>
+        </w:tc>
+        <w:tc>
+          <w:tcPr>
+            <w:tcW w:type="dxa" w:w="6696"/>
+            <w:vAlign w:val="center"/>
+            <w:shd w:fill="FFFFFF"/>
+            <w:tcBorders>
+              <w:top w:val="single" w:sz="4" w:color="D9D9D9"/>
+              <w:left w:val="single" w:sz="4" w:color="D9D9D9"/>
+              <w:bottom w:val="single" w:sz="4" w:color="D9D9D9"/>
+              <w:right w:val="single" w:sz="4" w:color="D9D9D9"/>
+            </w:tcBorders>
+            <w:tcMar>
+              <w:top w:w="55" w:type="dxa"/>
+              <w:bottom w:w="55" w:type="dxa"/>
+              <w:left w:w="100" w:type="dxa"/>
+              <w:right w:w="100" w:type="dxa"/>
+            </w:tcMar>
+          </w:tcPr>
+          <w:p>
+            <w:pPr>
+              <w:spacing w:after="0" w:line="254" w:lineRule="auto"/>
+            </w:pPr>
+            <w:r>
+              <w:rPr>
+                <w:rFonts w:ascii="Arial" w:hAnsi="Arial"/>
+                <w:b w:val="0"/>
+                <w:color w:val="000000"/>
+                <w:sz w:val="18"/>
+              </w:rPr>
+              <w:t>Проверка трёх сущностей и Excel на работающей PostgreSQL.</w:t>
+            </w:r>
+          </w:p>
+        </w:tc>
       </w:tr>
     </w:tbl>
     <w:p>
-      <w:pPr>
-        <w:spacing w:after="20"/>
-      </w:pPr>
-    </w:p>
-    <w:p>
       <w:r>
-        <w:t>Для защиты проследите создание заявки в коде: ConsoleUi → ExamCenterService → ExamCenterRepository → PostgreSQL. Затем объясните обратный путь результата.</w:t>
+        <w:t>Для защиты откройте сначала Main.java, затем один сервис и его репозиторий. Чтобы изменить текст меню, откройте ConsoleUi.java; правило — сервис; SQL — репозиторий или sql/schema.sql; колонки Excel — XlsxExporter.java.</w:t>
       </w:r>
     </w:p>
     <w:sectPr>
-      <w:footerReference w:type="default" r:id="rId10"/>
+      <w:footerReference w:type="default" r:id="rId9"/>
       <w:pgSz w:w="12240" w:h="15840"/>
-      <w:pgMar w:top="1123" w:right="1181" w:bottom="1037" w:left="1181" w:header="720" w:footer="720" w:gutter="0"/>
+      <w:pgMar w:top="893" w:right="1152" w:bottom="835" w:left="1152" w:header="720" w:footer="720" w:gutter="0"/>
       <w:cols w:space="720"/>
       <w:docGrid w:linePitch="360"/>
     </w:sectPr>
@@ -3953,7 +1954,7 @@
 <w:ftr xmlns:m="http://schemas.openxmlformats.org/officeDocument/2006/math" xmlns:mc="http://schemas.openxmlformats.org/markup-compatibility/2006" xmlns:mo="http://schemas.microsoft.com/office/mac/office/2008/main" xmlns:mv="urn:schemas-microsoft-com:mac:vml" xmlns:o="urn:schemas-microsoft-com:office:office" xmlns:r="http://schemas.openxmlformats.org/officeDocument/2006/relationships" xmlns:v="urn:schemas-microsoft-com:vml" xmlns:w10="urn:schemas-microsoft-com:office:word" xmlns:w14="http://schemas.microsoft.com/office/word/2010/wordml" xmlns:w="http://schemas.openxmlformats.org/wordprocessingml/2006/main" xmlns:wne="http://schemas.microsoft.com/office/word/2006/wordml" xmlns:wp14="http://schemas.microsoft.com/office/word/2010/wordprocessingDrawing" xmlns:wp="http://schemas.openxmlformats.org/drawingml/2006/wordprocessingDrawing" xmlns:wpc="http://schemas.microsoft.com/office/word/2010/wordprocessingCanvas" xmlns:wpg="http://schemas.microsoft.com/office/word/2010/wordprocessingGroup" xmlns:wpi="http://schemas.microsoft.com/office/word/2010/wordprocessingInk" xmlns:wps="http://schemas.microsoft.com/office/word/2010/wordprocessingShape" mc:Ignorable="w14 wp14">
   <w:p>
     <w:pPr>
-      <w:spacing w:after="0"/>
+      <w:pStyle w:val="Footer"/>
       <w:jc w:val="right"/>
     </w:pPr>
     <w:r>
@@ -4333,13 +2334,13 @@
     <w:qFormat/>
     <w:rsid w:val="00FC693F"/>
     <w:pPr>
-      <w:spacing w:after="120" w:line="271" w:lineRule="auto"/>
+      <w:spacing w:line="259" w:lineRule="auto" w:after="80"/>
     </w:pPr>
     <w:rPr>
-      <w:rFonts w:ascii="Arial" w:hAnsi="Arial"/>
+      <w:rFonts w:ascii="Arial" w:hAnsi="Arial" w:eastAsia="Arial" w:cs="Arial"/>
       <w:b w:val="0"/>
       <w:color w:val="000000"/>
-      <w:sz w:val="21"/>
+      <w:sz w:val="20"/>
     </w:rPr>
   </w:style>
   <w:style w:type="paragraph" w:styleId="Header">
@@ -4397,15 +2398,15 @@
     <w:pPr>
       <w:keepNext/>
       <w:keepLines/>
-      <w:spacing w:before="260" w:after="100"/>
+      <w:spacing w:before="180" w:after="80"/>
       <w:outlineLvl w:val="0"/>
     </w:pPr>
     <w:rPr>
-      <w:rFonts w:asciiTheme="majorHAnsi" w:eastAsiaTheme="majorEastAsia" w:hAnsiTheme="majorHAnsi" w:cstheme="majorBidi" w:ascii="Arial" w:hAnsi="Arial"/>
+      <w:rFonts w:asciiTheme="majorHAnsi" w:eastAsiaTheme="majorEastAsia" w:hAnsiTheme="majorHAnsi" w:cstheme="majorBidi" w:ascii="Arial" w:hAnsi="Arial" w:eastAsia="Arial" w:cs="Arial"/>
       <w:b/>
       <w:bCs/>
       <w:color w:val="000000"/>
-      <w:sz w:val="28"/>
+      <w:sz w:val="27"/>
       <w:szCs w:val="28"/>
     </w:rPr>
   </w:style>
@@ -4421,15 +2422,15 @@
     <w:pPr>
       <w:keepNext/>
       <w:keepLines/>
-      <w:spacing w:before="180" w:after="80"/>
+      <w:spacing w:before="120" w:after="80"/>
       <w:outlineLvl w:val="1"/>
     </w:pPr>
     <w:rPr>
-      <w:rFonts w:asciiTheme="majorHAnsi" w:eastAsiaTheme="majorEastAsia" w:hAnsiTheme="majorHAnsi" w:cstheme="majorBidi" w:ascii="Arial" w:hAnsi="Arial"/>
+      <w:rFonts w:asciiTheme="majorHAnsi" w:eastAsiaTheme="majorEastAsia" w:hAnsiTheme="majorHAnsi" w:cstheme="majorBidi" w:ascii="Arial" w:hAnsi="Arial" w:eastAsia="Arial" w:cs="Arial"/>
       <w:b/>
       <w:bCs/>
       <w:color w:val="000000"/>
-      <w:sz w:val="23"/>
+      <w:sz w:val="22"/>
       <w:szCs w:val="26"/>
     </w:rPr>
   </w:style>
@@ -4683,20 +2684,19 @@
     <w:qFormat/>
     <w:rsid w:val="00FC693F"/>
     <w:pPr>
-      <w:keepNext/>
-      <w:spacing w:after="240" w:line="240" w:lineRule="auto"/>
+      <w:spacing w:after="200" w:line="240" w:lineRule="auto"/>
       <w:contextualSpacing/>
       <w:pBdr>
         <w:bottom w:val="nil"/>
       </w:pBdr>
     </w:pPr>
     <w:rPr>
-      <w:rFonts w:asciiTheme="majorHAnsi" w:eastAsiaTheme="majorEastAsia" w:hAnsiTheme="majorHAnsi" w:cstheme="majorBidi" w:ascii="Arial" w:hAnsi="Arial"/>
+      <w:rFonts w:asciiTheme="majorHAnsi" w:eastAsiaTheme="majorEastAsia" w:hAnsiTheme="majorHAnsi" w:cstheme="majorBidi" w:ascii="Arial" w:hAnsi="Arial" w:eastAsia="Arial" w:cs="Arial"/>
       <w:b/>
       <w:color w:val="000000"/>
       <w:spacing w:val="5"/>
       <w:kern w:val="28"/>
-      <w:sz w:val="42"/>
+      <w:sz w:val="40"/>
       <w:szCs w:val="52"/>
     </w:rPr>
   </w:style>
@@ -16025,31 +14025,6 @@
         <w:shd w:val="clear" w:color="auto" w:fill="FBCAA2" w:themeFill="accent6" w:themeFillTint="7F"/>
       </w:tcPr>
     </w:tblStylePr>
-  </w:style>
-  <w:style w:type="paragraph" w:customStyle="1" w:styleId="CodeExample">
-    <w:name w:val="Code Example"/>
-    <w:pPr>
-      <w:spacing w:before="40" w:after="160" w:line="240" w:lineRule="auto"/>
-      <w:ind w:left="259"/>
-    </w:pPr>
-    <w:rPr>
-      <w:rFonts w:ascii="Courier New" w:hAnsi="Courier New"/>
-      <w:color w:val="1E293B"/>
-      <w:sz w:val="18"/>
-    </w:rPr>
-  </w:style>
-  <w:style w:type="paragraph" w:customStyle="1" w:styleId="SourceCaption">
-    <w:name w:val="Source Caption"/>
-    <w:pPr>
-      <w:keepNext/>
-      <w:spacing w:before="60" w:after="60"/>
-    </w:pPr>
-    <w:rPr>
-      <w:rFonts w:ascii="Arial" w:hAnsi="Arial"/>
-      <w:i/>
-      <w:color w:val="505A69"/>
-      <w:sz w:val="18"/>
-    </w:rPr>
   </w:style>
 </w:styles>
 </file>
